--- a/References.docx
+++ b/References.docx
@@ -30,14 +30,13 @@
           <w:numId w:val="1"/>
         </w:numPr>
       </w:pPr>
+      <w:proofErr w:type="spellStart"/>
       <w:r>
         <w:t>ProBuilder</w:t>
       </w:r>
-      <w:r>
-        <w:t xml:space="preserve"> </w:t>
-      </w:r>
-      <w:r>
-        <w:t>– Unity</w:t>
+      <w:proofErr w:type="spellEnd"/>
+      <w:r>
+        <w:t xml:space="preserve"> – Unity</w:t>
       </w:r>
     </w:p>
     <w:p>
@@ -48,8 +47,21 @@
           <w:numId w:val="1"/>
         </w:numPr>
       </w:pPr>
-      <w:r>
-        <w:t>ProGrids – com.unity.progrids (Unity Package Manager)</w:t>
+      <w:proofErr w:type="spellStart"/>
+      <w:r>
+        <w:t>ProGrids</w:t>
+      </w:r>
+      <w:proofErr w:type="spellEnd"/>
+      <w:r>
+        <w:t xml:space="preserve"> – </w:t>
+      </w:r>
+      <w:proofErr w:type="spellStart"/>
+      <w:r>
+        <w:t>com.unity.progrids</w:t>
+      </w:r>
+      <w:proofErr w:type="spellEnd"/>
+      <w:r>
+        <w:t xml:space="preserve"> (Unity Package Manager)</w:t>
       </w:r>
     </w:p>
     <w:p>
@@ -135,6 +147,9 @@
         <w:t>Medieval Cartoon Warriors</w:t>
       </w:r>
       <w:r>
+        <w:t xml:space="preserve"> (Characters)</w:t>
+      </w:r>
+      <w:r>
         <w:t xml:space="preserve"> - </w:t>
       </w:r>
       <w:hyperlink r:id="rId6" w:history="1">
@@ -142,19 +157,158 @@
           <w:rPr>
             <w:rStyle w:val="Hyperlink"/>
           </w:rPr>
-          <w:t>https://assetstore.u</w:t>
+          <w:t>https://assetstore.unity.com/packages/3d/characters/medieval-cartoon-warriors-90079</w:t>
+        </w:r>
+      </w:hyperlink>
+    </w:p>
+    <w:p>
+      <w:pPr>
+        <w:pStyle w:val="ListParagraph"/>
+        <w:numPr>
+          <w:ilvl w:val="0"/>
+          <w:numId w:val="1"/>
+        </w:numPr>
+      </w:pPr>
+      <w:r>
+        <w:t>Medieval house modular lite</w:t>
+      </w:r>
+      <w:r>
+        <w:t xml:space="preserve"> (Houses)</w:t>
+      </w:r>
+      <w:r>
+        <w:t xml:space="preserve"> - </w:t>
+      </w:r>
+      <w:hyperlink r:id="rId7" w:history="1">
+        <w:r>
+          <w:rPr>
+            <w:rStyle w:val="Hyperlink"/>
+          </w:rPr>
+          <w:t>https://assetstore.unity.com/packages/3d/environments/fantasy/medieval-house-modular-lite-189718</w:t>
+        </w:r>
+      </w:hyperlink>
+    </w:p>
+    <w:p>
+      <w:pPr>
+        <w:pStyle w:val="ListParagraph"/>
+        <w:numPr>
+          <w:ilvl w:val="0"/>
+          <w:numId w:val="1"/>
+        </w:numPr>
+      </w:pPr>
+      <w:r>
+        <w:t>Alchemy Lab Props</w:t>
+      </w:r>
+      <w:r>
+        <w:t xml:space="preserve"> (Props and </w:t>
+      </w:r>
+      <w:proofErr w:type="spellStart"/>
+      <w:r>
+        <w:t>Furntiures</w:t>
+      </w:r>
+      <w:proofErr w:type="spellEnd"/>
+      <w:r>
+        <w:t>)</w:t>
+      </w:r>
+      <w:r>
+        <w:t xml:space="preserve"> (Built-in-Gamma version)</w:t>
+      </w:r>
+      <w:r>
+        <w:t xml:space="preserve"> - </w:t>
+      </w:r>
+      <w:hyperlink r:id="rId8" w:history="1">
+        <w:r>
+          <w:rPr>
+            <w:rStyle w:val="Hyperlink"/>
+          </w:rPr>
+          <w:t>https://assetstore.unity.com/packages/3d/props/furniture/alchemy-lab-props-41758</w:t>
+        </w:r>
+      </w:hyperlink>
+    </w:p>
+    <w:p>
+      <w:pPr>
+        <w:pStyle w:val="ListParagraph"/>
+        <w:numPr>
+          <w:ilvl w:val="0"/>
+          <w:numId w:val="1"/>
+        </w:numPr>
+      </w:pPr>
+      <w:r>
+        <w:t>Reading Material</w:t>
+      </w:r>
+      <w:r>
+        <w:t xml:space="preserve"> (difference between linear and gamma workflow) </w:t>
+      </w:r>
+      <w:r>
+        <w:t xml:space="preserve">- </w:t>
+      </w:r>
+      <w:hyperlink r:id="rId9" w:history="1">
+        <w:r>
+          <w:rPr>
+            <w:rStyle w:val="Hyperlink"/>
+          </w:rPr>
+          <w:t>https://docs.unity3d.com/Manual/LinearRendering-LinearOrGammaWorkflow.html</w:t>
+        </w:r>
+      </w:hyperlink>
+    </w:p>
+    <w:p>
+      <w:pPr>
+        <w:pStyle w:val="ListParagraph"/>
+        <w:numPr>
+          <w:ilvl w:val="0"/>
+          <w:numId w:val="1"/>
+        </w:numPr>
+      </w:pPr>
+      <w:r>
+        <w:t>Dinner Table (</w:t>
+      </w:r>
+      <w:r>
+        <w:t xml:space="preserve">Food </w:t>
+      </w:r>
+      <w:r>
+        <w:t xml:space="preserve">&amp; Other </w:t>
+      </w:r>
+      <w:r>
+        <w:t>Items</w:t>
+      </w:r>
+      <w:r>
+        <w:t>)</w:t>
+      </w:r>
+      <w:r>
+        <w:t xml:space="preserve"> </w:t>
+      </w:r>
+      <w:r>
+        <w:t xml:space="preserve">- </w:t>
+      </w:r>
+      <w:hyperlink r:id="rId10" w:history="1">
+        <w:r>
+          <w:rPr>
+            <w:rStyle w:val="Hyperlink"/>
+          </w:rPr>
+          <w:t>https://assetsto</w:t>
         </w:r>
         <w:r>
           <w:rPr>
             <w:rStyle w:val="Hyperlink"/>
           </w:rPr>
-          <w:t>n</w:t>
+          <w:t>r</w:t>
         </w:r>
         <w:r>
           <w:rPr>
             <w:rStyle w:val="Hyperlink"/>
           </w:rPr>
-          <w:t>ity.com/packages/3d/characters/medieval-cartoon-warriors-90079</w:t>
+          <w:t>e.un</w:t>
+        </w:r>
+        <w:r>
+          <w:rPr>
+            <w:rStyle w:val="Hyperlink"/>
+          </w:rPr>
+          <w:t>i</w:t>
+        </w:r>
+        <w:r>
+          <w:rPr>
+            <w:rStyle w:val="Hyperlink"/>
+          </w:rPr>
+          <w:t>ty.com/packages/3d/environments/fantasy/dinner-table-55180</w:t>
         </w:r>
       </w:hyperlink>
     </w:p>
@@ -167,26 +321,17 @@
         </w:numPr>
       </w:pPr>
       <w:r>
-        <w:t xml:space="preserve">Medieval house modular lite - </w:t>
-      </w:r>
-      <w:hyperlink r:id="rId7" w:history="1">
+        <w:t>A Piece of Nature</w:t>
+      </w:r>
+      <w:r>
+        <w:t xml:space="preserve"> - </w:t>
+      </w:r>
+      <w:hyperlink r:id="rId11" w:history="1">
         <w:r>
           <w:rPr>
             <w:rStyle w:val="Hyperlink"/>
           </w:rPr>
-          <w:t>https://assetstore</w:t>
-        </w:r>
-        <w:r>
-          <w:rPr>
-            <w:rStyle w:val="Hyperlink"/>
-          </w:rPr>
-          <w:t>.</w:t>
-        </w:r>
-        <w:r>
-          <w:rPr>
-            <w:rStyle w:val="Hyperlink"/>
-          </w:rPr>
-          <w:t>unity.com/packages/3d/environments/fantasy/medieval-house-modular-lite-189718</w:t>
+          <w:t>https://assetstore.unity.com/packages/3d/environments/fantasy/a-piece-of-nature-40538</w:t>
         </w:r>
       </w:hyperlink>
     </w:p>
@@ -199,32 +344,17 @@
         </w:numPr>
       </w:pPr>
       <w:r>
-        <w:t>Alchemy Lab Props</w:t>
-      </w:r>
-      <w:r>
-        <w:t xml:space="preserve"> (Built-in-Gamma version)</w:t>
+        <w:t>Brazier Set</w:t>
       </w:r>
       <w:r>
         <w:t xml:space="preserve"> - </w:t>
       </w:r>
-      <w:hyperlink r:id="rId8" w:history="1">
+      <w:hyperlink r:id="rId12" w:history="1">
         <w:r>
           <w:rPr>
             <w:rStyle w:val="Hyperlink"/>
           </w:rPr>
-          <w:t>https://assetstore.u</w:t>
-        </w:r>
-        <w:r>
-          <w:rPr>
-            <w:rStyle w:val="Hyperlink"/>
-          </w:rPr>
-          <w:t>n</w:t>
-        </w:r>
-        <w:r>
-          <w:rPr>
-            <w:rStyle w:val="Hyperlink"/>
-          </w:rPr>
-          <w:t>ity.com/packages/3d/props/furniture/alchemy-lab-props-41758</w:t>
+          <w:t>https://assetstore.unity.com/packages/3d/props/brazier-set-37623</w:t>
         </w:r>
       </w:hyperlink>
     </w:p>
@@ -236,18 +366,6 @@
           <w:numId w:val="1"/>
         </w:numPr>
       </w:pPr>
-      <w:r>
-        <w:t>Reading Material</w:t>
-      </w:r>
-      <w:r>
-        <w:t xml:space="preserve"> (difference between linear and gamma workflow) </w:t>
-      </w:r>
-      <w:r>
-        <w:t xml:space="preserve">- </w:t>
-      </w:r>
-      <w:r>
-        <w:t>https://docs.unity3d.com/Manual/LinearRendering-LinearOrGammaWorkflow.html</w:t>
-      </w:r>
     </w:p>
     <w:p/>
     <w:sectPr>

--- a/References.docx
+++ b/References.docx
@@ -56,8 +56,13 @@
         <w:t xml:space="preserve"> – </w:t>
       </w:r>
       <w:proofErr w:type="spellStart"/>
-      <w:r>
-        <w:t>com.unity.progrids</w:t>
+      <w:proofErr w:type="gramStart"/>
+      <w:r>
+        <w:t>com.unity</w:t>
+      </w:r>
+      <w:proofErr w:type="gramEnd"/>
+      <w:r>
+        <w:t>.progrids</w:t>
       </w:r>
       <w:proofErr w:type="spellEnd"/>
       <w:r>
@@ -284,31 +289,7 @@
           <w:rPr>
             <w:rStyle w:val="Hyperlink"/>
           </w:rPr>
-          <w:t>https://assetsto</w:t>
-        </w:r>
-        <w:r>
-          <w:rPr>
-            <w:rStyle w:val="Hyperlink"/>
-          </w:rPr>
-          <w:t>r</w:t>
-        </w:r>
-        <w:r>
-          <w:rPr>
-            <w:rStyle w:val="Hyperlink"/>
-          </w:rPr>
-          <w:t>e.un</w:t>
-        </w:r>
-        <w:r>
-          <w:rPr>
-            <w:rStyle w:val="Hyperlink"/>
-          </w:rPr>
-          <w:t>i</w:t>
-        </w:r>
-        <w:r>
-          <w:rPr>
-            <w:rStyle w:val="Hyperlink"/>
-          </w:rPr>
-          <w:t>ty.com/packages/3d/environments/fantasy/dinner-table-55180</w:t>
+          <w:t>https://assetstore.unity.com/packages/3d/environments/fantasy/dinner-table-55180</w:t>
         </w:r>
       </w:hyperlink>
     </w:p>
@@ -324,47 +305,1611 @@
         <w:t>A Piece of Nature</w:t>
       </w:r>
       <w:r>
+        <w:t xml:space="preserve"> </w:t>
+      </w:r>
+      <w:r>
+        <w:t>–</w:t>
+      </w:r>
+    </w:p>
+    <w:p>
+      <w:pPr>
+        <w:pStyle w:val="ListParagraph"/>
+      </w:pPr>
+      <w:r>
+        <w:t xml:space="preserve"> </w:t>
+      </w:r>
+      <w:hyperlink r:id="rId11" w:history="1">
+        <w:r>
+          <w:rPr>
+            <w:rStyle w:val="Hyperlink"/>
+          </w:rPr>
+          <w:t>https://assetstore.unity.com/packages/3d/environments/fantasy/a-piece-of-nature-40538</w:t>
+        </w:r>
+      </w:hyperlink>
+    </w:p>
+    <w:p>
+      <w:pPr>
+        <w:pStyle w:val="ListParagraph"/>
+        <w:numPr>
+          <w:ilvl w:val="0"/>
+          <w:numId w:val="1"/>
+        </w:numPr>
+      </w:pPr>
+      <w:r>
+        <w:t>Brazier Set</w:t>
+      </w:r>
+      <w:r>
+        <w:t xml:space="preserve"> </w:t>
+      </w:r>
+      <w:r>
+        <w:t>–</w:t>
+      </w:r>
+    </w:p>
+    <w:p>
+      <w:pPr>
+        <w:pStyle w:val="ListParagraph"/>
+      </w:pPr>
+      <w:r>
+        <w:t xml:space="preserve"> </w:t>
+      </w:r>
+      <w:hyperlink r:id="rId12" w:history="1">
+        <w:r>
+          <w:rPr>
+            <w:rStyle w:val="Hyperlink"/>
+          </w:rPr>
+          <w:t>https://assetstore.unity.com/packages/3d/props/brazier-set-37623</w:t>
+        </w:r>
+      </w:hyperlink>
+    </w:p>
+    <w:p>
+      <w:pPr>
+        <w:pStyle w:val="ListParagraph"/>
+        <w:numPr>
+          <w:ilvl w:val="0"/>
+          <w:numId w:val="1"/>
+        </w:numPr>
+        <w:rPr>
+          <w:b/>
+          <w:bCs/>
+        </w:rPr>
+      </w:pPr>
+      <w:r>
+        <w:rPr>
+          <w:b/>
+          <w:bCs/>
+        </w:rPr>
+        <w:t>Fantasy Forest Environment - Free Demo</w:t>
+      </w:r>
+      <w:r>
+        <w:rPr>
+          <w:b/>
+          <w:bCs/>
+        </w:rPr>
         <w:t xml:space="preserve"> - </w:t>
       </w:r>
-      <w:hyperlink r:id="rId11" w:history="1">
-        <w:r>
-          <w:rPr>
-            <w:rStyle w:val="Hyperlink"/>
-          </w:rPr>
-          <w:t>https://assetstore.unity.com/packages/3d/environments/fantasy/a-piece-of-nature-40538</w:t>
-        </w:r>
-      </w:hyperlink>
-    </w:p>
-    <w:p>
-      <w:pPr>
-        <w:pStyle w:val="ListParagraph"/>
-        <w:numPr>
-          <w:ilvl w:val="0"/>
-          <w:numId w:val="1"/>
-        </w:numPr>
-      </w:pPr>
-      <w:r>
-        <w:t>Brazier Set</w:t>
-      </w:r>
-      <w:r>
+      <w:hyperlink r:id="rId13" w:history="1">
+        <w:r>
+          <w:rPr>
+            <w:rStyle w:val="Hyperlink"/>
+            <w:b/>
+            <w:bCs/>
+          </w:rPr>
+          <w:t>https://assetstore.unity.com/packages/3d/environments/fantasy/fantasy-forest-environment-free-demo-35361</w:t>
+        </w:r>
+      </w:hyperlink>
+    </w:p>
+    <w:p>
+      <w:pPr>
+        <w:pStyle w:val="ListParagraph"/>
+        <w:numPr>
+          <w:ilvl w:val="0"/>
+          <w:numId w:val="1"/>
+        </w:numPr>
+        <w:rPr>
+          <w:b/>
+          <w:bCs/>
+        </w:rPr>
+      </w:pPr>
+      <w:r>
+        <w:rPr>
+          <w:b/>
+          <w:bCs/>
+        </w:rPr>
+        <w:t>Hand-Painted Fountain</w:t>
+      </w:r>
+      <w:r>
+        <w:rPr>
+          <w:b/>
+          <w:bCs/>
+        </w:rPr>
         <w:t xml:space="preserve"> - </w:t>
       </w:r>
-      <w:hyperlink r:id="rId12" w:history="1">
-        <w:r>
-          <w:rPr>
-            <w:rStyle w:val="Hyperlink"/>
-          </w:rPr>
-          <w:t>https://assetstore.unity.com/packages/3d/props/brazier-set-37623</w:t>
-        </w:r>
-      </w:hyperlink>
-    </w:p>
-    <w:p>
-      <w:pPr>
-        <w:pStyle w:val="ListParagraph"/>
-        <w:numPr>
-          <w:ilvl w:val="0"/>
-          <w:numId w:val="1"/>
-        </w:numPr>
+      <w:hyperlink r:id="rId14" w:history="1">
+        <w:r>
+          <w:rPr>
+            <w:rStyle w:val="Hyperlink"/>
+            <w:b/>
+            <w:bCs/>
+          </w:rPr>
+          <w:t>https://assetstore.unity.com/packages/3d/environments/fantasy/hand-painted-fountain-41694#description</w:t>
+        </w:r>
+      </w:hyperlink>
+    </w:p>
+    <w:p>
+      <w:pPr>
+        <w:pStyle w:val="ListParagraph"/>
+        <w:numPr>
+          <w:ilvl w:val="0"/>
+          <w:numId w:val="1"/>
+        </w:numPr>
+        <w:rPr>
+          <w:b/>
+          <w:bCs/>
+        </w:rPr>
+      </w:pPr>
+      <w:r>
+        <w:rPr>
+          <w:b/>
+          <w:bCs/>
+        </w:rPr>
+        <w:t>Hand painted wooden crate</w:t>
+      </w:r>
+      <w:r>
+        <w:rPr>
+          <w:b/>
+          <w:bCs/>
+        </w:rPr>
+        <w:t xml:space="preserve"> </w:t>
+      </w:r>
+      <w:r>
+        <w:rPr>
+          <w:b/>
+          <w:bCs/>
+        </w:rPr>
+        <w:t>–</w:t>
+      </w:r>
+      <w:r>
+        <w:rPr>
+          <w:b/>
+          <w:bCs/>
+        </w:rPr>
+        <w:t xml:space="preserve"> </w:t>
+      </w:r>
+    </w:p>
+    <w:p>
+      <w:pPr>
+        <w:pStyle w:val="ListParagraph"/>
+        <w:rPr>
+          <w:b/>
+          <w:bCs/>
+        </w:rPr>
+      </w:pPr>
+      <w:hyperlink r:id="rId15" w:history="1">
+        <w:r>
+          <w:rPr>
+            <w:rStyle w:val="Hyperlink"/>
+            <w:b/>
+            <w:bCs/>
+          </w:rPr>
+          <w:t>https://assetstore.unity.com/packages/3d/hand-painted-</w:t>
+        </w:r>
+        <w:r>
+          <w:rPr>
+            <w:rStyle w:val="Hyperlink"/>
+            <w:b/>
+            <w:bCs/>
+          </w:rPr>
+          <w:t>w</w:t>
+        </w:r>
+        <w:r>
+          <w:rPr>
+            <w:rStyle w:val="Hyperlink"/>
+            <w:b/>
+            <w:bCs/>
+          </w:rPr>
+          <w:t>ooden-crate-36854#description</w:t>
+        </w:r>
+      </w:hyperlink>
+    </w:p>
+    <w:p>
+      <w:pPr>
+        <w:pStyle w:val="ListParagraph"/>
+        <w:numPr>
+          <w:ilvl w:val="0"/>
+          <w:numId w:val="1"/>
+        </w:numPr>
+        <w:rPr>
+          <w:b/>
+          <w:bCs/>
+        </w:rPr>
+      </w:pPr>
+      <w:proofErr w:type="spellStart"/>
+      <w:r>
+        <w:rPr>
+          <w:b/>
+          <w:bCs/>
+        </w:rPr>
+        <w:t>Lowpoly</w:t>
+      </w:r>
+      <w:proofErr w:type="spellEnd"/>
+      <w:r>
+        <w:rPr>
+          <w:b/>
+          <w:bCs/>
+        </w:rPr>
+        <w:t xml:space="preserve"> Wells</w:t>
+      </w:r>
+      <w:r>
+        <w:rPr>
+          <w:b/>
+          <w:bCs/>
+        </w:rPr>
+        <w:t xml:space="preserve"> </w:t>
+      </w:r>
+      <w:r>
+        <w:rPr>
+          <w:b/>
+          <w:bCs/>
+        </w:rPr>
+        <w:t>–</w:t>
+      </w:r>
+      <w:r>
+        <w:rPr>
+          <w:b/>
+          <w:bCs/>
+        </w:rPr>
+        <w:t xml:space="preserve"> </w:t>
+      </w:r>
+    </w:p>
+    <w:p>
+      <w:pPr>
+        <w:pStyle w:val="ListParagraph"/>
+        <w:rPr>
+          <w:b/>
+          <w:bCs/>
+        </w:rPr>
+      </w:pPr>
+      <w:hyperlink r:id="rId16" w:history="1">
+        <w:r>
+          <w:rPr>
+            <w:rStyle w:val="Hyperlink"/>
+            <w:b/>
+            <w:bCs/>
+          </w:rPr>
+          <w:t>https://assetstore.unity.com/packages/3d/props/exterior/lowpoly-wells-68437#description</w:t>
+        </w:r>
+      </w:hyperlink>
+    </w:p>
+    <w:p>
+      <w:pPr>
+        <w:pStyle w:val="ListParagraph"/>
+        <w:numPr>
+          <w:ilvl w:val="0"/>
+          <w:numId w:val="1"/>
+        </w:numPr>
+        <w:rPr>
+          <w:b/>
+          <w:bCs/>
+        </w:rPr>
+      </w:pPr>
+      <w:r>
+        <w:rPr>
+          <w:b/>
+          <w:bCs/>
+        </w:rPr>
+        <w:t xml:space="preserve">Wooden Cart </w:t>
+      </w:r>
+      <w:r>
+        <w:rPr>
+          <w:b/>
+          <w:bCs/>
+        </w:rPr>
+        <w:t>–</w:t>
+      </w:r>
+      <w:r>
+        <w:rPr>
+          <w:b/>
+          <w:bCs/>
+        </w:rPr>
+        <w:t xml:space="preserve"> </w:t>
+      </w:r>
+      <w:r>
+        <w:rPr>
+          <w:b/>
+          <w:bCs/>
+        </w:rPr>
+        <w:fldChar w:fldCharType="begin"/>
+      </w:r>
+      <w:r>
+        <w:rPr>
+          <w:b/>
+          <w:bCs/>
+        </w:rPr>
+        <w:instrText xml:space="preserve"> HYPERLINK "</w:instrText>
+      </w:r>
+      <w:r>
+        <w:rPr>
+          <w:b/>
+          <w:bCs/>
+        </w:rPr>
+        <w:instrText>https://assetstore.unity.com/packages/3d/environments/fantasy/wooden-cart-65835#description</w:instrText>
+      </w:r>
+      <w:r>
+        <w:rPr>
+          <w:b/>
+          <w:bCs/>
+        </w:rPr>
+        <w:instrText xml:space="preserve">" </w:instrText>
+      </w:r>
+      <w:r>
+        <w:rPr>
+          <w:b/>
+          <w:bCs/>
+        </w:rPr>
+        <w:fldChar w:fldCharType="separate"/>
+      </w:r>
+      <w:r>
+        <w:rPr>
+          <w:rStyle w:val="Hyperlink"/>
+          <w:b/>
+          <w:bCs/>
+        </w:rPr>
+        <w:t>h</w:t>
+      </w:r>
+      <w:r>
+        <w:rPr>
+          <w:rStyle w:val="Hyperlink"/>
+          <w:b/>
+          <w:bCs/>
+        </w:rPr>
+        <w:t>t</w:t>
+      </w:r>
+      <w:r>
+        <w:rPr>
+          <w:rStyle w:val="Hyperlink"/>
+          <w:b/>
+          <w:bCs/>
+        </w:rPr>
+        <w:t>tps://assetstore.unity.com/packages/3</w:t>
+      </w:r>
+      <w:r>
+        <w:rPr>
+          <w:rStyle w:val="Hyperlink"/>
+          <w:b/>
+          <w:bCs/>
+        </w:rPr>
+        <w:t>d</w:t>
+      </w:r>
+      <w:r>
+        <w:rPr>
+          <w:rStyle w:val="Hyperlink"/>
+          <w:b/>
+          <w:bCs/>
+        </w:rPr>
+        <w:t>/environments/fantasy/wooden-cart-65835#description</w:t>
+      </w:r>
+      <w:r>
+        <w:rPr>
+          <w:b/>
+          <w:bCs/>
+        </w:rPr>
+        <w:fldChar w:fldCharType="end"/>
+      </w:r>
+    </w:p>
+    <w:p>
+      <w:pPr>
+        <w:pStyle w:val="ListParagraph"/>
+        <w:numPr>
+          <w:ilvl w:val="0"/>
+          <w:numId w:val="1"/>
+        </w:numPr>
+        <w:rPr>
+          <w:b/>
+          <w:bCs/>
+        </w:rPr>
+      </w:pPr>
+      <w:r>
+        <w:rPr>
+          <w:b/>
+          <w:bCs/>
+        </w:rPr>
+        <w:t xml:space="preserve">Medieval Gold </w:t>
+      </w:r>
+      <w:r>
+        <w:rPr>
+          <w:b/>
+          <w:bCs/>
+        </w:rPr>
+        <w:t>–</w:t>
+      </w:r>
+      <w:r>
+        <w:rPr>
+          <w:b/>
+          <w:bCs/>
+        </w:rPr>
+        <w:t xml:space="preserve"> </w:t>
+      </w:r>
+    </w:p>
+    <w:p>
+      <w:pPr>
+        <w:pStyle w:val="ListParagraph"/>
+        <w:rPr>
+          <w:b/>
+          <w:bCs/>
+        </w:rPr>
+      </w:pPr>
+      <w:hyperlink r:id="rId17" w:history="1">
+        <w:r>
+          <w:rPr>
+            <w:rStyle w:val="Hyperlink"/>
+            <w:b/>
+            <w:bCs/>
+          </w:rPr>
+          <w:t>https://assetstore.unity.com/packages/3d/props/medieval-gold-14162</w:t>
+        </w:r>
+      </w:hyperlink>
+    </w:p>
+    <w:p>
+      <w:pPr>
+        <w:pStyle w:val="ListParagraph"/>
+        <w:numPr>
+          <w:ilvl w:val="0"/>
+          <w:numId w:val="1"/>
+        </w:numPr>
+        <w:rPr>
+          <w:b/>
+          <w:bCs/>
+        </w:rPr>
+      </w:pPr>
+      <w:r>
+        <w:rPr>
+          <w:b/>
+          <w:bCs/>
+        </w:rPr>
+        <w:t xml:space="preserve">Stylized </w:t>
+      </w:r>
+      <w:proofErr w:type="spellStart"/>
+      <w:r>
+        <w:rPr>
+          <w:b/>
+          <w:bCs/>
+        </w:rPr>
+        <w:t>Environnement</w:t>
+      </w:r>
+      <w:proofErr w:type="spellEnd"/>
+      <w:r>
+        <w:rPr>
+          <w:b/>
+          <w:bCs/>
+        </w:rPr>
+        <w:t xml:space="preserve"> - Free Pack</w:t>
+      </w:r>
+      <w:r>
+        <w:rPr>
+          <w:b/>
+          <w:bCs/>
+        </w:rPr>
+        <w:t xml:space="preserve"> – </w:t>
+      </w:r>
+    </w:p>
+    <w:p>
+      <w:pPr>
+        <w:pStyle w:val="ListParagraph"/>
+        <w:rPr>
+          <w:b/>
+          <w:bCs/>
+        </w:rPr>
+      </w:pPr>
+      <w:hyperlink r:id="rId18" w:history="1">
+        <w:r>
+          <w:rPr>
+            <w:rStyle w:val="Hyperlink"/>
+            <w:b/>
+            <w:bCs/>
+          </w:rPr>
+          <w:t>https://assetstore.unity.com/packages/3d/environments/fantasy/stylized-environnement-free-pack-178090#description</w:t>
+        </w:r>
+      </w:hyperlink>
+    </w:p>
+    <w:p>
+      <w:pPr>
+        <w:pStyle w:val="ListParagraph"/>
+        <w:numPr>
+          <w:ilvl w:val="0"/>
+          <w:numId w:val="1"/>
+        </w:numPr>
+        <w:rPr>
+          <w:b/>
+          <w:bCs/>
+        </w:rPr>
+      </w:pPr>
+      <w:r>
+        <w:rPr>
+          <w:b/>
+          <w:bCs/>
+        </w:rPr>
+        <w:lastRenderedPageBreak/>
+        <w:t>Stylized Hand Painted Dungeon (Free)</w:t>
+      </w:r>
+      <w:r>
+        <w:rPr>
+          <w:b/>
+          <w:bCs/>
+        </w:rPr>
+        <w:t xml:space="preserve"> –</w:t>
+      </w:r>
+    </w:p>
+    <w:p>
+      <w:pPr>
+        <w:pStyle w:val="ListParagraph"/>
+        <w:rPr>
+          <w:b/>
+          <w:bCs/>
+        </w:rPr>
+      </w:pPr>
+      <w:hyperlink r:id="rId19" w:history="1">
+        <w:r>
+          <w:rPr>
+            <w:rStyle w:val="Hyperlink"/>
+            <w:b/>
+            <w:bCs/>
+          </w:rPr>
+          <w:t>https://assetstore.unity.com/packages/3d/environments/stylized-hand-painted-dungeon-free-173934</w:t>
+        </w:r>
+      </w:hyperlink>
+    </w:p>
+    <w:p>
+      <w:pPr>
+        <w:pStyle w:val="ListParagraph"/>
+        <w:numPr>
+          <w:ilvl w:val="0"/>
+          <w:numId w:val="1"/>
+        </w:numPr>
+        <w:rPr>
+          <w:b/>
+          <w:bCs/>
+        </w:rPr>
+      </w:pPr>
+      <w:r>
+        <w:rPr>
+          <w:b/>
+          <w:bCs/>
+        </w:rPr>
+        <w:t>TGU Skybox Pack</w:t>
+      </w:r>
+      <w:r>
+        <w:rPr>
+          <w:b/>
+          <w:bCs/>
+        </w:rPr>
+        <w:t xml:space="preserve"> – </w:t>
+      </w:r>
+    </w:p>
+    <w:p>
+      <w:pPr>
+        <w:pStyle w:val="ListParagraph"/>
+        <w:rPr>
+          <w:b/>
+          <w:bCs/>
+        </w:rPr>
+      </w:pPr>
+      <w:hyperlink r:id="rId20" w:history="1">
+        <w:r>
+          <w:rPr>
+            <w:rStyle w:val="Hyperlink"/>
+            <w:b/>
+            <w:bCs/>
+          </w:rPr>
+          <w:t>https://assetstore.unity.com/packages/2d/textures-materials/sky/tgu-skybox-pack-96433</w:t>
+        </w:r>
+      </w:hyperlink>
+    </w:p>
+    <w:p>
+      <w:pPr>
+        <w:pStyle w:val="ListParagraph"/>
+        <w:numPr>
+          <w:ilvl w:val="0"/>
+          <w:numId w:val="1"/>
+        </w:numPr>
+        <w:rPr>
+          <w:b/>
+          <w:bCs/>
+        </w:rPr>
+      </w:pPr>
+      <w:r>
+        <w:rPr>
+          <w:b/>
+          <w:bCs/>
+        </w:rPr>
+        <w:t>Toon Forest Free Set</w:t>
+      </w:r>
+      <w:r>
+        <w:rPr>
+          <w:b/>
+          <w:bCs/>
+        </w:rPr>
+        <w:t xml:space="preserve"> – </w:t>
+      </w:r>
+    </w:p>
+    <w:p>
+      <w:pPr>
+        <w:pStyle w:val="ListParagraph"/>
+        <w:rPr>
+          <w:b/>
+          <w:bCs/>
+        </w:rPr>
+      </w:pPr>
+      <w:hyperlink r:id="rId21" w:history="1">
+        <w:r>
+          <w:rPr>
+            <w:rStyle w:val="Hyperlink"/>
+            <w:b/>
+            <w:bCs/>
+          </w:rPr>
+          <w:t>https://assetstore.unity.com/packages/3d/vegetation/toon-forest-free-set-66124</w:t>
+        </w:r>
+      </w:hyperlink>
+    </w:p>
+    <w:p>
+      <w:pPr>
+        <w:pStyle w:val="ListParagraph"/>
+        <w:numPr>
+          <w:ilvl w:val="0"/>
+          <w:numId w:val="1"/>
+        </w:numPr>
+        <w:rPr>
+          <w:b/>
+          <w:bCs/>
+        </w:rPr>
+      </w:pPr>
+      <w:proofErr w:type="spellStart"/>
+      <w:r>
+        <w:rPr>
+          <w:b/>
+          <w:bCs/>
+        </w:rPr>
+        <w:t>Handpainted</w:t>
+      </w:r>
+      <w:proofErr w:type="spellEnd"/>
+      <w:r>
+        <w:rPr>
+          <w:b/>
+          <w:bCs/>
+        </w:rPr>
+        <w:t xml:space="preserve"> Forest Pack Lite</w:t>
+      </w:r>
+      <w:r>
+        <w:rPr>
+          <w:b/>
+          <w:bCs/>
+        </w:rPr>
+        <w:t xml:space="preserve"> –</w:t>
+      </w:r>
+    </w:p>
+    <w:p>
+      <w:pPr>
+        <w:pStyle w:val="ListParagraph"/>
+        <w:rPr>
+          <w:b/>
+          <w:bCs/>
+        </w:rPr>
+      </w:pPr>
+      <w:hyperlink r:id="rId22" w:history="1">
+        <w:r>
+          <w:rPr>
+            <w:rStyle w:val="Hyperlink"/>
+            <w:b/>
+            <w:bCs/>
+          </w:rPr>
+          <w:t>https://assetstore.unity.com/packages/3d/environments/landscapes/handpainted-forest-pack-lite-176577</w:t>
+        </w:r>
+      </w:hyperlink>
+    </w:p>
+    <w:p>
+      <w:pPr>
+        <w:pStyle w:val="ListParagraph"/>
+        <w:numPr>
+          <w:ilvl w:val="0"/>
+          <w:numId w:val="1"/>
+        </w:numPr>
+        <w:rPr>
+          <w:b/>
+          <w:bCs/>
+        </w:rPr>
+      </w:pPr>
+      <w:r>
+        <w:rPr>
+          <w:b/>
+          <w:bCs/>
+        </w:rPr>
+        <w:t>Stylized Rocks with Magic Rune</w:t>
+      </w:r>
+      <w:r>
+        <w:rPr>
+          <w:b/>
+          <w:bCs/>
+        </w:rPr>
+        <w:t xml:space="preserve"> – </w:t>
+      </w:r>
+    </w:p>
+    <w:p>
+      <w:pPr>
+        <w:pStyle w:val="ListParagraph"/>
+        <w:rPr>
+          <w:b/>
+          <w:bCs/>
+        </w:rPr>
+      </w:pPr>
+      <w:hyperlink r:id="rId23" w:history="1">
+        <w:r>
+          <w:rPr>
+            <w:rStyle w:val="Hyperlink"/>
+            <w:b/>
+            <w:bCs/>
+          </w:rPr>
+          <w:t>https://assetstore.unity.com/packages/3d/props/stylized-rocks-with-magic-rune-192933</w:t>
+        </w:r>
+      </w:hyperlink>
+    </w:p>
+    <w:p>
+      <w:pPr>
+        <w:pStyle w:val="ListParagraph"/>
+        <w:numPr>
+          <w:ilvl w:val="0"/>
+          <w:numId w:val="1"/>
+        </w:numPr>
+        <w:rPr>
+          <w:b/>
+          <w:bCs/>
+        </w:rPr>
+      </w:pPr>
+      <w:r>
+        <w:rPr>
+          <w:b/>
+          <w:bCs/>
+        </w:rPr>
+        <w:t>Ancient Ruins and Plants</w:t>
+      </w:r>
+      <w:r>
+        <w:rPr>
+          <w:b/>
+          <w:bCs/>
+        </w:rPr>
+        <w:t xml:space="preserve"> – </w:t>
+      </w:r>
+    </w:p>
+    <w:p>
+      <w:pPr>
+        <w:pStyle w:val="ListParagraph"/>
+        <w:rPr>
+          <w:b/>
+          <w:bCs/>
+        </w:rPr>
+      </w:pPr>
+      <w:hyperlink r:id="rId24" w:history="1">
+        <w:r>
+          <w:rPr>
+            <w:rStyle w:val="Hyperlink"/>
+            <w:b/>
+            <w:bCs/>
+          </w:rPr>
+          <w:t>https://assetstore.unity.com/packages/3d/props/exterior/ancient-ruins-and-plants-</w:t>
+        </w:r>
+        <w:r>
+          <w:rPr>
+            <w:rStyle w:val="Hyperlink"/>
+            <w:b/>
+            <w:bCs/>
+          </w:rPr>
+          <w:t>201914</w:t>
+        </w:r>
+      </w:hyperlink>
+    </w:p>
+    <w:p>
+      <w:pPr>
+        <w:pStyle w:val="ListParagraph"/>
+        <w:numPr>
+          <w:ilvl w:val="0"/>
+          <w:numId w:val="1"/>
+        </w:numPr>
+        <w:rPr>
+          <w:b/>
+          <w:bCs/>
+        </w:rPr>
+      </w:pPr>
+      <w:r>
+        <w:rPr>
+          <w:b/>
+          <w:bCs/>
+        </w:rPr>
+        <w:t>Toon Crystals Pack</w:t>
+      </w:r>
+      <w:r>
+        <w:rPr>
+          <w:b/>
+          <w:bCs/>
+        </w:rPr>
+        <w:t xml:space="preserve"> – </w:t>
+      </w:r>
+    </w:p>
+    <w:p>
+      <w:pPr>
+        <w:pStyle w:val="ListParagraph"/>
+        <w:rPr>
+          <w:b/>
+          <w:bCs/>
+        </w:rPr>
+      </w:pPr>
+      <w:hyperlink r:id="rId25" w:history="1">
+        <w:r>
+          <w:rPr>
+            <w:rStyle w:val="Hyperlink"/>
+            <w:b/>
+            <w:bCs/>
+          </w:rPr>
+          <w:t>https://assetstore.unity.com/packages/3d/props/toon-crystals-pack-66182</w:t>
+        </w:r>
+      </w:hyperlink>
+    </w:p>
+    <w:p>
+      <w:pPr>
+        <w:pStyle w:val="ListParagraph"/>
+        <w:numPr>
+          <w:ilvl w:val="0"/>
+          <w:numId w:val="1"/>
+        </w:numPr>
+        <w:rPr>
+          <w:b/>
+          <w:bCs/>
+        </w:rPr>
+      </w:pPr>
+      <w:proofErr w:type="spellStart"/>
+      <w:r>
+        <w:rPr>
+          <w:b/>
+          <w:bCs/>
+        </w:rPr>
+        <w:t>Handpainted</w:t>
+      </w:r>
+      <w:proofErr w:type="spellEnd"/>
+      <w:r>
+        <w:rPr>
+          <w:b/>
+          <w:bCs/>
+        </w:rPr>
+        <w:t xml:space="preserve"> Turntable Platforms</w:t>
+      </w:r>
+      <w:r>
+        <w:rPr>
+          <w:b/>
+          <w:bCs/>
+        </w:rPr>
+        <w:t xml:space="preserve"> –</w:t>
+      </w:r>
+    </w:p>
+    <w:p>
+      <w:pPr>
+        <w:pStyle w:val="ListParagraph"/>
+        <w:rPr>
+          <w:b/>
+          <w:bCs/>
+        </w:rPr>
+      </w:pPr>
+      <w:hyperlink r:id="rId26" w:history="1">
+        <w:r>
+          <w:rPr>
+            <w:rStyle w:val="Hyperlink"/>
+            <w:b/>
+            <w:bCs/>
+          </w:rPr>
+          <w:t>https://assetstore.unity.com/packages/3d/props/handpainted-turntable-platforms-66599</w:t>
+        </w:r>
+      </w:hyperlink>
+    </w:p>
+    <w:p>
+      <w:pPr>
+        <w:pStyle w:val="ListParagraph"/>
+        <w:numPr>
+          <w:ilvl w:val="0"/>
+          <w:numId w:val="1"/>
+        </w:numPr>
+        <w:rPr>
+          <w:b/>
+          <w:bCs/>
+        </w:rPr>
+      </w:pPr>
+      <w:r>
+        <w:rPr>
+          <w:b/>
+          <w:bCs/>
+        </w:rPr>
+        <w:t>FREE Stylized PBR Textures Pack</w:t>
+      </w:r>
+      <w:r>
+        <w:rPr>
+          <w:b/>
+          <w:bCs/>
+        </w:rPr>
+        <w:t xml:space="preserve"> –</w:t>
+      </w:r>
+    </w:p>
+    <w:p>
+      <w:pPr>
+        <w:pStyle w:val="ListParagraph"/>
+        <w:rPr>
+          <w:b/>
+          <w:bCs/>
+        </w:rPr>
+      </w:pPr>
+      <w:hyperlink r:id="rId27" w:history="1">
+        <w:r>
+          <w:rPr>
+            <w:rStyle w:val="Hyperlink"/>
+            <w:b/>
+            <w:bCs/>
+          </w:rPr>
+          <w:t>https://assetstore.unity.com/packages/2d/textures-materials/free-stylized-pbr-textures-pack-111778</w:t>
+        </w:r>
+      </w:hyperlink>
+    </w:p>
+    <w:p>
+      <w:pPr>
+        <w:pStyle w:val="ListParagraph"/>
+        <w:numPr>
+          <w:ilvl w:val="0"/>
+          <w:numId w:val="1"/>
+        </w:numPr>
+        <w:rPr>
+          <w:b/>
+          <w:bCs/>
+        </w:rPr>
+      </w:pPr>
+      <w:r>
+        <w:rPr>
+          <w:b/>
+          <w:bCs/>
+        </w:rPr>
+        <w:t>Hand Painted Textures</w:t>
+      </w:r>
+      <w:r>
+        <w:rPr>
+          <w:b/>
+          <w:bCs/>
+        </w:rPr>
+        <w:t xml:space="preserve"> –</w:t>
+      </w:r>
+    </w:p>
+    <w:p>
+      <w:pPr>
+        <w:pStyle w:val="ListParagraph"/>
+        <w:rPr>
+          <w:b/>
+          <w:bCs/>
+        </w:rPr>
+      </w:pPr>
+      <w:hyperlink r:id="rId28" w:history="1">
+        <w:r>
+          <w:rPr>
+            <w:rStyle w:val="Hyperlink"/>
+            <w:b/>
+            <w:bCs/>
+          </w:rPr>
+          <w:t>https://assetstore.unity.com/packages/2d/textures-materials/hand-painted-textures-31347</w:t>
+        </w:r>
+      </w:hyperlink>
+    </w:p>
+    <w:p>
+      <w:pPr>
+        <w:pStyle w:val="ListParagraph"/>
+        <w:numPr>
+          <w:ilvl w:val="0"/>
+          <w:numId w:val="1"/>
+        </w:numPr>
+        <w:rPr>
+          <w:b/>
+          <w:bCs/>
+        </w:rPr>
+      </w:pPr>
+      <w:r>
+        <w:rPr>
+          <w:b/>
+          <w:bCs/>
+        </w:rPr>
+        <w:t>Fantasy landscape</w:t>
+      </w:r>
+      <w:r>
+        <w:rPr>
+          <w:b/>
+          <w:bCs/>
+        </w:rPr>
+        <w:t xml:space="preserve"> –</w:t>
+      </w:r>
+    </w:p>
+    <w:p>
+      <w:pPr>
+        <w:pStyle w:val="ListParagraph"/>
+        <w:rPr>
+          <w:b/>
+          <w:bCs/>
+        </w:rPr>
+      </w:pPr>
+      <w:hyperlink r:id="rId29" w:history="1">
+        <w:r>
+          <w:rPr>
+            <w:rStyle w:val="Hyperlink"/>
+            <w:b/>
+            <w:bCs/>
+          </w:rPr>
+          <w:t>https://assetstore.unity.com/packages/3d/environments/fantasy-landscape-103573</w:t>
+        </w:r>
+      </w:hyperlink>
+    </w:p>
+    <w:p>
+      <w:pPr>
+        <w:pStyle w:val="ListParagraph"/>
+        <w:numPr>
+          <w:ilvl w:val="0"/>
+          <w:numId w:val="1"/>
+        </w:numPr>
+        <w:rPr>
+          <w:b/>
+          <w:bCs/>
+        </w:rPr>
+      </w:pPr>
+      <w:r>
+        <w:rPr>
+          <w:b/>
+          <w:bCs/>
+        </w:rPr>
+        <w:t>Hand Painted Stone Textures</w:t>
+      </w:r>
+      <w:r>
+        <w:rPr>
+          <w:b/>
+          <w:bCs/>
+        </w:rPr>
+        <w:t xml:space="preserve"> –</w:t>
+      </w:r>
+    </w:p>
+    <w:p>
+      <w:pPr>
+        <w:pStyle w:val="ListParagraph"/>
+        <w:rPr>
+          <w:b/>
+          <w:bCs/>
+        </w:rPr>
+      </w:pPr>
+      <w:hyperlink r:id="rId30" w:history="1">
+        <w:r>
+          <w:rPr>
+            <w:rStyle w:val="Hyperlink"/>
+            <w:b/>
+            <w:bCs/>
+          </w:rPr>
+          <w:t>https://assetstore.unity.com/packages/2d/textures-materials/stone/hand-painted-stone-textures-28645</w:t>
+        </w:r>
+      </w:hyperlink>
+    </w:p>
+    <w:p>
+      <w:pPr>
+        <w:pStyle w:val="ListParagraph"/>
+        <w:numPr>
+          <w:ilvl w:val="0"/>
+          <w:numId w:val="1"/>
+        </w:numPr>
+        <w:rPr>
+          <w:b/>
+          <w:bCs/>
+        </w:rPr>
+      </w:pPr>
+      <w:r>
+        <w:rPr>
+          <w:b/>
+          <w:bCs/>
+        </w:rPr>
+        <w:t xml:space="preserve">Stylized Rock | Agustin </w:t>
+      </w:r>
+      <w:proofErr w:type="spellStart"/>
+      <w:r>
+        <w:rPr>
+          <w:b/>
+          <w:bCs/>
+        </w:rPr>
+        <w:t>Hönnun</w:t>
+      </w:r>
+      <w:proofErr w:type="spellEnd"/>
+      <w:r>
+        <w:rPr>
+          <w:b/>
+          <w:bCs/>
+        </w:rPr>
+        <w:t xml:space="preserve"> (Give Reference: </w:t>
+      </w:r>
+      <w:r>
+        <w:rPr>
+          <w:b/>
+          <w:bCs/>
+        </w:rPr>
+        <w:t xml:space="preserve">"Stylized Rock | Agustin </w:t>
+      </w:r>
+      <w:proofErr w:type="spellStart"/>
+      <w:r>
+        <w:rPr>
+          <w:b/>
+          <w:bCs/>
+        </w:rPr>
+        <w:t>Hönnun</w:t>
+      </w:r>
+      <w:proofErr w:type="spellEnd"/>
+      <w:r>
+        <w:rPr>
+          <w:b/>
+          <w:bCs/>
+        </w:rPr>
+        <w:t xml:space="preserve">" (https://skfb.ly/6Y8SV) by </w:t>
+      </w:r>
+      <w:proofErr w:type="spellStart"/>
+      <w:r>
+        <w:rPr>
+          <w:b/>
+          <w:bCs/>
+        </w:rPr>
+        <w:t>Agustín</w:t>
+      </w:r>
+      <w:proofErr w:type="spellEnd"/>
+      <w:r>
+        <w:rPr>
+          <w:b/>
+          <w:bCs/>
+        </w:rPr>
+        <w:t xml:space="preserve"> </w:t>
+      </w:r>
+      <w:proofErr w:type="spellStart"/>
+      <w:r>
+        <w:rPr>
+          <w:b/>
+          <w:bCs/>
+        </w:rPr>
+        <w:t>Hönnun</w:t>
+      </w:r>
+      <w:proofErr w:type="spellEnd"/>
+      <w:r>
+        <w:rPr>
+          <w:b/>
+          <w:bCs/>
+        </w:rPr>
+        <w:t xml:space="preserve"> is licensed under Creative Commons Attribution (</w:t>
+      </w:r>
+      <w:hyperlink r:id="rId31" w:history="1">
+        <w:r>
+          <w:rPr>
+            <w:rStyle w:val="Hyperlink"/>
+            <w:b/>
+            <w:bCs/>
+          </w:rPr>
+          <w:t>http://creativecommons.org/licenses/by/4.0/</w:t>
+        </w:r>
+      </w:hyperlink>
+      <w:r>
+        <w:rPr>
+          <w:b/>
+          <w:bCs/>
+        </w:rPr>
+        <w:t>)</w:t>
+      </w:r>
+      <w:proofErr w:type="gramStart"/>
+      <w:r>
+        <w:rPr>
+          <w:b/>
+          <w:bCs/>
+        </w:rPr>
+        <w:t>.</w:t>
+      </w:r>
+      <w:r>
+        <w:rPr>
+          <w:b/>
+          <w:bCs/>
+        </w:rPr>
+        <w:t xml:space="preserve"> ]</w:t>
+      </w:r>
+      <w:proofErr w:type="gramEnd"/>
+      <w:r>
+        <w:rPr>
+          <w:b/>
+          <w:bCs/>
+        </w:rPr>
+        <w:t xml:space="preserve"> </w:t>
+      </w:r>
+      <w:proofErr w:type="gramStart"/>
+      <w:r>
+        <w:rPr>
+          <w:b/>
+          <w:bCs/>
+        </w:rPr>
+        <w:t>–</w:t>
+      </w:r>
+      <w:proofErr w:type="gramEnd"/>
+    </w:p>
+    <w:p>
+      <w:pPr>
+        <w:pStyle w:val="ListParagraph"/>
+        <w:rPr>
+          <w:b/>
+          <w:bCs/>
+        </w:rPr>
+      </w:pPr>
+      <w:hyperlink r:id="rId32" w:history="1">
+        <w:r>
+          <w:rPr>
+            <w:rStyle w:val="Hyperlink"/>
+            <w:b/>
+            <w:bCs/>
+          </w:rPr>
+          <w:t>https://sketchfab.com/3d-models/stylized-rock-agustin-honnun-ae21c3d47cb14323a3bb06ccb562e</w:t>
+        </w:r>
+        <w:r>
+          <w:rPr>
+            <w:rStyle w:val="Hyperlink"/>
+            <w:b/>
+            <w:bCs/>
+          </w:rPr>
+          <w:t>3</w:t>
+        </w:r>
+        <w:r>
+          <w:rPr>
+            <w:rStyle w:val="Hyperlink"/>
+            <w:b/>
+            <w:bCs/>
+          </w:rPr>
+          <w:t>68</w:t>
+        </w:r>
+      </w:hyperlink>
+    </w:p>
+    <w:p>
+      <w:pPr>
+        <w:pStyle w:val="ListParagraph"/>
+        <w:numPr>
+          <w:ilvl w:val="0"/>
+          <w:numId w:val="1"/>
+        </w:numPr>
+        <w:rPr>
+          <w:b/>
+          <w:bCs/>
+        </w:rPr>
+      </w:pPr>
+      <w:r>
+        <w:rPr>
+          <w:b/>
+          <w:bCs/>
+        </w:rPr>
+        <w:t xml:space="preserve">Stylized Character Pedestal | Agustin </w:t>
+      </w:r>
+      <w:proofErr w:type="spellStart"/>
+      <w:r>
+        <w:rPr>
+          <w:b/>
+          <w:bCs/>
+        </w:rPr>
+        <w:t>Honnun</w:t>
+      </w:r>
+      <w:proofErr w:type="spellEnd"/>
+      <w:r>
+        <w:rPr>
+          <w:b/>
+          <w:bCs/>
+        </w:rPr>
+        <w:t xml:space="preserve"> </w:t>
+      </w:r>
+      <w:r>
+        <w:rPr>
+          <w:b/>
+          <w:bCs/>
+        </w:rPr>
+        <w:t>[</w:t>
+      </w:r>
+      <w:r>
+        <w:rPr>
+          <w:b/>
+          <w:bCs/>
+        </w:rPr>
+        <w:t xml:space="preserve">Give Reference: </w:t>
+      </w:r>
+      <w:r>
+        <w:rPr>
+          <w:b/>
+          <w:bCs/>
+        </w:rPr>
+        <w:t xml:space="preserve">"Stylized Character Pedestal | Agustin </w:t>
+      </w:r>
+      <w:proofErr w:type="spellStart"/>
+      <w:r>
+        <w:rPr>
+          <w:b/>
+          <w:bCs/>
+        </w:rPr>
+        <w:t>Honnun</w:t>
+      </w:r>
+      <w:proofErr w:type="spellEnd"/>
+      <w:r>
+        <w:rPr>
+          <w:b/>
+          <w:bCs/>
+        </w:rPr>
+        <w:t xml:space="preserve">" (https://skfb.ly/6UQpy) by </w:t>
+      </w:r>
+      <w:proofErr w:type="spellStart"/>
+      <w:r>
+        <w:rPr>
+          <w:b/>
+          <w:bCs/>
+        </w:rPr>
+        <w:t>Agustín</w:t>
+      </w:r>
+      <w:proofErr w:type="spellEnd"/>
+      <w:r>
+        <w:rPr>
+          <w:b/>
+          <w:bCs/>
+        </w:rPr>
+        <w:t xml:space="preserve"> </w:t>
+      </w:r>
+      <w:proofErr w:type="spellStart"/>
+      <w:r>
+        <w:rPr>
+          <w:b/>
+          <w:bCs/>
+        </w:rPr>
+        <w:t>Hönnun</w:t>
+      </w:r>
+      <w:proofErr w:type="spellEnd"/>
+      <w:r>
+        <w:rPr>
+          <w:b/>
+          <w:bCs/>
+        </w:rPr>
+        <w:t xml:space="preserve"> is licensed under Creative Commons Attribution (</w:t>
+      </w:r>
+      <w:hyperlink r:id="rId33" w:history="1">
+        <w:r>
+          <w:rPr>
+            <w:rStyle w:val="Hyperlink"/>
+            <w:b/>
+            <w:bCs/>
+          </w:rPr>
+          <w:t>http://creativecommons.org/licenses/by/4.0/</w:t>
+        </w:r>
+      </w:hyperlink>
+      <w:r>
+        <w:rPr>
+          <w:b/>
+          <w:bCs/>
+        </w:rPr>
+        <w:t>)</w:t>
+      </w:r>
+      <w:proofErr w:type="gramStart"/>
+      <w:r>
+        <w:rPr>
+          <w:b/>
+          <w:bCs/>
+        </w:rPr>
+        <w:t>.</w:t>
+      </w:r>
+      <w:r>
+        <w:rPr>
+          <w:b/>
+          <w:bCs/>
+        </w:rPr>
+        <w:t xml:space="preserve"> ]</w:t>
+      </w:r>
+      <w:proofErr w:type="gramEnd"/>
+      <w:r>
+        <w:rPr>
+          <w:b/>
+          <w:bCs/>
+        </w:rPr>
+        <w:t xml:space="preserve"> </w:t>
+      </w:r>
+      <w:r>
+        <w:rPr>
+          <w:b/>
+          <w:bCs/>
+        </w:rPr>
+        <w:t>–</w:t>
+      </w:r>
+    </w:p>
+    <w:p>
+      <w:pPr>
+        <w:pStyle w:val="ListParagraph"/>
+        <w:rPr>
+          <w:b/>
+          <w:bCs/>
+        </w:rPr>
+      </w:pPr>
+      <w:hyperlink r:id="rId34" w:history="1">
+        <w:r>
+          <w:rPr>
+            <w:rStyle w:val="Hyperlink"/>
+            <w:b/>
+            <w:bCs/>
+          </w:rPr>
+          <w:t>https://sketchfab.com/3d-models/stylized-character-pedestal-agustin-honnun-6e40b7b727034ee7a2949dcbadddc919</w:t>
+        </w:r>
+      </w:hyperlink>
+    </w:p>
+    <w:p>
+      <w:pPr>
+        <w:pStyle w:val="ListParagraph"/>
+        <w:numPr>
+          <w:ilvl w:val="0"/>
+          <w:numId w:val="1"/>
+        </w:numPr>
+        <w:rPr>
+          <w:b/>
+          <w:bCs/>
+        </w:rPr>
+      </w:pPr>
+      <w:r>
+        <w:rPr>
+          <w:b/>
+          <w:bCs/>
+        </w:rPr>
+        <w:t xml:space="preserve">Stylized Fences Set | Agustin </w:t>
+      </w:r>
+      <w:proofErr w:type="spellStart"/>
+      <w:r>
+        <w:rPr>
+          <w:b/>
+          <w:bCs/>
+        </w:rPr>
+        <w:t>Honnun</w:t>
+      </w:r>
+      <w:proofErr w:type="spellEnd"/>
+      <w:r>
+        <w:rPr>
+          <w:b/>
+          <w:bCs/>
+        </w:rPr>
+        <w:t xml:space="preserve"> [Give Reference: </w:t>
+      </w:r>
+      <w:r>
+        <w:rPr>
+          <w:b/>
+          <w:bCs/>
+        </w:rPr>
+        <w:t xml:space="preserve">"Stylized Fences Set | Agustin </w:t>
+      </w:r>
+      <w:proofErr w:type="spellStart"/>
+      <w:r>
+        <w:rPr>
+          <w:b/>
+          <w:bCs/>
+        </w:rPr>
+        <w:t>Honnun</w:t>
+      </w:r>
+      <w:proofErr w:type="spellEnd"/>
+      <w:r>
+        <w:rPr>
+          <w:b/>
+          <w:bCs/>
+        </w:rPr>
+        <w:t xml:space="preserve">" (https://skfb.ly/6WsVn) by </w:t>
+      </w:r>
+      <w:proofErr w:type="spellStart"/>
+      <w:r>
+        <w:rPr>
+          <w:b/>
+          <w:bCs/>
+        </w:rPr>
+        <w:t>Agustín</w:t>
+      </w:r>
+      <w:proofErr w:type="spellEnd"/>
+      <w:r>
+        <w:rPr>
+          <w:b/>
+          <w:bCs/>
+        </w:rPr>
+        <w:t xml:space="preserve"> </w:t>
+      </w:r>
+      <w:proofErr w:type="spellStart"/>
+      <w:r>
+        <w:rPr>
+          <w:b/>
+          <w:bCs/>
+        </w:rPr>
+        <w:t>Hönnun</w:t>
+      </w:r>
+      <w:proofErr w:type="spellEnd"/>
+      <w:r>
+        <w:rPr>
+          <w:b/>
+          <w:bCs/>
+        </w:rPr>
+        <w:t xml:space="preserve"> is licensed under Creative Commons Attribution (</w:t>
+      </w:r>
+      <w:hyperlink r:id="rId35" w:history="1">
+        <w:r>
+          <w:rPr>
+            <w:rStyle w:val="Hyperlink"/>
+            <w:b/>
+            <w:bCs/>
+          </w:rPr>
+          <w:t>http://creativecommons.org/licenses/by/4.0/</w:t>
+        </w:r>
+      </w:hyperlink>
+      <w:r>
+        <w:rPr>
+          <w:b/>
+          <w:bCs/>
+        </w:rPr>
+        <w:t>)</w:t>
+      </w:r>
+      <w:proofErr w:type="gramStart"/>
+      <w:r>
+        <w:rPr>
+          <w:b/>
+          <w:bCs/>
+        </w:rPr>
+        <w:t>.</w:t>
+      </w:r>
+      <w:r>
+        <w:rPr>
+          <w:b/>
+          <w:bCs/>
+        </w:rPr>
+        <w:t xml:space="preserve"> ]</w:t>
+      </w:r>
+      <w:proofErr w:type="gramEnd"/>
+      <w:r>
+        <w:rPr>
+          <w:b/>
+          <w:bCs/>
+        </w:rPr>
+        <w:t xml:space="preserve"> – </w:t>
+      </w:r>
+    </w:p>
+    <w:p>
+      <w:pPr>
+        <w:pStyle w:val="ListParagraph"/>
+        <w:rPr>
+          <w:b/>
+          <w:bCs/>
+        </w:rPr>
+      </w:pPr>
+      <w:hyperlink r:id="rId36" w:history="1">
+        <w:r>
+          <w:rPr>
+            <w:rStyle w:val="Hyperlink"/>
+            <w:b/>
+            <w:bCs/>
+          </w:rPr>
+          <w:t>https://sketchfab.com/3d-models/stylized-fences-set-agustin-honnun-</w:t>
+        </w:r>
+        <w:r>
+          <w:rPr>
+            <w:rStyle w:val="Hyperlink"/>
+            <w:b/>
+            <w:bCs/>
+          </w:rPr>
+          <w:t>de8a95edea634ff5bed2c2c6c7c5d1ae</w:t>
+        </w:r>
+      </w:hyperlink>
+    </w:p>
+    <w:p>
+      <w:pPr>
+        <w:pStyle w:val="ListParagraph"/>
+        <w:rPr>
+          <w:b/>
+          <w:bCs/>
+        </w:rPr>
+      </w:pPr>
+    </w:p>
+    <w:p>
+      <w:pPr>
+        <w:pStyle w:val="ListParagraph"/>
+        <w:rPr>
+          <w:b/>
+          <w:bCs/>
+        </w:rPr>
       </w:pPr>
     </w:p>
     <w:p/>
@@ -901,7 +2446,6 @@
   <w:style w:type="character" w:default="1" w:styleId="DefaultParagraphFont">
     <w:name w:val="Default Paragraph Font"/>
     <w:uiPriority w:val="1"/>
-    <w:semiHidden/>
     <w:unhideWhenUsed/>
   </w:style>
   <w:style w:type="table" w:default="1" w:styleId="TableNormal">

--- a/References.docx
+++ b/References.docx
@@ -424,7 +424,7 @@
         </w:rPr>
         <w:t xml:space="preserve"> - </w:t>
       </w:r>
-      <w:hyperlink r:id="rId14" w:history="1">
+      <w:hyperlink r:id="rId14" w:anchor="description" w:history="1">
         <w:r>
           <w:rPr>
             <w:rStyle w:val="Hyperlink"/>
@@ -484,60 +484,155 @@
           <w:bCs/>
         </w:rPr>
       </w:pPr>
-      <w:hyperlink r:id="rId15" w:history="1">
+      <w:hyperlink r:id="rId15" w:anchor="description" w:history="1">
         <w:r>
           <w:rPr>
             <w:rStyle w:val="Hyperlink"/>
             <w:b/>
             <w:bCs/>
           </w:rPr>
-          <w:t>https://assetstore.unity.com/packages/3d/hand-painted-</w:t>
-        </w:r>
+          <w:t>https://assetstore.unity.com/packages/3d/hand-painted-wooden-crate-36854#description</w:t>
+        </w:r>
+      </w:hyperlink>
+    </w:p>
+    <w:p>
+      <w:pPr>
+        <w:pStyle w:val="ListParagraph"/>
+        <w:numPr>
+          <w:ilvl w:val="0"/>
+          <w:numId w:val="1"/>
+        </w:numPr>
+        <w:rPr>
+          <w:b/>
+          <w:bCs/>
+        </w:rPr>
+      </w:pPr>
+      <w:proofErr w:type="spellStart"/>
+      <w:r>
+        <w:rPr>
+          <w:b/>
+          <w:bCs/>
+        </w:rPr>
+        <w:t>Lowpoly</w:t>
+      </w:r>
+      <w:proofErr w:type="spellEnd"/>
+      <w:r>
+        <w:rPr>
+          <w:b/>
+          <w:bCs/>
+        </w:rPr>
+        <w:t xml:space="preserve"> Wells</w:t>
+      </w:r>
+      <w:r>
+        <w:rPr>
+          <w:b/>
+          <w:bCs/>
+        </w:rPr>
+        <w:t xml:space="preserve"> </w:t>
+      </w:r>
+      <w:r>
+        <w:rPr>
+          <w:b/>
+          <w:bCs/>
+        </w:rPr>
+        <w:t>–</w:t>
+      </w:r>
+      <w:r>
+        <w:rPr>
+          <w:b/>
+          <w:bCs/>
+        </w:rPr>
+        <w:t xml:space="preserve"> </w:t>
+      </w:r>
+    </w:p>
+    <w:p>
+      <w:pPr>
+        <w:pStyle w:val="ListParagraph"/>
+        <w:rPr>
+          <w:b/>
+          <w:bCs/>
+        </w:rPr>
+      </w:pPr>
+      <w:hyperlink r:id="rId16" w:anchor="description" w:history="1">
         <w:r>
           <w:rPr>
             <w:rStyle w:val="Hyperlink"/>
             <w:b/>
             <w:bCs/>
           </w:rPr>
-          <w:t>w</w:t>
-        </w:r>
+          <w:t>https://assetstore.unity.com/packages/3d/props/exterior/lowpoly-wells-68437#description</w:t>
+        </w:r>
+      </w:hyperlink>
+    </w:p>
+    <w:p>
+      <w:pPr>
+        <w:pStyle w:val="ListParagraph"/>
+        <w:numPr>
+          <w:ilvl w:val="0"/>
+          <w:numId w:val="1"/>
+        </w:numPr>
+        <w:rPr>
+          <w:b/>
+          <w:bCs/>
+        </w:rPr>
+      </w:pPr>
+      <w:r>
+        <w:rPr>
+          <w:b/>
+          <w:bCs/>
+        </w:rPr>
+        <w:t xml:space="preserve">Wooden Cart </w:t>
+      </w:r>
+      <w:r>
+        <w:rPr>
+          <w:b/>
+          <w:bCs/>
+        </w:rPr>
+        <w:t>–</w:t>
+      </w:r>
+      <w:r>
+        <w:rPr>
+          <w:b/>
+          <w:bCs/>
+        </w:rPr>
+        <w:t xml:space="preserve"> </w:t>
+      </w:r>
+      <w:hyperlink r:id="rId17" w:history="1">
         <w:r>
           <w:rPr>
             <w:rStyle w:val="Hyperlink"/>
             <w:b/>
             <w:bCs/>
           </w:rPr>
-          <w:t>ooden-crate-36854#description</w:t>
-        </w:r>
-      </w:hyperlink>
-    </w:p>
-    <w:p>
-      <w:pPr>
-        <w:pStyle w:val="ListParagraph"/>
-        <w:numPr>
-          <w:ilvl w:val="0"/>
-          <w:numId w:val="1"/>
-        </w:numPr>
-        <w:rPr>
-          <w:b/>
-          <w:bCs/>
-        </w:rPr>
-      </w:pPr>
-      <w:proofErr w:type="spellStart"/>
-      <w:r>
-        <w:rPr>
-          <w:b/>
-          <w:bCs/>
-        </w:rPr>
-        <w:t>Lowpoly</w:t>
-      </w:r>
-      <w:proofErr w:type="spellEnd"/>
-      <w:r>
-        <w:rPr>
-          <w:b/>
-          <w:bCs/>
-        </w:rPr>
-        <w:t xml:space="preserve"> Wells</w:t>
+          <w:t>https://assetstore.unity.com/packages/3d/environments/fantasy/wooden-cart-65835#description</w:t>
+        </w:r>
+      </w:hyperlink>
+    </w:p>
+    <w:p>
+      <w:pPr>
+        <w:pStyle w:val="ListParagraph"/>
+        <w:numPr>
+          <w:ilvl w:val="0"/>
+          <w:numId w:val="1"/>
+        </w:numPr>
+        <w:rPr>
+          <w:b/>
+          <w:bCs/>
+        </w:rPr>
+      </w:pPr>
+      <w:r>
+        <w:rPr>
+          <w:b/>
+          <w:bCs/>
+        </w:rPr>
+        <w:t xml:space="preserve">Medieval Gold </w:t>
+      </w:r>
+      <w:r>
+        <w:rPr>
+          <w:b/>
+          <w:bCs/>
+        </w:rPr>
+        <w:t>–</w:t>
       </w:r>
       <w:r>
         <w:rPr>
@@ -546,336 +641,199 @@
         </w:rPr>
         <w:t xml:space="preserve"> </w:t>
       </w:r>
-      <w:r>
-        <w:rPr>
-          <w:b/>
-          <w:bCs/>
-        </w:rPr>
-        <w:t>–</w:t>
-      </w:r>
-      <w:r>
-        <w:rPr>
-          <w:b/>
-          <w:bCs/>
-        </w:rPr>
-        <w:t xml:space="preserve"> </w:t>
-      </w:r>
-    </w:p>
-    <w:p>
-      <w:pPr>
-        <w:pStyle w:val="ListParagraph"/>
-        <w:rPr>
-          <w:b/>
-          <w:bCs/>
-        </w:rPr>
-      </w:pPr>
-      <w:hyperlink r:id="rId16" w:history="1">
+    </w:p>
+    <w:p>
+      <w:pPr>
+        <w:pStyle w:val="ListParagraph"/>
+        <w:rPr>
+          <w:b/>
+          <w:bCs/>
+        </w:rPr>
+      </w:pPr>
+      <w:hyperlink r:id="rId18" w:history="1">
         <w:r>
           <w:rPr>
             <w:rStyle w:val="Hyperlink"/>
             <w:b/>
             <w:bCs/>
           </w:rPr>
-          <w:t>https://assetstore.unity.com/packages/3d/props/exterior/lowpoly-wells-68437#description</w:t>
-        </w:r>
-      </w:hyperlink>
-    </w:p>
-    <w:p>
-      <w:pPr>
-        <w:pStyle w:val="ListParagraph"/>
-        <w:numPr>
-          <w:ilvl w:val="0"/>
-          <w:numId w:val="1"/>
-        </w:numPr>
-        <w:rPr>
-          <w:b/>
-          <w:bCs/>
-        </w:rPr>
-      </w:pPr>
-      <w:r>
-        <w:rPr>
-          <w:b/>
-          <w:bCs/>
-        </w:rPr>
-        <w:t xml:space="preserve">Wooden Cart </w:t>
-      </w:r>
-      <w:r>
-        <w:rPr>
-          <w:b/>
-          <w:bCs/>
-        </w:rPr>
-        <w:t>–</w:t>
-      </w:r>
-      <w:r>
-        <w:rPr>
-          <w:b/>
-          <w:bCs/>
-        </w:rPr>
-        <w:t xml:space="preserve"> </w:t>
-      </w:r>
-      <w:r>
-        <w:rPr>
-          <w:b/>
-          <w:bCs/>
-        </w:rPr>
-        <w:fldChar w:fldCharType="begin"/>
-      </w:r>
-      <w:r>
-        <w:rPr>
-          <w:b/>
-          <w:bCs/>
-        </w:rPr>
-        <w:instrText xml:space="preserve"> HYPERLINK "</w:instrText>
-      </w:r>
-      <w:r>
-        <w:rPr>
-          <w:b/>
-          <w:bCs/>
-        </w:rPr>
-        <w:instrText>https://assetstore.unity.com/packages/3d/environments/fantasy/wooden-cart-65835#description</w:instrText>
-      </w:r>
-      <w:r>
-        <w:rPr>
-          <w:b/>
-          <w:bCs/>
-        </w:rPr>
-        <w:instrText xml:space="preserve">" </w:instrText>
-      </w:r>
-      <w:r>
-        <w:rPr>
-          <w:b/>
-          <w:bCs/>
-        </w:rPr>
-        <w:fldChar w:fldCharType="separate"/>
-      </w:r>
-      <w:r>
-        <w:rPr>
-          <w:rStyle w:val="Hyperlink"/>
-          <w:b/>
-          <w:bCs/>
-        </w:rPr>
-        <w:t>h</w:t>
-      </w:r>
-      <w:r>
-        <w:rPr>
-          <w:rStyle w:val="Hyperlink"/>
-          <w:b/>
-          <w:bCs/>
-        </w:rPr>
-        <w:t>t</w:t>
-      </w:r>
-      <w:r>
-        <w:rPr>
-          <w:rStyle w:val="Hyperlink"/>
-          <w:b/>
-          <w:bCs/>
-        </w:rPr>
-        <w:t>tps://assetstore.unity.com/packages/3</w:t>
-      </w:r>
-      <w:r>
-        <w:rPr>
-          <w:rStyle w:val="Hyperlink"/>
-          <w:b/>
-          <w:bCs/>
-        </w:rPr>
-        <w:t>d</w:t>
-      </w:r>
-      <w:r>
-        <w:rPr>
-          <w:rStyle w:val="Hyperlink"/>
-          <w:b/>
-          <w:bCs/>
-        </w:rPr>
-        <w:t>/environments/fantasy/wooden-cart-65835#description</w:t>
-      </w:r>
-      <w:r>
-        <w:rPr>
-          <w:b/>
-          <w:bCs/>
-        </w:rPr>
-        <w:fldChar w:fldCharType="end"/>
-      </w:r>
-    </w:p>
-    <w:p>
-      <w:pPr>
-        <w:pStyle w:val="ListParagraph"/>
-        <w:numPr>
-          <w:ilvl w:val="0"/>
-          <w:numId w:val="1"/>
-        </w:numPr>
-        <w:rPr>
-          <w:b/>
-          <w:bCs/>
-        </w:rPr>
-      </w:pPr>
-      <w:r>
-        <w:rPr>
-          <w:b/>
-          <w:bCs/>
-        </w:rPr>
-        <w:t xml:space="preserve">Medieval Gold </w:t>
-      </w:r>
-      <w:r>
-        <w:rPr>
-          <w:b/>
-          <w:bCs/>
-        </w:rPr>
-        <w:t>–</w:t>
-      </w:r>
-      <w:r>
-        <w:rPr>
-          <w:b/>
-          <w:bCs/>
-        </w:rPr>
-        <w:t xml:space="preserve"> </w:t>
-      </w:r>
-    </w:p>
-    <w:p>
-      <w:pPr>
-        <w:pStyle w:val="ListParagraph"/>
-        <w:rPr>
-          <w:b/>
-          <w:bCs/>
-        </w:rPr>
-      </w:pPr>
-      <w:hyperlink r:id="rId17" w:history="1">
+          <w:t>https://assetstore.unity.com/packages/3d/props/medieval-gold-14162</w:t>
+        </w:r>
+      </w:hyperlink>
+    </w:p>
+    <w:p>
+      <w:pPr>
+        <w:pStyle w:val="ListParagraph"/>
+        <w:numPr>
+          <w:ilvl w:val="0"/>
+          <w:numId w:val="1"/>
+        </w:numPr>
+        <w:rPr>
+          <w:b/>
+          <w:bCs/>
+        </w:rPr>
+      </w:pPr>
+      <w:r>
+        <w:rPr>
+          <w:b/>
+          <w:bCs/>
+        </w:rPr>
+        <w:t xml:space="preserve">Stylized </w:t>
+      </w:r>
+      <w:proofErr w:type="spellStart"/>
+      <w:r>
+        <w:rPr>
+          <w:b/>
+          <w:bCs/>
+        </w:rPr>
+        <w:t>Environnement</w:t>
+      </w:r>
+      <w:proofErr w:type="spellEnd"/>
+      <w:r>
+        <w:rPr>
+          <w:b/>
+          <w:bCs/>
+        </w:rPr>
+        <w:t xml:space="preserve"> - Free Pack</w:t>
+      </w:r>
+      <w:r>
+        <w:rPr>
+          <w:b/>
+          <w:bCs/>
+        </w:rPr>
+        <w:t xml:space="preserve"> – </w:t>
+      </w:r>
+    </w:p>
+    <w:p>
+      <w:pPr>
+        <w:pStyle w:val="ListParagraph"/>
+        <w:rPr>
+          <w:b/>
+          <w:bCs/>
+        </w:rPr>
+      </w:pPr>
+      <w:hyperlink r:id="rId19" w:anchor="description" w:history="1">
         <w:r>
           <w:rPr>
             <w:rStyle w:val="Hyperlink"/>
             <w:b/>
             <w:bCs/>
           </w:rPr>
-          <w:t>https://assetstore.unity.com/packages/3d/props/medieval-gold-14162</w:t>
-        </w:r>
-      </w:hyperlink>
-    </w:p>
-    <w:p>
-      <w:pPr>
-        <w:pStyle w:val="ListParagraph"/>
-        <w:numPr>
-          <w:ilvl w:val="0"/>
-          <w:numId w:val="1"/>
-        </w:numPr>
-        <w:rPr>
-          <w:b/>
-          <w:bCs/>
-        </w:rPr>
-      </w:pPr>
-      <w:r>
-        <w:rPr>
-          <w:b/>
-          <w:bCs/>
-        </w:rPr>
-        <w:t xml:space="preserve">Stylized </w:t>
-      </w:r>
-      <w:proofErr w:type="spellStart"/>
-      <w:r>
-        <w:rPr>
-          <w:b/>
-          <w:bCs/>
-        </w:rPr>
-        <w:t>Environnement</w:t>
-      </w:r>
-      <w:proofErr w:type="spellEnd"/>
-      <w:r>
-        <w:rPr>
-          <w:b/>
-          <w:bCs/>
-        </w:rPr>
-        <w:t xml:space="preserve"> - Free Pack</w:t>
-      </w:r>
-      <w:r>
-        <w:rPr>
-          <w:b/>
-          <w:bCs/>
-        </w:rPr>
-        <w:t xml:space="preserve"> – </w:t>
-      </w:r>
-    </w:p>
-    <w:p>
-      <w:pPr>
-        <w:pStyle w:val="ListParagraph"/>
-        <w:rPr>
-          <w:b/>
-          <w:bCs/>
-        </w:rPr>
-      </w:pPr>
-      <w:hyperlink r:id="rId18" w:history="1">
+          <w:t>https://assetstore.unity.com/packages/3d/environments/fantasy/stylized-environnement-free-pack-178090#description</w:t>
+        </w:r>
+      </w:hyperlink>
+    </w:p>
+    <w:p>
+      <w:pPr>
+        <w:pStyle w:val="ListParagraph"/>
+        <w:numPr>
+          <w:ilvl w:val="0"/>
+          <w:numId w:val="1"/>
+        </w:numPr>
+        <w:rPr>
+          <w:b/>
+          <w:bCs/>
+        </w:rPr>
+      </w:pPr>
+      <w:r>
+        <w:rPr>
+          <w:b/>
+          <w:bCs/>
+        </w:rPr>
+        <w:lastRenderedPageBreak/>
+        <w:t>Stylized Hand Painted Dungeon (Free)</w:t>
+      </w:r>
+      <w:r>
+        <w:rPr>
+          <w:b/>
+          <w:bCs/>
+        </w:rPr>
+        <w:t xml:space="preserve"> –</w:t>
+      </w:r>
+    </w:p>
+    <w:p>
+      <w:pPr>
+        <w:pStyle w:val="ListParagraph"/>
+        <w:rPr>
+          <w:b/>
+          <w:bCs/>
+        </w:rPr>
+      </w:pPr>
+      <w:hyperlink r:id="rId20" w:history="1">
         <w:r>
           <w:rPr>
             <w:rStyle w:val="Hyperlink"/>
             <w:b/>
             <w:bCs/>
           </w:rPr>
-          <w:t>https://assetstore.unity.com/packages/3d/environments/fantasy/stylized-environnement-free-pack-178090#description</w:t>
-        </w:r>
-      </w:hyperlink>
-    </w:p>
-    <w:p>
-      <w:pPr>
-        <w:pStyle w:val="ListParagraph"/>
-        <w:numPr>
-          <w:ilvl w:val="0"/>
-          <w:numId w:val="1"/>
-        </w:numPr>
-        <w:rPr>
-          <w:b/>
-          <w:bCs/>
-        </w:rPr>
-      </w:pPr>
-      <w:r>
-        <w:rPr>
-          <w:b/>
-          <w:bCs/>
-        </w:rPr>
-        <w:lastRenderedPageBreak/>
-        <w:t>Stylized Hand Painted Dungeon (Free)</w:t>
-      </w:r>
-      <w:r>
-        <w:rPr>
-          <w:b/>
-          <w:bCs/>
-        </w:rPr>
-        <w:t xml:space="preserve"> –</w:t>
-      </w:r>
-    </w:p>
-    <w:p>
-      <w:pPr>
-        <w:pStyle w:val="ListParagraph"/>
-        <w:rPr>
-          <w:b/>
-          <w:bCs/>
-        </w:rPr>
-      </w:pPr>
-      <w:hyperlink r:id="rId19" w:history="1">
+          <w:t>https://assetstore.unity.com/packages/3d/environments/stylized-hand-painted-dungeon-free-173934</w:t>
+        </w:r>
+      </w:hyperlink>
+    </w:p>
+    <w:p>
+      <w:pPr>
+        <w:pStyle w:val="ListParagraph"/>
+        <w:numPr>
+          <w:ilvl w:val="0"/>
+          <w:numId w:val="1"/>
+        </w:numPr>
+        <w:rPr>
+          <w:b/>
+          <w:bCs/>
+        </w:rPr>
+      </w:pPr>
+      <w:r>
+        <w:rPr>
+          <w:b/>
+          <w:bCs/>
+        </w:rPr>
+        <w:t>TGU Skybox Pack</w:t>
+      </w:r>
+      <w:r>
+        <w:rPr>
+          <w:b/>
+          <w:bCs/>
+        </w:rPr>
+        <w:t xml:space="preserve"> – </w:t>
+      </w:r>
+    </w:p>
+    <w:p>
+      <w:pPr>
+        <w:pStyle w:val="ListParagraph"/>
+        <w:rPr>
+          <w:b/>
+          <w:bCs/>
+        </w:rPr>
+      </w:pPr>
+      <w:hyperlink r:id="rId21" w:history="1">
         <w:r>
           <w:rPr>
             <w:rStyle w:val="Hyperlink"/>
             <w:b/>
             <w:bCs/>
           </w:rPr>
-          <w:t>https://assetstore.unity.com/packages/3d/environments/stylized-hand-painted-dungeon-free-173934</w:t>
-        </w:r>
-      </w:hyperlink>
-    </w:p>
-    <w:p>
-      <w:pPr>
-        <w:pStyle w:val="ListParagraph"/>
-        <w:numPr>
-          <w:ilvl w:val="0"/>
-          <w:numId w:val="1"/>
-        </w:numPr>
-        <w:rPr>
-          <w:b/>
-          <w:bCs/>
-        </w:rPr>
-      </w:pPr>
-      <w:r>
-        <w:rPr>
-          <w:b/>
-          <w:bCs/>
-        </w:rPr>
-        <w:t>TGU Skybox Pack</w:t>
+          <w:t>https://assetstore.unity.com/packages/2d/textures-materials/sky/tgu-skybox-pack-96433</w:t>
+        </w:r>
+      </w:hyperlink>
+    </w:p>
+    <w:p>
+      <w:pPr>
+        <w:pStyle w:val="ListParagraph"/>
+        <w:numPr>
+          <w:ilvl w:val="0"/>
+          <w:numId w:val="1"/>
+        </w:numPr>
+        <w:rPr>
+          <w:b/>
+          <w:bCs/>
+        </w:rPr>
+      </w:pPr>
+      <w:r>
+        <w:rPr>
+          <w:b/>
+          <w:bCs/>
+        </w:rPr>
+        <w:t>Toon Forest Free Set</w:t>
       </w:r>
       <w:r>
         <w:rPr>
@@ -893,136 +851,136 @@
           <w:bCs/>
         </w:rPr>
       </w:pPr>
-      <w:hyperlink r:id="rId20" w:history="1">
+      <w:hyperlink r:id="rId22" w:history="1">
         <w:r>
           <w:rPr>
             <w:rStyle w:val="Hyperlink"/>
             <w:b/>
             <w:bCs/>
           </w:rPr>
-          <w:t>https://assetstore.unity.com/packages/2d/textures-materials/sky/tgu-skybox-pack-96433</w:t>
-        </w:r>
-      </w:hyperlink>
-    </w:p>
-    <w:p>
-      <w:pPr>
-        <w:pStyle w:val="ListParagraph"/>
-        <w:numPr>
-          <w:ilvl w:val="0"/>
-          <w:numId w:val="1"/>
-        </w:numPr>
-        <w:rPr>
-          <w:b/>
-          <w:bCs/>
-        </w:rPr>
-      </w:pPr>
-      <w:r>
-        <w:rPr>
-          <w:b/>
-          <w:bCs/>
-        </w:rPr>
-        <w:t>Toon Forest Free Set</w:t>
-      </w:r>
-      <w:r>
-        <w:rPr>
-          <w:b/>
-          <w:bCs/>
-        </w:rPr>
-        <w:t xml:space="preserve"> – </w:t>
-      </w:r>
-    </w:p>
-    <w:p>
-      <w:pPr>
-        <w:pStyle w:val="ListParagraph"/>
-        <w:rPr>
-          <w:b/>
-          <w:bCs/>
-        </w:rPr>
-      </w:pPr>
-      <w:hyperlink r:id="rId21" w:history="1">
+          <w:t>https://assetstore.unity.com/packages/3d/vegetation/toon-forest-free-set-66124</w:t>
+        </w:r>
+      </w:hyperlink>
+    </w:p>
+    <w:p>
+      <w:pPr>
+        <w:pStyle w:val="ListParagraph"/>
+        <w:numPr>
+          <w:ilvl w:val="0"/>
+          <w:numId w:val="1"/>
+        </w:numPr>
+        <w:rPr>
+          <w:b/>
+          <w:bCs/>
+        </w:rPr>
+      </w:pPr>
+      <w:proofErr w:type="spellStart"/>
+      <w:r>
+        <w:rPr>
+          <w:b/>
+          <w:bCs/>
+        </w:rPr>
+        <w:t>Handpainted</w:t>
+      </w:r>
+      <w:proofErr w:type="spellEnd"/>
+      <w:r>
+        <w:rPr>
+          <w:b/>
+          <w:bCs/>
+        </w:rPr>
+        <w:t xml:space="preserve"> Forest Pack Lite</w:t>
+      </w:r>
+      <w:r>
+        <w:rPr>
+          <w:b/>
+          <w:bCs/>
+        </w:rPr>
+        <w:t xml:space="preserve"> –</w:t>
+      </w:r>
+    </w:p>
+    <w:p>
+      <w:pPr>
+        <w:pStyle w:val="ListParagraph"/>
+        <w:rPr>
+          <w:b/>
+          <w:bCs/>
+        </w:rPr>
+      </w:pPr>
+      <w:hyperlink r:id="rId23" w:history="1">
         <w:r>
           <w:rPr>
             <w:rStyle w:val="Hyperlink"/>
             <w:b/>
             <w:bCs/>
           </w:rPr>
-          <w:t>https://assetstore.unity.com/packages/3d/vegetation/toon-forest-free-set-66124</w:t>
-        </w:r>
-      </w:hyperlink>
-    </w:p>
-    <w:p>
-      <w:pPr>
-        <w:pStyle w:val="ListParagraph"/>
-        <w:numPr>
-          <w:ilvl w:val="0"/>
-          <w:numId w:val="1"/>
-        </w:numPr>
-        <w:rPr>
-          <w:b/>
-          <w:bCs/>
-        </w:rPr>
-      </w:pPr>
-      <w:proofErr w:type="spellStart"/>
-      <w:r>
-        <w:rPr>
-          <w:b/>
-          <w:bCs/>
-        </w:rPr>
-        <w:t>Handpainted</w:t>
-      </w:r>
-      <w:proofErr w:type="spellEnd"/>
-      <w:r>
-        <w:rPr>
-          <w:b/>
-          <w:bCs/>
-        </w:rPr>
-        <w:t xml:space="preserve"> Forest Pack Lite</w:t>
-      </w:r>
-      <w:r>
-        <w:rPr>
-          <w:b/>
-          <w:bCs/>
-        </w:rPr>
-        <w:t xml:space="preserve"> –</w:t>
-      </w:r>
-    </w:p>
-    <w:p>
-      <w:pPr>
-        <w:pStyle w:val="ListParagraph"/>
-        <w:rPr>
-          <w:b/>
-          <w:bCs/>
-        </w:rPr>
-      </w:pPr>
-      <w:hyperlink r:id="rId22" w:history="1">
+          <w:t>https://assetstore.unity.com/packages/3d/environments/landscapes/handpainted-forest-pack-lite-176577</w:t>
+        </w:r>
+      </w:hyperlink>
+    </w:p>
+    <w:p>
+      <w:pPr>
+        <w:pStyle w:val="ListParagraph"/>
+        <w:numPr>
+          <w:ilvl w:val="0"/>
+          <w:numId w:val="1"/>
+        </w:numPr>
+        <w:rPr>
+          <w:b/>
+          <w:bCs/>
+        </w:rPr>
+      </w:pPr>
+      <w:r>
+        <w:rPr>
+          <w:b/>
+          <w:bCs/>
+        </w:rPr>
+        <w:t>Stylized Rocks with Magic Rune</w:t>
+      </w:r>
+      <w:r>
+        <w:rPr>
+          <w:b/>
+          <w:bCs/>
+        </w:rPr>
+        <w:t xml:space="preserve"> – </w:t>
+      </w:r>
+    </w:p>
+    <w:p>
+      <w:pPr>
+        <w:pStyle w:val="ListParagraph"/>
+        <w:rPr>
+          <w:b/>
+          <w:bCs/>
+        </w:rPr>
+      </w:pPr>
+      <w:hyperlink r:id="rId24" w:history="1">
         <w:r>
           <w:rPr>
             <w:rStyle w:val="Hyperlink"/>
             <w:b/>
             <w:bCs/>
           </w:rPr>
-          <w:t>https://assetstore.unity.com/packages/3d/environments/landscapes/handpainted-forest-pack-lite-176577</w:t>
-        </w:r>
-      </w:hyperlink>
-    </w:p>
-    <w:p>
-      <w:pPr>
-        <w:pStyle w:val="ListParagraph"/>
-        <w:numPr>
-          <w:ilvl w:val="0"/>
-          <w:numId w:val="1"/>
-        </w:numPr>
-        <w:rPr>
-          <w:b/>
-          <w:bCs/>
-        </w:rPr>
-      </w:pPr>
-      <w:r>
-        <w:rPr>
-          <w:b/>
-          <w:bCs/>
-        </w:rPr>
-        <w:t>Stylized Rocks with Magic Rune</w:t>
+          <w:t>https://assetstore.unity.com/packages/3d/props/stylized-rocks-with-magic-rune-192933</w:t>
+        </w:r>
+      </w:hyperlink>
+    </w:p>
+    <w:p>
+      <w:pPr>
+        <w:pStyle w:val="ListParagraph"/>
+        <w:numPr>
+          <w:ilvl w:val="0"/>
+          <w:numId w:val="1"/>
+        </w:numPr>
+        <w:rPr>
+          <w:b/>
+          <w:bCs/>
+        </w:rPr>
+      </w:pPr>
+      <w:r>
+        <w:rPr>
+          <w:b/>
+          <w:bCs/>
+        </w:rPr>
+        <w:t>Ancient Ruins and Plants</w:t>
       </w:r>
       <w:r>
         <w:rPr>
@@ -1040,35 +998,35 @@
           <w:bCs/>
         </w:rPr>
       </w:pPr>
-      <w:hyperlink r:id="rId23" w:history="1">
+      <w:hyperlink r:id="rId25" w:history="1">
         <w:r>
           <w:rPr>
             <w:rStyle w:val="Hyperlink"/>
             <w:b/>
             <w:bCs/>
           </w:rPr>
-          <w:t>https://assetstore.unity.com/packages/3d/props/stylized-rocks-with-magic-rune-192933</w:t>
-        </w:r>
-      </w:hyperlink>
-    </w:p>
-    <w:p>
-      <w:pPr>
-        <w:pStyle w:val="ListParagraph"/>
-        <w:numPr>
-          <w:ilvl w:val="0"/>
-          <w:numId w:val="1"/>
-        </w:numPr>
-        <w:rPr>
-          <w:b/>
-          <w:bCs/>
-        </w:rPr>
-      </w:pPr>
-      <w:r>
-        <w:rPr>
-          <w:b/>
-          <w:bCs/>
-        </w:rPr>
-        <w:t>Ancient Ruins and Plants</w:t>
+          <w:t>https://assetstore.unity.com/packages/3d/props/exterior/ancient-ruins-and-plants-201914</w:t>
+        </w:r>
+      </w:hyperlink>
+    </w:p>
+    <w:p>
+      <w:pPr>
+        <w:pStyle w:val="ListParagraph"/>
+        <w:numPr>
+          <w:ilvl w:val="0"/>
+          <w:numId w:val="1"/>
+        </w:numPr>
+        <w:rPr>
+          <w:b/>
+          <w:bCs/>
+        </w:rPr>
+      </w:pPr>
+      <w:r>
+        <w:rPr>
+          <w:b/>
+          <w:bCs/>
+        </w:rPr>
+        <w:t>Toon Crystals Pack</w:t>
       </w:r>
       <w:r>
         <w:rPr>
@@ -1086,98 +1044,136 @@
           <w:bCs/>
         </w:rPr>
       </w:pPr>
-      <w:hyperlink r:id="rId24" w:history="1">
+      <w:hyperlink r:id="rId26" w:history="1">
         <w:r>
           <w:rPr>
             <w:rStyle w:val="Hyperlink"/>
             <w:b/>
             <w:bCs/>
           </w:rPr>
-          <w:t>https://assetstore.unity.com/packages/3d/props/exterior/ancient-ruins-and-plants-</w:t>
-        </w:r>
+          <w:t>https://assetstore.unity.com/packages/3d/props/toon-crystals-pack-66182</w:t>
+        </w:r>
+      </w:hyperlink>
+    </w:p>
+    <w:p>
+      <w:pPr>
+        <w:pStyle w:val="ListParagraph"/>
+        <w:numPr>
+          <w:ilvl w:val="0"/>
+          <w:numId w:val="1"/>
+        </w:numPr>
+        <w:rPr>
+          <w:b/>
+          <w:bCs/>
+        </w:rPr>
+      </w:pPr>
+      <w:proofErr w:type="spellStart"/>
+      <w:r>
+        <w:rPr>
+          <w:b/>
+          <w:bCs/>
+        </w:rPr>
+        <w:t>Handpainted</w:t>
+      </w:r>
+      <w:proofErr w:type="spellEnd"/>
+      <w:r>
+        <w:rPr>
+          <w:b/>
+          <w:bCs/>
+        </w:rPr>
+        <w:t xml:space="preserve"> Turntable Platforms</w:t>
+      </w:r>
+      <w:r>
+        <w:rPr>
+          <w:b/>
+          <w:bCs/>
+        </w:rPr>
+        <w:t xml:space="preserve"> –</w:t>
+      </w:r>
+    </w:p>
+    <w:p>
+      <w:pPr>
+        <w:pStyle w:val="ListParagraph"/>
+        <w:rPr>
+          <w:b/>
+          <w:bCs/>
+        </w:rPr>
+      </w:pPr>
+      <w:hyperlink r:id="rId27" w:history="1">
         <w:r>
           <w:rPr>
             <w:rStyle w:val="Hyperlink"/>
             <w:b/>
             <w:bCs/>
           </w:rPr>
-          <w:t>201914</w:t>
-        </w:r>
-      </w:hyperlink>
-    </w:p>
-    <w:p>
-      <w:pPr>
-        <w:pStyle w:val="ListParagraph"/>
-        <w:numPr>
-          <w:ilvl w:val="0"/>
-          <w:numId w:val="1"/>
-        </w:numPr>
-        <w:rPr>
-          <w:b/>
-          <w:bCs/>
-        </w:rPr>
-      </w:pPr>
-      <w:r>
-        <w:rPr>
-          <w:b/>
-          <w:bCs/>
-        </w:rPr>
-        <w:t>Toon Crystals Pack</w:t>
-      </w:r>
-      <w:r>
-        <w:rPr>
-          <w:b/>
-          <w:bCs/>
-        </w:rPr>
-        <w:t xml:space="preserve"> – </w:t>
-      </w:r>
-    </w:p>
-    <w:p>
-      <w:pPr>
-        <w:pStyle w:val="ListParagraph"/>
-        <w:rPr>
-          <w:b/>
-          <w:bCs/>
-        </w:rPr>
-      </w:pPr>
-      <w:hyperlink r:id="rId25" w:history="1">
+          <w:t>https://assetstore.unity.com/packages/3d/props/handpainted-turntable-platforms-66599</w:t>
+        </w:r>
+      </w:hyperlink>
+    </w:p>
+    <w:p>
+      <w:pPr>
+        <w:pStyle w:val="ListParagraph"/>
+        <w:numPr>
+          <w:ilvl w:val="0"/>
+          <w:numId w:val="1"/>
+        </w:numPr>
+        <w:rPr>
+          <w:b/>
+          <w:bCs/>
+        </w:rPr>
+      </w:pPr>
+      <w:r>
+        <w:rPr>
+          <w:b/>
+          <w:bCs/>
+        </w:rPr>
+        <w:t>FREE Stylized PBR Textures Pack</w:t>
+      </w:r>
+      <w:r>
+        <w:rPr>
+          <w:b/>
+          <w:bCs/>
+        </w:rPr>
+        <w:t xml:space="preserve"> –</w:t>
+      </w:r>
+    </w:p>
+    <w:p>
+      <w:pPr>
+        <w:pStyle w:val="ListParagraph"/>
+        <w:rPr>
+          <w:b/>
+          <w:bCs/>
+        </w:rPr>
+      </w:pPr>
+      <w:hyperlink r:id="rId28" w:history="1">
         <w:r>
           <w:rPr>
             <w:rStyle w:val="Hyperlink"/>
             <w:b/>
             <w:bCs/>
           </w:rPr>
-          <w:t>https://assetstore.unity.com/packages/3d/props/toon-crystals-pack-66182</w:t>
-        </w:r>
-      </w:hyperlink>
-    </w:p>
-    <w:p>
-      <w:pPr>
-        <w:pStyle w:val="ListParagraph"/>
-        <w:numPr>
-          <w:ilvl w:val="0"/>
-          <w:numId w:val="1"/>
-        </w:numPr>
-        <w:rPr>
-          <w:b/>
-          <w:bCs/>
-        </w:rPr>
-      </w:pPr>
-      <w:proofErr w:type="spellStart"/>
-      <w:r>
-        <w:rPr>
-          <w:b/>
-          <w:bCs/>
-        </w:rPr>
-        <w:t>Handpainted</w:t>
-      </w:r>
-      <w:proofErr w:type="spellEnd"/>
-      <w:r>
-        <w:rPr>
-          <w:b/>
-          <w:bCs/>
-        </w:rPr>
-        <w:t xml:space="preserve"> Turntable Platforms</w:t>
+          <w:t>https://assetstore.unity.com/packages/2d/textures-materials/free-stylized-pbr-textures-pack-111778</w:t>
+        </w:r>
+      </w:hyperlink>
+    </w:p>
+    <w:p>
+      <w:pPr>
+        <w:pStyle w:val="ListParagraph"/>
+        <w:numPr>
+          <w:ilvl w:val="0"/>
+          <w:numId w:val="1"/>
+        </w:numPr>
+        <w:rPr>
+          <w:b/>
+          <w:bCs/>
+        </w:rPr>
+      </w:pPr>
+      <w:r>
+        <w:rPr>
+          <w:b/>
+          <w:bCs/>
+        </w:rPr>
+        <w:t>Hand Painted Textures</w:t>
       </w:r>
       <w:r>
         <w:rPr>
@@ -1195,35 +1191,35 @@
           <w:bCs/>
         </w:rPr>
       </w:pPr>
-      <w:hyperlink r:id="rId26" w:history="1">
+      <w:hyperlink r:id="rId29" w:history="1">
         <w:r>
           <w:rPr>
             <w:rStyle w:val="Hyperlink"/>
             <w:b/>
             <w:bCs/>
           </w:rPr>
-          <w:t>https://assetstore.unity.com/packages/3d/props/handpainted-turntable-platforms-66599</w:t>
-        </w:r>
-      </w:hyperlink>
-    </w:p>
-    <w:p>
-      <w:pPr>
-        <w:pStyle w:val="ListParagraph"/>
-        <w:numPr>
-          <w:ilvl w:val="0"/>
-          <w:numId w:val="1"/>
-        </w:numPr>
-        <w:rPr>
-          <w:b/>
-          <w:bCs/>
-        </w:rPr>
-      </w:pPr>
-      <w:r>
-        <w:rPr>
-          <w:b/>
-          <w:bCs/>
-        </w:rPr>
-        <w:t>FREE Stylized PBR Textures Pack</w:t>
+          <w:t>https://assetstore.unity.com/packages/2d/textures-materials/hand-painted-textures-31347</w:t>
+        </w:r>
+      </w:hyperlink>
+    </w:p>
+    <w:p>
+      <w:pPr>
+        <w:pStyle w:val="ListParagraph"/>
+        <w:numPr>
+          <w:ilvl w:val="0"/>
+          <w:numId w:val="1"/>
+        </w:numPr>
+        <w:rPr>
+          <w:b/>
+          <w:bCs/>
+        </w:rPr>
+      </w:pPr>
+      <w:r>
+        <w:rPr>
+          <w:b/>
+          <w:bCs/>
+        </w:rPr>
+        <w:t>Fantasy landscape</w:t>
       </w:r>
       <w:r>
         <w:rPr>
@@ -1241,35 +1237,35 @@
           <w:bCs/>
         </w:rPr>
       </w:pPr>
-      <w:hyperlink r:id="rId27" w:history="1">
+      <w:hyperlink r:id="rId30" w:history="1">
         <w:r>
           <w:rPr>
             <w:rStyle w:val="Hyperlink"/>
             <w:b/>
             <w:bCs/>
           </w:rPr>
-          <w:t>https://assetstore.unity.com/packages/2d/textures-materials/free-stylized-pbr-textures-pack-111778</w:t>
-        </w:r>
-      </w:hyperlink>
-    </w:p>
-    <w:p>
-      <w:pPr>
-        <w:pStyle w:val="ListParagraph"/>
-        <w:numPr>
-          <w:ilvl w:val="0"/>
-          <w:numId w:val="1"/>
-        </w:numPr>
-        <w:rPr>
-          <w:b/>
-          <w:bCs/>
-        </w:rPr>
-      </w:pPr>
-      <w:r>
-        <w:rPr>
-          <w:b/>
-          <w:bCs/>
-        </w:rPr>
-        <w:t>Hand Painted Textures</w:t>
+          <w:t>https://assetstore.unity.com/packages/3d/environments/fantasy-landscape-103573</w:t>
+        </w:r>
+      </w:hyperlink>
+    </w:p>
+    <w:p>
+      <w:pPr>
+        <w:pStyle w:val="ListParagraph"/>
+        <w:numPr>
+          <w:ilvl w:val="0"/>
+          <w:numId w:val="1"/>
+        </w:numPr>
+        <w:rPr>
+          <w:b/>
+          <w:bCs/>
+        </w:rPr>
+      </w:pPr>
+      <w:r>
+        <w:rPr>
+          <w:b/>
+          <w:bCs/>
+        </w:rPr>
+        <w:t>Hand Painted Stone Textures</w:t>
       </w:r>
       <w:r>
         <w:rPr>
@@ -1287,127 +1283,192 @@
           <w:bCs/>
         </w:rPr>
       </w:pPr>
-      <w:hyperlink r:id="rId28" w:history="1">
+      <w:hyperlink r:id="rId31" w:history="1">
         <w:r>
           <w:rPr>
             <w:rStyle w:val="Hyperlink"/>
             <w:b/>
             <w:bCs/>
           </w:rPr>
-          <w:t>https://assetstore.unity.com/packages/2d/textures-materials/hand-painted-textures-31347</w:t>
-        </w:r>
-      </w:hyperlink>
-    </w:p>
-    <w:p>
-      <w:pPr>
-        <w:pStyle w:val="ListParagraph"/>
-        <w:numPr>
-          <w:ilvl w:val="0"/>
-          <w:numId w:val="1"/>
-        </w:numPr>
-        <w:rPr>
-          <w:b/>
-          <w:bCs/>
-        </w:rPr>
-      </w:pPr>
-      <w:r>
-        <w:rPr>
-          <w:b/>
-          <w:bCs/>
-        </w:rPr>
-        <w:t>Fantasy landscape</w:t>
-      </w:r>
-      <w:r>
-        <w:rPr>
-          <w:b/>
-          <w:bCs/>
-        </w:rPr>
-        <w:t xml:space="preserve"> –</w:t>
-      </w:r>
-    </w:p>
-    <w:p>
-      <w:pPr>
-        <w:pStyle w:val="ListParagraph"/>
-        <w:rPr>
-          <w:b/>
-          <w:bCs/>
-        </w:rPr>
-      </w:pPr>
-      <w:hyperlink r:id="rId29" w:history="1">
+          <w:t>https://assetstore.unity.com/packages/2d/textures-materials/stone/hand-painted-stone-textures-28645</w:t>
+        </w:r>
+      </w:hyperlink>
+    </w:p>
+    <w:p>
+      <w:pPr>
+        <w:pStyle w:val="ListParagraph"/>
+        <w:numPr>
+          <w:ilvl w:val="0"/>
+          <w:numId w:val="1"/>
+        </w:numPr>
+        <w:rPr>
+          <w:b/>
+          <w:bCs/>
+        </w:rPr>
+      </w:pPr>
+      <w:r>
+        <w:rPr>
+          <w:b/>
+          <w:bCs/>
+        </w:rPr>
+        <w:t xml:space="preserve">Stylized Rock | Agustin </w:t>
+      </w:r>
+      <w:proofErr w:type="spellStart"/>
+      <w:r>
+        <w:rPr>
+          <w:b/>
+          <w:bCs/>
+        </w:rPr>
+        <w:t>Hönnun</w:t>
+      </w:r>
+      <w:proofErr w:type="spellEnd"/>
+      <w:r>
+        <w:rPr>
+          <w:b/>
+          <w:bCs/>
+        </w:rPr>
+        <w:t xml:space="preserve"> (Give Reference: </w:t>
+      </w:r>
+      <w:r>
+        <w:rPr>
+          <w:b/>
+          <w:bCs/>
+        </w:rPr>
+        <w:t xml:space="preserve">"Stylized Rock | Agustin </w:t>
+      </w:r>
+      <w:proofErr w:type="spellStart"/>
+      <w:r>
+        <w:rPr>
+          <w:b/>
+          <w:bCs/>
+        </w:rPr>
+        <w:t>Hönnun</w:t>
+      </w:r>
+      <w:proofErr w:type="spellEnd"/>
+      <w:r>
+        <w:rPr>
+          <w:b/>
+          <w:bCs/>
+        </w:rPr>
+        <w:t xml:space="preserve">" (https://skfb.ly/6Y8SV) by </w:t>
+      </w:r>
+      <w:proofErr w:type="spellStart"/>
+      <w:r>
+        <w:rPr>
+          <w:b/>
+          <w:bCs/>
+        </w:rPr>
+        <w:t>Agustín</w:t>
+      </w:r>
+      <w:proofErr w:type="spellEnd"/>
+      <w:r>
+        <w:rPr>
+          <w:b/>
+          <w:bCs/>
+        </w:rPr>
+        <w:t xml:space="preserve"> </w:t>
+      </w:r>
+      <w:proofErr w:type="spellStart"/>
+      <w:r>
+        <w:rPr>
+          <w:b/>
+          <w:bCs/>
+        </w:rPr>
+        <w:t>Hönnun</w:t>
+      </w:r>
+      <w:proofErr w:type="spellEnd"/>
+      <w:r>
+        <w:rPr>
+          <w:b/>
+          <w:bCs/>
+        </w:rPr>
+        <w:t xml:space="preserve"> is licensed under Creative Commons Attribution (</w:t>
+      </w:r>
+      <w:hyperlink r:id="rId32" w:history="1">
         <w:r>
           <w:rPr>
             <w:rStyle w:val="Hyperlink"/>
             <w:b/>
             <w:bCs/>
           </w:rPr>
-          <w:t>https://assetstore.unity.com/packages/3d/environments/fantasy-landscape-103573</w:t>
-        </w:r>
-      </w:hyperlink>
-    </w:p>
-    <w:p>
-      <w:pPr>
-        <w:pStyle w:val="ListParagraph"/>
-        <w:numPr>
-          <w:ilvl w:val="0"/>
-          <w:numId w:val="1"/>
-        </w:numPr>
-        <w:rPr>
-          <w:b/>
-          <w:bCs/>
-        </w:rPr>
-      </w:pPr>
-      <w:r>
-        <w:rPr>
-          <w:b/>
-          <w:bCs/>
-        </w:rPr>
-        <w:t>Hand Painted Stone Textures</w:t>
-      </w:r>
-      <w:r>
-        <w:rPr>
-          <w:b/>
-          <w:bCs/>
-        </w:rPr>
-        <w:t xml:space="preserve"> –</w:t>
-      </w:r>
-    </w:p>
-    <w:p>
-      <w:pPr>
-        <w:pStyle w:val="ListParagraph"/>
-        <w:rPr>
-          <w:b/>
-          <w:bCs/>
-        </w:rPr>
-      </w:pPr>
-      <w:hyperlink r:id="rId30" w:history="1">
+          <w:t>http://creativecommons.org/licenses/by/4.0/</w:t>
+        </w:r>
+      </w:hyperlink>
+      <w:r>
+        <w:rPr>
+          <w:b/>
+          <w:bCs/>
+        </w:rPr>
+        <w:t>)</w:t>
+      </w:r>
+      <w:proofErr w:type="gramStart"/>
+      <w:r>
+        <w:rPr>
+          <w:b/>
+          <w:bCs/>
+        </w:rPr>
+        <w:t>.</w:t>
+      </w:r>
+      <w:r>
+        <w:rPr>
+          <w:b/>
+          <w:bCs/>
+        </w:rPr>
+        <w:t xml:space="preserve"> ]</w:t>
+      </w:r>
+      <w:proofErr w:type="gramEnd"/>
+      <w:r>
+        <w:rPr>
+          <w:b/>
+          <w:bCs/>
+        </w:rPr>
+        <w:t xml:space="preserve"> </w:t>
+      </w:r>
+      <w:r>
+        <w:rPr>
+          <w:b/>
+          <w:bCs/>
+        </w:rPr>
+        <w:t>–</w:t>
+      </w:r>
+    </w:p>
+    <w:p>
+      <w:pPr>
+        <w:pStyle w:val="ListParagraph"/>
+        <w:rPr>
+          <w:b/>
+          <w:bCs/>
+        </w:rPr>
+      </w:pPr>
+      <w:hyperlink r:id="rId33" w:history="1">
         <w:r>
           <w:rPr>
             <w:rStyle w:val="Hyperlink"/>
             <w:b/>
             <w:bCs/>
           </w:rPr>
-          <w:t>https://assetstore.unity.com/packages/2d/textures-materials/stone/hand-painted-stone-textures-28645</w:t>
-        </w:r>
-      </w:hyperlink>
-    </w:p>
-    <w:p>
-      <w:pPr>
-        <w:pStyle w:val="ListParagraph"/>
-        <w:numPr>
-          <w:ilvl w:val="0"/>
-          <w:numId w:val="1"/>
-        </w:numPr>
-        <w:rPr>
-          <w:b/>
-          <w:bCs/>
-        </w:rPr>
-      </w:pPr>
-      <w:r>
-        <w:rPr>
-          <w:b/>
-          <w:bCs/>
-        </w:rPr>
-        <w:t xml:space="preserve">Stylized Rock | Agustin </w:t>
+          <w:t>https://sketchfab.com/3d-models/stylized-rock-agustin-honnun-ae21c3d47cb14323a3bb06ccb562e368</w:t>
+        </w:r>
+      </w:hyperlink>
+    </w:p>
+    <w:p>
+      <w:pPr>
+        <w:pStyle w:val="ListParagraph"/>
+        <w:numPr>
+          <w:ilvl w:val="0"/>
+          <w:numId w:val="1"/>
+        </w:numPr>
+        <w:rPr>
+          <w:b/>
+          <w:bCs/>
+        </w:rPr>
+      </w:pPr>
+      <w:r>
+        <w:rPr>
+          <w:b/>
+          <w:bCs/>
+        </w:rPr>
+        <w:t xml:space="preserve">Stylized Character Pedestal | Agustin </w:t>
       </w:r>
       <w:proofErr w:type="spellStart"/>
       <w:r>
@@ -1415,6 +1476,75 @@
           <w:b/>
           <w:bCs/>
         </w:rPr>
+        <w:t>Honnun</w:t>
+      </w:r>
+      <w:proofErr w:type="spellEnd"/>
+      <w:r>
+        <w:rPr>
+          <w:b/>
+          <w:bCs/>
+        </w:rPr>
+        <w:t xml:space="preserve"> </w:t>
+      </w:r>
+      <w:r>
+        <w:rPr>
+          <w:b/>
+          <w:bCs/>
+        </w:rPr>
+        <w:t>[</w:t>
+      </w:r>
+      <w:r>
+        <w:rPr>
+          <w:b/>
+          <w:bCs/>
+        </w:rPr>
+        <w:t xml:space="preserve">Give Reference: </w:t>
+      </w:r>
+      <w:r>
+        <w:rPr>
+          <w:b/>
+          <w:bCs/>
+        </w:rPr>
+        <w:t xml:space="preserve">"Stylized Character Pedestal | Agustin </w:t>
+      </w:r>
+      <w:proofErr w:type="spellStart"/>
+      <w:r>
+        <w:rPr>
+          <w:b/>
+          <w:bCs/>
+        </w:rPr>
+        <w:t>Honnun</w:t>
+      </w:r>
+      <w:proofErr w:type="spellEnd"/>
+      <w:r>
+        <w:rPr>
+          <w:b/>
+          <w:bCs/>
+        </w:rPr>
+        <w:t xml:space="preserve">" (https://skfb.ly/6UQpy) by </w:t>
+      </w:r>
+      <w:proofErr w:type="spellStart"/>
+      <w:r>
+        <w:rPr>
+          <w:b/>
+          <w:bCs/>
+        </w:rPr>
+        <w:t>Agustín</w:t>
+      </w:r>
+      <w:proofErr w:type="spellEnd"/>
+      <w:r>
+        <w:rPr>
+          <w:b/>
+          <w:bCs/>
+        </w:rPr>
+        <w:t xml:space="preserve"> </w:t>
+      </w:r>
+      <w:proofErr w:type="spellStart"/>
+      <w:r>
+        <w:rPr>
+          <w:b/>
+          <w:bCs/>
+        </w:rPr>
         <w:t>Hönnun</w:t>
       </w:r>
       <w:proofErr w:type="spellEnd"/>
@@ -1423,64 +1553,9 @@
           <w:b/>
           <w:bCs/>
         </w:rPr>
-        <w:t xml:space="preserve"> (Give Reference: </w:t>
-      </w:r>
-      <w:r>
-        <w:rPr>
-          <w:b/>
-          <w:bCs/>
-        </w:rPr>
-        <w:t xml:space="preserve">"Stylized Rock | Agustin </w:t>
-      </w:r>
-      <w:proofErr w:type="spellStart"/>
-      <w:r>
-        <w:rPr>
-          <w:b/>
-          <w:bCs/>
-        </w:rPr>
-        <w:t>Hönnun</w:t>
-      </w:r>
-      <w:proofErr w:type="spellEnd"/>
-      <w:r>
-        <w:rPr>
-          <w:b/>
-          <w:bCs/>
-        </w:rPr>
-        <w:t xml:space="preserve">" (https://skfb.ly/6Y8SV) by </w:t>
-      </w:r>
-      <w:proofErr w:type="spellStart"/>
-      <w:r>
-        <w:rPr>
-          <w:b/>
-          <w:bCs/>
-        </w:rPr>
-        <w:t>Agustín</w:t>
-      </w:r>
-      <w:proofErr w:type="spellEnd"/>
-      <w:r>
-        <w:rPr>
-          <w:b/>
-          <w:bCs/>
-        </w:rPr>
-        <w:t xml:space="preserve"> </w:t>
-      </w:r>
-      <w:proofErr w:type="spellStart"/>
-      <w:r>
-        <w:rPr>
-          <w:b/>
-          <w:bCs/>
-        </w:rPr>
-        <w:t>Hönnun</w:t>
-      </w:r>
-      <w:proofErr w:type="spellEnd"/>
-      <w:r>
-        <w:rPr>
-          <w:b/>
-          <w:bCs/>
-        </w:rPr>
         <w:t xml:space="preserve"> is licensed under Creative Commons Attribution (</w:t>
       </w:r>
-      <w:hyperlink r:id="rId31" w:history="1">
+      <w:hyperlink r:id="rId34" w:history="1">
         <w:r>
           <w:rPr>
             <w:rStyle w:val="Hyperlink"/>
@@ -1520,7 +1595,6 @@
         </w:rPr>
         <w:t xml:space="preserve"> </w:t>
       </w:r>
-      <w:proofErr w:type="gramStart"/>
       <w:r>
         <w:rPr>
           <w:b/>
@@ -1528,380 +1602,175 @@
         </w:rPr>
         <w:t>–</w:t>
       </w:r>
-      <w:proofErr w:type="gramEnd"/>
-    </w:p>
-    <w:p>
-      <w:pPr>
-        <w:pStyle w:val="ListParagraph"/>
-        <w:rPr>
-          <w:b/>
-          <w:bCs/>
-        </w:rPr>
-      </w:pPr>
-      <w:hyperlink r:id="rId32" w:history="1">
+    </w:p>
+    <w:p>
+      <w:pPr>
+        <w:pStyle w:val="ListParagraph"/>
+        <w:rPr>
+          <w:b/>
+          <w:bCs/>
+        </w:rPr>
+      </w:pPr>
+      <w:hyperlink r:id="rId35" w:history="1">
         <w:r>
           <w:rPr>
             <w:rStyle w:val="Hyperlink"/>
             <w:b/>
             <w:bCs/>
           </w:rPr>
-          <w:t>https://sketchfab.com/3d-models/stylized-rock-agustin-honnun-ae21c3d47cb14323a3bb06ccb562e</w:t>
-        </w:r>
+          <w:t>https://sketchfab.com/3d-models/stylized-character-pedestal-agustin-honnun-6e40b7b727034ee7a2949dcbadddc919</w:t>
+        </w:r>
+      </w:hyperlink>
+    </w:p>
+    <w:p>
+      <w:pPr>
+        <w:pStyle w:val="ListParagraph"/>
+        <w:numPr>
+          <w:ilvl w:val="0"/>
+          <w:numId w:val="1"/>
+        </w:numPr>
+        <w:rPr>
+          <w:b/>
+          <w:bCs/>
+        </w:rPr>
+      </w:pPr>
+      <w:r>
+        <w:rPr>
+          <w:b/>
+          <w:bCs/>
+        </w:rPr>
+        <w:t xml:space="preserve">Stylized Fences Set | Agustin </w:t>
+      </w:r>
+      <w:proofErr w:type="spellStart"/>
+      <w:r>
+        <w:rPr>
+          <w:b/>
+          <w:bCs/>
+        </w:rPr>
+        <w:t>Honnun</w:t>
+      </w:r>
+      <w:proofErr w:type="spellEnd"/>
+      <w:r>
+        <w:rPr>
+          <w:b/>
+          <w:bCs/>
+        </w:rPr>
+        <w:t xml:space="preserve"> [Give Reference: </w:t>
+      </w:r>
+      <w:r>
+        <w:rPr>
+          <w:b/>
+          <w:bCs/>
+        </w:rPr>
+        <w:t xml:space="preserve">"Stylized Fences Set | Agustin </w:t>
+      </w:r>
+      <w:proofErr w:type="spellStart"/>
+      <w:r>
+        <w:rPr>
+          <w:b/>
+          <w:bCs/>
+        </w:rPr>
+        <w:t>Honnun</w:t>
+      </w:r>
+      <w:proofErr w:type="spellEnd"/>
+      <w:r>
+        <w:rPr>
+          <w:b/>
+          <w:bCs/>
+        </w:rPr>
+        <w:t xml:space="preserve">" (https://skfb.ly/6WsVn) by </w:t>
+      </w:r>
+      <w:proofErr w:type="spellStart"/>
+      <w:r>
+        <w:rPr>
+          <w:b/>
+          <w:bCs/>
+        </w:rPr>
+        <w:t>Agustín</w:t>
+      </w:r>
+      <w:proofErr w:type="spellEnd"/>
+      <w:r>
+        <w:rPr>
+          <w:b/>
+          <w:bCs/>
+        </w:rPr>
+        <w:t xml:space="preserve"> </w:t>
+      </w:r>
+      <w:proofErr w:type="spellStart"/>
+      <w:r>
+        <w:rPr>
+          <w:b/>
+          <w:bCs/>
+        </w:rPr>
+        <w:t>Hönnun</w:t>
+      </w:r>
+      <w:proofErr w:type="spellEnd"/>
+      <w:r>
+        <w:rPr>
+          <w:b/>
+          <w:bCs/>
+        </w:rPr>
+        <w:t xml:space="preserve"> is licensed under Creative Commons Attribution (</w:t>
+      </w:r>
+      <w:hyperlink r:id="rId36" w:history="1">
         <w:r>
           <w:rPr>
             <w:rStyle w:val="Hyperlink"/>
             <w:b/>
             <w:bCs/>
           </w:rPr>
-          <w:t>3</w:t>
-        </w:r>
+          <w:t>http://creativecommons.org/licenses/by/4.0/</w:t>
+        </w:r>
+      </w:hyperlink>
+      <w:r>
+        <w:rPr>
+          <w:b/>
+          <w:bCs/>
+        </w:rPr>
+        <w:t>)</w:t>
+      </w:r>
+      <w:proofErr w:type="gramStart"/>
+      <w:r>
+        <w:rPr>
+          <w:b/>
+          <w:bCs/>
+        </w:rPr>
+        <w:t>.</w:t>
+      </w:r>
+      <w:r>
+        <w:rPr>
+          <w:b/>
+          <w:bCs/>
+        </w:rPr>
+        <w:t xml:space="preserve"> ]</w:t>
+      </w:r>
+      <w:proofErr w:type="gramEnd"/>
+      <w:r>
+        <w:rPr>
+          <w:b/>
+          <w:bCs/>
+        </w:rPr>
+        <w:t xml:space="preserve"> – </w:t>
+      </w:r>
+    </w:p>
+    <w:p>
+      <w:pPr>
+        <w:pStyle w:val="ListParagraph"/>
+        <w:rPr>
+          <w:b/>
+          <w:bCs/>
+        </w:rPr>
+      </w:pPr>
+      <w:hyperlink r:id="rId37" w:history="1">
         <w:r>
           <w:rPr>
             <w:rStyle w:val="Hyperlink"/>
             <w:b/>
             <w:bCs/>
           </w:rPr>
-          <w:t>68</w:t>
-        </w:r>
-      </w:hyperlink>
-    </w:p>
-    <w:p>
-      <w:pPr>
-        <w:pStyle w:val="ListParagraph"/>
-        <w:numPr>
-          <w:ilvl w:val="0"/>
-          <w:numId w:val="1"/>
-        </w:numPr>
-        <w:rPr>
-          <w:b/>
-          <w:bCs/>
-        </w:rPr>
-      </w:pPr>
-      <w:r>
-        <w:rPr>
-          <w:b/>
-          <w:bCs/>
-        </w:rPr>
-        <w:t xml:space="preserve">Stylized Character Pedestal | Agustin </w:t>
-      </w:r>
-      <w:proofErr w:type="spellStart"/>
-      <w:r>
-        <w:rPr>
-          <w:b/>
-          <w:bCs/>
-        </w:rPr>
-        <w:t>Honnun</w:t>
-      </w:r>
-      <w:proofErr w:type="spellEnd"/>
-      <w:r>
-        <w:rPr>
-          <w:b/>
-          <w:bCs/>
-        </w:rPr>
-        <w:t xml:space="preserve"> </w:t>
-      </w:r>
-      <w:r>
-        <w:rPr>
-          <w:b/>
-          <w:bCs/>
-        </w:rPr>
-        <w:t>[</w:t>
-      </w:r>
-      <w:r>
-        <w:rPr>
-          <w:b/>
-          <w:bCs/>
-        </w:rPr>
-        <w:t xml:space="preserve">Give Reference: </w:t>
-      </w:r>
-      <w:r>
-        <w:rPr>
-          <w:b/>
-          <w:bCs/>
-        </w:rPr>
-        <w:t xml:space="preserve">"Stylized Character Pedestal | Agustin </w:t>
-      </w:r>
-      <w:proofErr w:type="spellStart"/>
-      <w:r>
-        <w:rPr>
-          <w:b/>
-          <w:bCs/>
-        </w:rPr>
-        <w:t>Honnun</w:t>
-      </w:r>
-      <w:proofErr w:type="spellEnd"/>
-      <w:r>
-        <w:rPr>
-          <w:b/>
-          <w:bCs/>
-        </w:rPr>
-        <w:t xml:space="preserve">" (https://skfb.ly/6UQpy) by </w:t>
-      </w:r>
-      <w:proofErr w:type="spellStart"/>
-      <w:r>
-        <w:rPr>
-          <w:b/>
-          <w:bCs/>
-        </w:rPr>
-        <w:t>Agustín</w:t>
-      </w:r>
-      <w:proofErr w:type="spellEnd"/>
-      <w:r>
-        <w:rPr>
-          <w:b/>
-          <w:bCs/>
-        </w:rPr>
-        <w:t xml:space="preserve"> </w:t>
-      </w:r>
-      <w:proofErr w:type="spellStart"/>
-      <w:r>
-        <w:rPr>
-          <w:b/>
-          <w:bCs/>
-        </w:rPr>
-        <w:t>Hönnun</w:t>
-      </w:r>
-      <w:proofErr w:type="spellEnd"/>
-      <w:r>
-        <w:rPr>
-          <w:b/>
-          <w:bCs/>
-        </w:rPr>
-        <w:t xml:space="preserve"> is licensed under Creative Commons Attribution (</w:t>
-      </w:r>
-      <w:hyperlink r:id="rId33" w:history="1">
-        <w:r>
-          <w:rPr>
-            <w:rStyle w:val="Hyperlink"/>
-            <w:b/>
-            <w:bCs/>
-          </w:rPr>
-          <w:t>http://creativecommons.org/licenses/by/4.0/</w:t>
-        </w:r>
-      </w:hyperlink>
-      <w:r>
-        <w:rPr>
-          <w:b/>
-          <w:bCs/>
-        </w:rPr>
-        <w:t>)</w:t>
-      </w:r>
-      <w:proofErr w:type="gramStart"/>
-      <w:r>
-        <w:rPr>
-          <w:b/>
-          <w:bCs/>
-        </w:rPr>
-        <w:t>.</w:t>
-      </w:r>
-      <w:r>
-        <w:rPr>
-          <w:b/>
-          <w:bCs/>
-        </w:rPr>
-        <w:t xml:space="preserve"> ]</w:t>
-      </w:r>
-      <w:proofErr w:type="gramEnd"/>
-      <w:r>
-        <w:rPr>
-          <w:b/>
-          <w:bCs/>
-        </w:rPr>
-        <w:t xml:space="preserve"> </w:t>
-      </w:r>
-      <w:r>
-        <w:rPr>
-          <w:b/>
-          <w:bCs/>
-        </w:rPr>
-        <w:t>–</w:t>
-      </w:r>
-    </w:p>
-    <w:p>
-      <w:pPr>
-        <w:pStyle w:val="ListParagraph"/>
-        <w:rPr>
-          <w:b/>
-          <w:bCs/>
-        </w:rPr>
-      </w:pPr>
-      <w:hyperlink r:id="rId34" w:history="1">
-        <w:r>
-          <w:rPr>
-            <w:rStyle w:val="Hyperlink"/>
-            <w:b/>
-            <w:bCs/>
-          </w:rPr>
-          <w:t>https://sketchfab.com/3d-models/stylized-character-pedestal-agustin-honnun-6e40b7b727034ee7a2949dcbadddc919</w:t>
-        </w:r>
-      </w:hyperlink>
-    </w:p>
-    <w:p>
-      <w:pPr>
-        <w:pStyle w:val="ListParagraph"/>
-        <w:numPr>
-          <w:ilvl w:val="0"/>
-          <w:numId w:val="1"/>
-        </w:numPr>
-        <w:rPr>
-          <w:b/>
-          <w:bCs/>
-        </w:rPr>
-      </w:pPr>
-      <w:r>
-        <w:rPr>
-          <w:b/>
-          <w:bCs/>
-        </w:rPr>
-        <w:t xml:space="preserve">Stylized Fences Set | Agustin </w:t>
-      </w:r>
-      <w:proofErr w:type="spellStart"/>
-      <w:r>
-        <w:rPr>
-          <w:b/>
-          <w:bCs/>
-        </w:rPr>
-        <w:t>Honnun</w:t>
-      </w:r>
-      <w:proofErr w:type="spellEnd"/>
-      <w:r>
-        <w:rPr>
-          <w:b/>
-          <w:bCs/>
-        </w:rPr>
-        <w:t xml:space="preserve"> [Give Reference: </w:t>
-      </w:r>
-      <w:r>
-        <w:rPr>
-          <w:b/>
-          <w:bCs/>
-        </w:rPr>
-        <w:t xml:space="preserve">"Stylized Fences Set | Agustin </w:t>
-      </w:r>
-      <w:proofErr w:type="spellStart"/>
-      <w:r>
-        <w:rPr>
-          <w:b/>
-          <w:bCs/>
-        </w:rPr>
-        <w:t>Honnun</w:t>
-      </w:r>
-      <w:proofErr w:type="spellEnd"/>
-      <w:r>
-        <w:rPr>
-          <w:b/>
-          <w:bCs/>
-        </w:rPr>
-        <w:t xml:space="preserve">" (https://skfb.ly/6WsVn) by </w:t>
-      </w:r>
-      <w:proofErr w:type="spellStart"/>
-      <w:r>
-        <w:rPr>
-          <w:b/>
-          <w:bCs/>
-        </w:rPr>
-        <w:t>Agustín</w:t>
-      </w:r>
-      <w:proofErr w:type="spellEnd"/>
-      <w:r>
-        <w:rPr>
-          <w:b/>
-          <w:bCs/>
-        </w:rPr>
-        <w:t xml:space="preserve"> </w:t>
-      </w:r>
-      <w:proofErr w:type="spellStart"/>
-      <w:r>
-        <w:rPr>
-          <w:b/>
-          <w:bCs/>
-        </w:rPr>
-        <w:t>Hönnun</w:t>
-      </w:r>
-      <w:proofErr w:type="spellEnd"/>
-      <w:r>
-        <w:rPr>
-          <w:b/>
-          <w:bCs/>
-        </w:rPr>
-        <w:t xml:space="preserve"> is licensed under Creative Commons Attribution (</w:t>
-      </w:r>
-      <w:hyperlink r:id="rId35" w:history="1">
-        <w:r>
-          <w:rPr>
-            <w:rStyle w:val="Hyperlink"/>
-            <w:b/>
-            <w:bCs/>
-          </w:rPr>
-          <w:t>http://creativecommons.org/licenses/by/4.0/</w:t>
-        </w:r>
-      </w:hyperlink>
-      <w:r>
-        <w:rPr>
-          <w:b/>
-          <w:bCs/>
-        </w:rPr>
-        <w:t>)</w:t>
-      </w:r>
-      <w:proofErr w:type="gramStart"/>
-      <w:r>
-        <w:rPr>
-          <w:b/>
-          <w:bCs/>
-        </w:rPr>
-        <w:t>.</w:t>
-      </w:r>
-      <w:r>
-        <w:rPr>
-          <w:b/>
-          <w:bCs/>
-        </w:rPr>
-        <w:t xml:space="preserve"> ]</w:t>
-      </w:r>
-      <w:proofErr w:type="gramEnd"/>
-      <w:r>
-        <w:rPr>
-          <w:b/>
-          <w:bCs/>
-        </w:rPr>
-        <w:t xml:space="preserve"> – </w:t>
-      </w:r>
-    </w:p>
-    <w:p>
-      <w:pPr>
-        <w:pStyle w:val="ListParagraph"/>
-        <w:rPr>
-          <w:b/>
-          <w:bCs/>
-        </w:rPr>
-      </w:pPr>
-      <w:hyperlink r:id="rId36" w:history="1">
-        <w:r>
-          <w:rPr>
-            <w:rStyle w:val="Hyperlink"/>
-            <w:b/>
-            <w:bCs/>
-          </w:rPr>
-          <w:t>https://sketchfab.com/3d-models/stylized-fences-set-agustin-honnun-</w:t>
-        </w:r>
-        <w:r>
-          <w:rPr>
-            <w:rStyle w:val="Hyperlink"/>
-            <w:b/>
-            <w:bCs/>
-          </w:rPr>
-          <w:t>de8a95edea634ff5bed2c2c6c7c5d1ae</w:t>
-        </w:r>
-      </w:hyperlink>
-    </w:p>
-    <w:p>
-      <w:pPr>
-        <w:pStyle w:val="ListParagraph"/>
-        <w:rPr>
-          <w:b/>
-          <w:bCs/>
-        </w:rPr>
-      </w:pPr>
+          <w:t>https://sketchfab.com/3d-models/stylized-fences-set-agustin-honnun-de8a95edea634ff5bed2c2c6c7c5d1ae</w:t>
+        </w:r>
+      </w:hyperlink>
     </w:p>
     <w:p>
       <w:pPr>
@@ -2446,6 +2315,7 @@
   <w:style w:type="character" w:default="1" w:styleId="DefaultParagraphFont">
     <w:name w:val="Default Paragraph Font"/>
     <w:uiPriority w:val="1"/>
+    <w:semiHidden/>
     <w:unhideWhenUsed/>
   </w:style>
   <w:style w:type="table" w:default="1" w:styleId="TableNormal">

--- a/References.docx
+++ b/References.docx
@@ -34,21 +34,12 @@
           <w:bCs/>
         </w:rPr>
       </w:pPr>
-      <w:proofErr w:type="spellStart"/>
-      <w:r>
-        <w:rPr>
-          <w:b/>
-          <w:bCs/>
-        </w:rPr>
-        <w:t>Kelt</w:t>
-      </w:r>
-      <w:proofErr w:type="spellEnd"/>
-      <w:r>
-        <w:rPr>
-          <w:b/>
-          <w:bCs/>
-        </w:rPr>
-        <w:t xml:space="preserve"> Caps Freehand Font – </w:t>
+      <w:r>
+        <w:rPr>
+          <w:b/>
+          <w:bCs/>
+        </w:rPr>
+        <w:t xml:space="preserve">Kelt Caps Freehand Font – </w:t>
       </w:r>
     </w:p>
     <w:p>
@@ -94,18 +85,17 @@
           <w:sz w:val="44"/>
           <w:szCs w:val="44"/>
         </w:rPr>
-        <w:t>UI-Bar</w:t>
-      </w:r>
-    </w:p>
-    <w:p>
-      <w:pPr>
-        <w:pStyle w:val="ListParagraph"/>
-        <w:numPr>
-          <w:ilvl w:val="0"/>
-          <w:numId w:val="1"/>
-        </w:numPr>
-      </w:pPr>
-      <w:proofErr w:type="spellStart"/>
+        <w:t>UI</w:t>
+      </w:r>
+    </w:p>
+    <w:p>
+      <w:pPr>
+        <w:pStyle w:val="ListParagraph"/>
+        <w:numPr>
+          <w:ilvl w:val="0"/>
+          <w:numId w:val="1"/>
+        </w:numPr>
+      </w:pPr>
       <w:r>
         <w:rPr>
           <w:b/>
@@ -113,7 +103,6 @@
         </w:rPr>
         <w:t>ProBuilder</w:t>
       </w:r>
-      <w:proofErr w:type="spellEnd"/>
       <w:r>
         <w:t xml:space="preserve"> – Unity</w:t>
       </w:r>
@@ -126,7 +115,6 @@
           <w:numId w:val="1"/>
         </w:numPr>
       </w:pPr>
-      <w:proofErr w:type="spellStart"/>
       <w:r>
         <w:rPr>
           <w:b/>
@@ -134,17 +122,30 @@
         </w:rPr>
         <w:t>ProGrids</w:t>
       </w:r>
-      <w:proofErr w:type="spellEnd"/>
-      <w:r>
-        <w:t xml:space="preserve"> – </w:t>
-      </w:r>
-      <w:proofErr w:type="spellStart"/>
-      <w:r>
-        <w:t>com.unity.progrids</w:t>
-      </w:r>
-      <w:proofErr w:type="spellEnd"/>
-      <w:r>
-        <w:t xml:space="preserve"> (Unity Package Manager)</w:t>
+      <w:r>
+        <w:t xml:space="preserve"> – com.unity.progrids (Unity Package Manager)</w:t>
+      </w:r>
+    </w:p>
+    <w:p>
+      <w:pPr>
+        <w:pStyle w:val="ListParagraph"/>
+        <w:numPr>
+          <w:ilvl w:val="0"/>
+          <w:numId w:val="1"/>
+        </w:numPr>
+      </w:pPr>
+      <w:r>
+        <w:rPr>
+          <w:b/>
+          <w:bCs/>
+        </w:rPr>
+        <w:t xml:space="preserve">Post Processing </w:t>
+      </w:r>
+      <w:r>
+        <w:t>-</w:t>
+      </w:r>
+      <w:r>
+        <w:t xml:space="preserve"> Unity</w:t>
       </w:r>
     </w:p>
     <w:p>
@@ -406,17 +407,129 @@
           <w:b/>
           <w:bCs/>
         </w:rPr>
-        <w:t xml:space="preserve"> (Props and </w:t>
-      </w:r>
-      <w:proofErr w:type="spellStart"/>
-      <w:r>
-        <w:rPr>
-          <w:b/>
-          <w:bCs/>
-        </w:rPr>
-        <w:t>Furntiures</w:t>
-      </w:r>
-      <w:proofErr w:type="spellEnd"/>
+        <w:t xml:space="preserve"> (Props and Furntiures)</w:t>
+      </w:r>
+      <w:r>
+        <w:rPr>
+          <w:b/>
+          <w:bCs/>
+        </w:rPr>
+        <w:t xml:space="preserve"> (Built-in-Gamma version)</w:t>
+      </w:r>
+      <w:r>
+        <w:rPr>
+          <w:b/>
+          <w:bCs/>
+        </w:rPr>
+        <w:t xml:space="preserve"> </w:t>
+      </w:r>
+      <w:r>
+        <w:rPr>
+          <w:b/>
+          <w:bCs/>
+        </w:rPr>
+        <w:t>–</w:t>
+      </w:r>
+      <w:r>
+        <w:rPr>
+          <w:b/>
+          <w:bCs/>
+        </w:rPr>
+        <w:t xml:space="preserve"> </w:t>
+      </w:r>
+    </w:p>
+    <w:p>
+      <w:pPr>
+        <w:pStyle w:val="ListParagraph"/>
+      </w:pPr>
+      <w:hyperlink r:id="rId9" w:history="1">
+        <w:r>
+          <w:rPr>
+            <w:rStyle w:val="Hyperlink"/>
+          </w:rPr>
+          <w:t>https://assetstore.unity.com/packages/3d/props/furniture/alchemy-lab-props-41758</w:t>
+        </w:r>
+      </w:hyperlink>
+    </w:p>
+    <w:p>
+      <w:pPr>
+        <w:pStyle w:val="ListParagraph"/>
+        <w:numPr>
+          <w:ilvl w:val="0"/>
+          <w:numId w:val="1"/>
+        </w:numPr>
+      </w:pPr>
+      <w:r>
+        <w:rPr>
+          <w:b/>
+          <w:bCs/>
+        </w:rPr>
+        <w:t>Reading Material</w:t>
+      </w:r>
+      <w:r>
+        <w:rPr>
+          <w:b/>
+          <w:bCs/>
+        </w:rPr>
+        <w:t xml:space="preserve"> (difference between linear and gamma workflow)</w:t>
+      </w:r>
+      <w:r>
+        <w:rPr>
+          <w:b/>
+          <w:bCs/>
+        </w:rPr>
+        <w:t xml:space="preserve"> –</w:t>
+      </w:r>
+    </w:p>
+    <w:p>
+      <w:pPr>
+        <w:pStyle w:val="ListParagraph"/>
+      </w:pPr>
+      <w:hyperlink r:id="rId10" w:history="1">
+        <w:r>
+          <w:rPr>
+            <w:rStyle w:val="Hyperlink"/>
+          </w:rPr>
+          <w:t>https://docs.unity3d.com/Manual/LinearRendering-LinearOrGammaWorkflow.html</w:t>
+        </w:r>
+      </w:hyperlink>
+    </w:p>
+    <w:p>
+      <w:pPr>
+        <w:pStyle w:val="ListParagraph"/>
+        <w:numPr>
+          <w:ilvl w:val="0"/>
+          <w:numId w:val="1"/>
+        </w:numPr>
+      </w:pPr>
+      <w:r>
+        <w:rPr>
+          <w:b/>
+          <w:bCs/>
+        </w:rPr>
+        <w:t>Dinner Table (</w:t>
+      </w:r>
+      <w:r>
+        <w:rPr>
+          <w:b/>
+          <w:bCs/>
+        </w:rPr>
+        <w:t xml:space="preserve">Food </w:t>
+      </w:r>
+      <w:r>
+        <w:rPr>
+          <w:b/>
+          <w:bCs/>
+        </w:rPr>
+        <w:t xml:space="preserve">&amp; Other </w:t>
+      </w:r>
+      <w:r>
+        <w:rPr>
+          <w:b/>
+          <w:bCs/>
+        </w:rPr>
+        <w:t>Items</w:t>
+      </w:r>
       <w:r>
         <w:rPr>
           <w:b/>
@@ -429,13 +542,6 @@
           <w:b/>
           <w:bCs/>
         </w:rPr>
-        <w:t xml:space="preserve"> (Built-in-Gamma version)</w:t>
-      </w:r>
-      <w:r>
-        <w:rPr>
-          <w:b/>
-          <w:bCs/>
-        </w:rPr>
         <w:t xml:space="preserve"> </w:t>
       </w:r>
       <w:r>
@@ -443,50 +549,428 @@
           <w:b/>
           <w:bCs/>
         </w:rPr>
+        <w:t xml:space="preserve">- </w:t>
+      </w:r>
+      <w:hyperlink r:id="rId11" w:history="1">
+        <w:r>
+          <w:rPr>
+            <w:rStyle w:val="Hyperlink"/>
+          </w:rPr>
+          <w:t>https://assetstore.unity.com/packages/3d/environments/fantasy/dinner-table-55180</w:t>
+        </w:r>
+      </w:hyperlink>
+    </w:p>
+    <w:p>
+      <w:pPr>
+        <w:pStyle w:val="ListParagraph"/>
+        <w:numPr>
+          <w:ilvl w:val="0"/>
+          <w:numId w:val="1"/>
+        </w:numPr>
+        <w:rPr>
+          <w:b/>
+          <w:bCs/>
+        </w:rPr>
+      </w:pPr>
+      <w:r>
+        <w:rPr>
+          <w:b/>
+          <w:bCs/>
+        </w:rPr>
+        <w:t xml:space="preserve">A Piece of Nature </w:t>
+      </w:r>
+      <w:r>
+        <w:rPr>
+          <w:b/>
+          <w:bCs/>
+        </w:rPr>
         <w:t>–</w:t>
       </w:r>
-      <w:r>
-        <w:rPr>
-          <w:b/>
-          <w:bCs/>
-        </w:rPr>
+    </w:p>
+    <w:p>
+      <w:pPr>
+        <w:pStyle w:val="ListParagraph"/>
+      </w:pPr>
+      <w:r>
         <w:t xml:space="preserve"> </w:t>
       </w:r>
-    </w:p>
-    <w:p>
-      <w:pPr>
-        <w:pStyle w:val="ListParagraph"/>
-      </w:pPr>
-      <w:hyperlink r:id="rId9" w:history="1">
-        <w:r>
-          <w:rPr>
-            <w:rStyle w:val="Hyperlink"/>
-          </w:rPr>
-          <w:t>https://assetstore.unity.com/packages/3d/props/furniture/alchemy-lab-props-41758</w:t>
-        </w:r>
-      </w:hyperlink>
-    </w:p>
-    <w:p>
-      <w:pPr>
-        <w:pStyle w:val="ListParagraph"/>
-        <w:numPr>
-          <w:ilvl w:val="0"/>
-          <w:numId w:val="1"/>
-        </w:numPr>
-      </w:pPr>
-      <w:r>
-        <w:rPr>
-          <w:b/>
-          <w:bCs/>
-        </w:rPr>
-        <w:t>Reading Material</w:t>
-      </w:r>
-      <w:r>
-        <w:rPr>
-          <w:b/>
-          <w:bCs/>
-        </w:rPr>
-        <w:t xml:space="preserve"> (difference between linear and gamma workflow)</w:t>
+      <w:hyperlink r:id="rId12" w:history="1">
+        <w:r>
+          <w:rPr>
+            <w:rStyle w:val="Hyperlink"/>
+          </w:rPr>
+          <w:t>https://assetstore.unity.com/packages/3d/environments/fantasy/a-piece-of-nature-40538</w:t>
+        </w:r>
+      </w:hyperlink>
+    </w:p>
+    <w:p>
+      <w:pPr>
+        <w:pStyle w:val="ListParagraph"/>
+        <w:numPr>
+          <w:ilvl w:val="0"/>
+          <w:numId w:val="1"/>
+        </w:numPr>
+        <w:rPr>
+          <w:b/>
+          <w:bCs/>
+        </w:rPr>
+      </w:pPr>
+      <w:r>
+        <w:rPr>
+          <w:b/>
+          <w:bCs/>
+        </w:rPr>
+        <w:t xml:space="preserve">Brazier Set </w:t>
+      </w:r>
+      <w:r>
+        <w:rPr>
+          <w:b/>
+          <w:bCs/>
+        </w:rPr>
+        <w:t>–</w:t>
+      </w:r>
+    </w:p>
+    <w:p>
+      <w:pPr>
+        <w:pStyle w:val="ListParagraph"/>
+      </w:pPr>
+      <w:r>
+        <w:t xml:space="preserve"> </w:t>
+      </w:r>
+      <w:hyperlink r:id="rId13" w:history="1">
+        <w:r>
+          <w:rPr>
+            <w:rStyle w:val="Hyperlink"/>
+          </w:rPr>
+          <w:t>https://assetstore.unity.com/packages/3d/props/brazier-set-37623</w:t>
+        </w:r>
+      </w:hyperlink>
+    </w:p>
+    <w:p>
+      <w:pPr>
+        <w:pStyle w:val="ListParagraph"/>
+        <w:numPr>
+          <w:ilvl w:val="0"/>
+          <w:numId w:val="1"/>
+        </w:numPr>
+        <w:rPr>
+          <w:b/>
+          <w:bCs/>
+        </w:rPr>
+      </w:pPr>
+      <w:r>
+        <w:rPr>
+          <w:b/>
+          <w:bCs/>
+        </w:rPr>
+        <w:t>Fantasy Forest Environment - Free Demo</w:t>
+      </w:r>
+      <w:r>
+        <w:rPr>
+          <w:b/>
+          <w:bCs/>
+        </w:rPr>
+        <w:t xml:space="preserve"> - </w:t>
+      </w:r>
+      <w:hyperlink r:id="rId14" w:history="1">
+        <w:r>
+          <w:rPr>
+            <w:rStyle w:val="Hyperlink"/>
+          </w:rPr>
+          <w:t>https://assetstore.unity.com/packages/3d/environments/fantasy/fantasy-forest-environment-free-demo-35361</w:t>
+        </w:r>
+      </w:hyperlink>
+    </w:p>
+    <w:p>
+      <w:pPr>
+        <w:pStyle w:val="ListParagraph"/>
+        <w:numPr>
+          <w:ilvl w:val="0"/>
+          <w:numId w:val="1"/>
+        </w:numPr>
+        <w:rPr>
+          <w:b/>
+          <w:bCs/>
+        </w:rPr>
+      </w:pPr>
+      <w:r>
+        <w:rPr>
+          <w:b/>
+          <w:bCs/>
+        </w:rPr>
+        <w:t>Hand-Painted Fountain</w:t>
+      </w:r>
+      <w:r>
+        <w:rPr>
+          <w:b/>
+          <w:bCs/>
+        </w:rPr>
+        <w:t xml:space="preserve"> - </w:t>
+      </w:r>
+      <w:hyperlink r:id="rId15" w:anchor="description" w:history="1">
+        <w:r>
+          <w:rPr>
+            <w:rStyle w:val="Hyperlink"/>
+          </w:rPr>
+          <w:t>https://assetstore.unity.com/packages/3d/environments/fantasy/hand-painted-fountain-41694#description</w:t>
+        </w:r>
+      </w:hyperlink>
+    </w:p>
+    <w:p>
+      <w:pPr>
+        <w:pStyle w:val="ListParagraph"/>
+        <w:numPr>
+          <w:ilvl w:val="0"/>
+          <w:numId w:val="1"/>
+        </w:numPr>
+        <w:rPr>
+          <w:b/>
+          <w:bCs/>
+        </w:rPr>
+      </w:pPr>
+      <w:r>
+        <w:rPr>
+          <w:b/>
+          <w:bCs/>
+        </w:rPr>
+        <w:t>Hand painted wooden crate</w:t>
+      </w:r>
+      <w:r>
+        <w:rPr>
+          <w:b/>
+          <w:bCs/>
+        </w:rPr>
+        <w:t xml:space="preserve"> </w:t>
+      </w:r>
+      <w:r>
+        <w:rPr>
+          <w:b/>
+          <w:bCs/>
+        </w:rPr>
+        <w:t>–</w:t>
+      </w:r>
+      <w:r>
+        <w:rPr>
+          <w:b/>
+          <w:bCs/>
+        </w:rPr>
+        <w:t xml:space="preserve"> </w:t>
+      </w:r>
+    </w:p>
+    <w:p>
+      <w:pPr>
+        <w:pStyle w:val="ListParagraph"/>
+      </w:pPr>
+      <w:hyperlink r:id="rId16" w:anchor="description" w:history="1">
+        <w:r>
+          <w:rPr>
+            <w:rStyle w:val="Hyperlink"/>
+          </w:rPr>
+          <w:t>https://assetstore.unity.com/packages/3d/hand-painted-wooden-crate-36854#description</w:t>
+        </w:r>
+      </w:hyperlink>
+    </w:p>
+    <w:p>
+      <w:pPr>
+        <w:pStyle w:val="ListParagraph"/>
+        <w:numPr>
+          <w:ilvl w:val="0"/>
+          <w:numId w:val="1"/>
+        </w:numPr>
+        <w:rPr>
+          <w:b/>
+          <w:bCs/>
+        </w:rPr>
+      </w:pPr>
+      <w:r>
+        <w:rPr>
+          <w:b/>
+          <w:bCs/>
+        </w:rPr>
+        <w:t>Lowpoly Wells</w:t>
+      </w:r>
+      <w:r>
+        <w:rPr>
+          <w:b/>
+          <w:bCs/>
+        </w:rPr>
+        <w:t xml:space="preserve"> </w:t>
+      </w:r>
+      <w:r>
+        <w:rPr>
+          <w:b/>
+          <w:bCs/>
+        </w:rPr>
+        <w:t>–</w:t>
+      </w:r>
+      <w:r>
+        <w:rPr>
+          <w:b/>
+          <w:bCs/>
+        </w:rPr>
+        <w:t xml:space="preserve"> </w:t>
+      </w:r>
+    </w:p>
+    <w:p>
+      <w:pPr>
+        <w:pStyle w:val="ListParagraph"/>
+      </w:pPr>
+      <w:hyperlink r:id="rId17" w:anchor="description" w:history="1">
+        <w:r>
+          <w:rPr>
+            <w:rStyle w:val="Hyperlink"/>
+          </w:rPr>
+          <w:t>https://assetstore.unity.com/packages/3d/props/exterior/lowpoly-wells-68437#description</w:t>
+        </w:r>
+      </w:hyperlink>
+    </w:p>
+    <w:p>
+      <w:pPr>
+        <w:pStyle w:val="ListParagraph"/>
+        <w:numPr>
+          <w:ilvl w:val="0"/>
+          <w:numId w:val="1"/>
+        </w:numPr>
+        <w:rPr>
+          <w:b/>
+          <w:bCs/>
+        </w:rPr>
+      </w:pPr>
+      <w:r>
+        <w:rPr>
+          <w:b/>
+          <w:bCs/>
+        </w:rPr>
+        <w:t xml:space="preserve">Wooden Cart </w:t>
+      </w:r>
+      <w:r>
+        <w:rPr>
+          <w:b/>
+          <w:bCs/>
+        </w:rPr>
+        <w:t>–</w:t>
+      </w:r>
+      <w:r>
+        <w:rPr>
+          <w:b/>
+          <w:bCs/>
+        </w:rPr>
+        <w:t xml:space="preserve"> </w:t>
+      </w:r>
+      <w:hyperlink r:id="rId18" w:anchor="description" w:history="1">
+        <w:r>
+          <w:rPr>
+            <w:rStyle w:val="Hyperlink"/>
+          </w:rPr>
+          <w:t>https://assetstore.unity.com/packages/3d/environments/fantasy/wooden-cart-65835#description</w:t>
+        </w:r>
+      </w:hyperlink>
+    </w:p>
+    <w:p>
+      <w:pPr>
+        <w:pStyle w:val="ListParagraph"/>
+        <w:numPr>
+          <w:ilvl w:val="0"/>
+          <w:numId w:val="1"/>
+        </w:numPr>
+        <w:rPr>
+          <w:b/>
+          <w:bCs/>
+        </w:rPr>
+      </w:pPr>
+      <w:r>
+        <w:rPr>
+          <w:b/>
+          <w:bCs/>
+        </w:rPr>
+        <w:t xml:space="preserve">Medieval Gold </w:t>
+      </w:r>
+      <w:r>
+        <w:rPr>
+          <w:b/>
+          <w:bCs/>
+        </w:rPr>
+        <w:t>–</w:t>
+      </w:r>
+      <w:r>
+        <w:rPr>
+          <w:b/>
+          <w:bCs/>
+        </w:rPr>
+        <w:t xml:space="preserve"> </w:t>
+      </w:r>
+    </w:p>
+    <w:p>
+      <w:pPr>
+        <w:pStyle w:val="ListParagraph"/>
+      </w:pPr>
+      <w:hyperlink r:id="rId19" w:history="1">
+        <w:r>
+          <w:rPr>
+            <w:rStyle w:val="Hyperlink"/>
+          </w:rPr>
+          <w:t>https://assetstore.unity.com/packages/3d/props/medieval-gold-14162</w:t>
+        </w:r>
+      </w:hyperlink>
+    </w:p>
+    <w:p>
+      <w:pPr>
+        <w:pStyle w:val="ListParagraph"/>
+        <w:numPr>
+          <w:ilvl w:val="0"/>
+          <w:numId w:val="1"/>
+        </w:numPr>
+        <w:rPr>
+          <w:b/>
+          <w:bCs/>
+        </w:rPr>
+      </w:pPr>
+      <w:r>
+        <w:rPr>
+          <w:b/>
+          <w:bCs/>
+        </w:rPr>
+        <w:t>Stylized Environnement - Free Pack</w:t>
+      </w:r>
+      <w:r>
+        <w:rPr>
+          <w:b/>
+          <w:bCs/>
+        </w:rPr>
+        <w:t xml:space="preserve"> – </w:t>
+      </w:r>
+    </w:p>
+    <w:p>
+      <w:pPr>
+        <w:pStyle w:val="ListParagraph"/>
+      </w:pPr>
+      <w:hyperlink r:id="rId20" w:anchor="description" w:history="1">
+        <w:r>
+          <w:rPr>
+            <w:rStyle w:val="Hyperlink"/>
+          </w:rPr>
+          <w:t>https://assetstore.unity.com/packages/3d/environments/fantasy/stylized-environnement-free-pack-178090#description</w:t>
+        </w:r>
+      </w:hyperlink>
+    </w:p>
+    <w:p>
+      <w:pPr>
+        <w:pStyle w:val="ListParagraph"/>
+        <w:numPr>
+          <w:ilvl w:val="0"/>
+          <w:numId w:val="1"/>
+        </w:numPr>
+        <w:rPr>
+          <w:b/>
+          <w:bCs/>
+        </w:rPr>
+      </w:pPr>
+      <w:r>
+        <w:rPr>
+          <w:b/>
+          <w:bCs/>
+        </w:rPr>
+        <w:t>Stylized Hand Painted Dungeon (Free)</w:t>
       </w:r>
       <w:r>
         <w:rPr>
@@ -500,478 +984,33 @@
       <w:pPr>
         <w:pStyle w:val="ListParagraph"/>
       </w:pPr>
-      <w:hyperlink r:id="rId10" w:history="1">
-        <w:r>
-          <w:rPr>
-            <w:rStyle w:val="Hyperlink"/>
-          </w:rPr>
-          <w:t>https://docs.unity3d.com/Manual/LinearRendering-LinearOrGammaWorkflow.html</w:t>
-        </w:r>
-      </w:hyperlink>
-    </w:p>
-    <w:p>
-      <w:pPr>
-        <w:pStyle w:val="ListParagraph"/>
-        <w:numPr>
-          <w:ilvl w:val="0"/>
-          <w:numId w:val="1"/>
-        </w:numPr>
-      </w:pPr>
-      <w:r>
-        <w:rPr>
-          <w:b/>
-          <w:bCs/>
-        </w:rPr>
-        <w:t>Dinner Table (</w:t>
-      </w:r>
-      <w:r>
-        <w:rPr>
-          <w:b/>
-          <w:bCs/>
-        </w:rPr>
-        <w:t xml:space="preserve">Food </w:t>
-      </w:r>
-      <w:r>
-        <w:rPr>
-          <w:b/>
-          <w:bCs/>
-        </w:rPr>
-        <w:t xml:space="preserve">&amp; Other </w:t>
-      </w:r>
-      <w:r>
-        <w:rPr>
-          <w:b/>
-          <w:bCs/>
-        </w:rPr>
-        <w:t>Items</w:t>
-      </w:r>
-      <w:r>
-        <w:rPr>
-          <w:b/>
-          <w:bCs/>
-        </w:rPr>
-        <w:t>)</w:t>
-      </w:r>
-      <w:r>
-        <w:rPr>
-          <w:b/>
-          <w:bCs/>
-        </w:rPr>
-        <w:t xml:space="preserve"> </w:t>
-      </w:r>
-      <w:r>
-        <w:rPr>
-          <w:b/>
-          <w:bCs/>
-        </w:rPr>
-        <w:t xml:space="preserve">- </w:t>
-      </w:r>
-      <w:hyperlink r:id="rId11" w:history="1">
-        <w:r>
-          <w:rPr>
-            <w:rStyle w:val="Hyperlink"/>
-          </w:rPr>
-          <w:t>https://assetstore.unity.com/packages/3d/environments/fantasy/dinner-table-55180</w:t>
-        </w:r>
-      </w:hyperlink>
-    </w:p>
-    <w:p>
-      <w:pPr>
-        <w:pStyle w:val="ListParagraph"/>
-        <w:numPr>
-          <w:ilvl w:val="0"/>
-          <w:numId w:val="1"/>
-        </w:numPr>
-        <w:rPr>
-          <w:b/>
-          <w:bCs/>
-        </w:rPr>
-      </w:pPr>
-      <w:r>
-        <w:rPr>
-          <w:b/>
-          <w:bCs/>
-        </w:rPr>
-        <w:t xml:space="preserve">A Piece of Nature </w:t>
-      </w:r>
-      <w:r>
-        <w:rPr>
-          <w:b/>
-          <w:bCs/>
-        </w:rPr>
-        <w:t>–</w:t>
-      </w:r>
-    </w:p>
-    <w:p>
-      <w:pPr>
-        <w:pStyle w:val="ListParagraph"/>
-      </w:pPr>
-      <w:r>
-        <w:t xml:space="preserve"> </w:t>
-      </w:r>
-      <w:hyperlink r:id="rId12" w:history="1">
-        <w:r>
-          <w:rPr>
-            <w:rStyle w:val="Hyperlink"/>
-          </w:rPr>
-          <w:t>https://assetstore.unity.com/packages/3d/environments/fantasy/a-piece-of-nature-40538</w:t>
-        </w:r>
-      </w:hyperlink>
-    </w:p>
-    <w:p>
-      <w:pPr>
-        <w:pStyle w:val="ListParagraph"/>
-        <w:numPr>
-          <w:ilvl w:val="0"/>
-          <w:numId w:val="1"/>
-        </w:numPr>
-        <w:rPr>
-          <w:b/>
-          <w:bCs/>
-        </w:rPr>
-      </w:pPr>
-      <w:r>
-        <w:rPr>
-          <w:b/>
-          <w:bCs/>
-        </w:rPr>
-        <w:t xml:space="preserve">Brazier Set </w:t>
-      </w:r>
-      <w:r>
-        <w:rPr>
-          <w:b/>
-          <w:bCs/>
-        </w:rPr>
-        <w:t>–</w:t>
-      </w:r>
-    </w:p>
-    <w:p>
-      <w:pPr>
-        <w:pStyle w:val="ListParagraph"/>
-      </w:pPr>
-      <w:r>
-        <w:t xml:space="preserve"> </w:t>
-      </w:r>
-      <w:hyperlink r:id="rId13" w:history="1">
-        <w:r>
-          <w:rPr>
-            <w:rStyle w:val="Hyperlink"/>
-          </w:rPr>
-          <w:t>https://assetstore.unity.com/packages/3d/props/brazier-set-37623</w:t>
-        </w:r>
-      </w:hyperlink>
-    </w:p>
-    <w:p>
-      <w:pPr>
-        <w:pStyle w:val="ListParagraph"/>
-        <w:numPr>
-          <w:ilvl w:val="0"/>
-          <w:numId w:val="1"/>
-        </w:numPr>
-        <w:rPr>
-          <w:b/>
-          <w:bCs/>
-        </w:rPr>
-      </w:pPr>
-      <w:r>
-        <w:rPr>
-          <w:b/>
-          <w:bCs/>
-        </w:rPr>
-        <w:t>Fantasy Forest Environment - Free Demo</w:t>
-      </w:r>
-      <w:r>
-        <w:rPr>
-          <w:b/>
-          <w:bCs/>
-        </w:rPr>
-        <w:t xml:space="preserve"> - </w:t>
-      </w:r>
-      <w:hyperlink r:id="rId14" w:history="1">
-        <w:r>
-          <w:rPr>
-            <w:rStyle w:val="Hyperlink"/>
-          </w:rPr>
-          <w:t>https://assetstore.unity.com/packages/3d/environments/fantasy/fantasy-forest-environment-free-demo-35361</w:t>
-        </w:r>
-      </w:hyperlink>
-    </w:p>
-    <w:p>
-      <w:pPr>
-        <w:pStyle w:val="ListParagraph"/>
-        <w:numPr>
-          <w:ilvl w:val="0"/>
-          <w:numId w:val="1"/>
-        </w:numPr>
-        <w:rPr>
-          <w:b/>
-          <w:bCs/>
-        </w:rPr>
-      </w:pPr>
-      <w:r>
-        <w:rPr>
-          <w:b/>
-          <w:bCs/>
-        </w:rPr>
-        <w:t>Hand-Painted Fountain</w:t>
-      </w:r>
-      <w:r>
-        <w:rPr>
-          <w:b/>
-          <w:bCs/>
-        </w:rPr>
-        <w:t xml:space="preserve"> - </w:t>
-      </w:r>
-      <w:hyperlink r:id="rId15" w:anchor="description" w:history="1">
-        <w:r>
-          <w:rPr>
-            <w:rStyle w:val="Hyperlink"/>
-          </w:rPr>
-          <w:t>https://assetstore.unity.com/packages/3d/environments/fantasy/hand-painted-fountain-41694#description</w:t>
-        </w:r>
-      </w:hyperlink>
-    </w:p>
-    <w:p>
-      <w:pPr>
-        <w:pStyle w:val="ListParagraph"/>
-        <w:numPr>
-          <w:ilvl w:val="0"/>
-          <w:numId w:val="1"/>
-        </w:numPr>
-        <w:rPr>
-          <w:b/>
-          <w:bCs/>
-        </w:rPr>
-      </w:pPr>
-      <w:r>
-        <w:rPr>
-          <w:b/>
-          <w:bCs/>
-        </w:rPr>
-        <w:t>Hand painted wooden crate</w:t>
-      </w:r>
-      <w:r>
-        <w:rPr>
-          <w:b/>
-          <w:bCs/>
-        </w:rPr>
-        <w:t xml:space="preserve"> </w:t>
-      </w:r>
-      <w:r>
-        <w:rPr>
-          <w:b/>
-          <w:bCs/>
-        </w:rPr>
-        <w:t>–</w:t>
-      </w:r>
-      <w:r>
-        <w:rPr>
-          <w:b/>
-          <w:bCs/>
-        </w:rPr>
-        <w:t xml:space="preserve"> </w:t>
-      </w:r>
-    </w:p>
-    <w:p>
-      <w:pPr>
-        <w:pStyle w:val="ListParagraph"/>
-      </w:pPr>
-      <w:hyperlink r:id="rId16" w:anchor="description" w:history="1">
-        <w:r>
-          <w:rPr>
-            <w:rStyle w:val="Hyperlink"/>
-          </w:rPr>
-          <w:t>https://assetstore.unity.com/packages/3d/hand-painted-wooden-crate-36854#description</w:t>
-        </w:r>
-      </w:hyperlink>
-    </w:p>
-    <w:p>
-      <w:pPr>
-        <w:pStyle w:val="ListParagraph"/>
-        <w:numPr>
-          <w:ilvl w:val="0"/>
-          <w:numId w:val="1"/>
-        </w:numPr>
-        <w:rPr>
-          <w:b/>
-          <w:bCs/>
-        </w:rPr>
-      </w:pPr>
-      <w:proofErr w:type="spellStart"/>
-      <w:r>
-        <w:rPr>
-          <w:b/>
-          <w:bCs/>
-        </w:rPr>
-        <w:t>Lowpoly</w:t>
-      </w:r>
-      <w:proofErr w:type="spellEnd"/>
-      <w:r>
-        <w:rPr>
-          <w:b/>
-          <w:bCs/>
-        </w:rPr>
-        <w:t xml:space="preserve"> Wells</w:t>
-      </w:r>
-      <w:r>
-        <w:rPr>
-          <w:b/>
-          <w:bCs/>
-        </w:rPr>
-        <w:t xml:space="preserve"> </w:t>
-      </w:r>
-      <w:r>
-        <w:rPr>
-          <w:b/>
-          <w:bCs/>
-        </w:rPr>
-        <w:t>–</w:t>
-      </w:r>
-      <w:r>
-        <w:rPr>
-          <w:b/>
-          <w:bCs/>
-        </w:rPr>
-        <w:t xml:space="preserve"> </w:t>
-      </w:r>
-    </w:p>
-    <w:p>
-      <w:pPr>
-        <w:pStyle w:val="ListParagraph"/>
-      </w:pPr>
-      <w:hyperlink r:id="rId17" w:anchor="description" w:history="1">
-        <w:r>
-          <w:rPr>
-            <w:rStyle w:val="Hyperlink"/>
-          </w:rPr>
-          <w:t>https://assetstore.unity.com/packages/3d/props/exterior/lowpoly-wells-68437#description</w:t>
-        </w:r>
-      </w:hyperlink>
-    </w:p>
-    <w:p>
-      <w:pPr>
-        <w:pStyle w:val="ListParagraph"/>
-        <w:numPr>
-          <w:ilvl w:val="0"/>
-          <w:numId w:val="1"/>
-        </w:numPr>
-        <w:rPr>
-          <w:b/>
-          <w:bCs/>
-        </w:rPr>
-      </w:pPr>
-      <w:r>
-        <w:rPr>
-          <w:b/>
-          <w:bCs/>
-        </w:rPr>
-        <w:t xml:space="preserve">Wooden Cart </w:t>
-      </w:r>
-      <w:r>
-        <w:rPr>
-          <w:b/>
-          <w:bCs/>
-        </w:rPr>
-        <w:t>–</w:t>
-      </w:r>
-      <w:r>
-        <w:rPr>
-          <w:b/>
-          <w:bCs/>
-        </w:rPr>
-        <w:t xml:space="preserve"> </w:t>
-      </w:r>
-      <w:hyperlink r:id="rId18" w:anchor="description" w:history="1">
-        <w:r>
-          <w:rPr>
-            <w:rStyle w:val="Hyperlink"/>
-          </w:rPr>
-          <w:t>https://assetstore.unity.com/packages/3d/environments/fantasy/wooden-cart-65835#description</w:t>
-        </w:r>
-      </w:hyperlink>
-    </w:p>
-    <w:p>
-      <w:pPr>
-        <w:pStyle w:val="ListParagraph"/>
-        <w:numPr>
-          <w:ilvl w:val="0"/>
-          <w:numId w:val="1"/>
-        </w:numPr>
-        <w:rPr>
-          <w:b/>
-          <w:bCs/>
-        </w:rPr>
-      </w:pPr>
-      <w:r>
-        <w:rPr>
-          <w:b/>
-          <w:bCs/>
-        </w:rPr>
-        <w:t xml:space="preserve">Medieval Gold </w:t>
-      </w:r>
-      <w:r>
-        <w:rPr>
-          <w:b/>
-          <w:bCs/>
-        </w:rPr>
-        <w:t>–</w:t>
-      </w:r>
-      <w:r>
-        <w:rPr>
-          <w:b/>
-          <w:bCs/>
-        </w:rPr>
-        <w:t xml:space="preserve"> </w:t>
-      </w:r>
-    </w:p>
-    <w:p>
-      <w:pPr>
-        <w:pStyle w:val="ListParagraph"/>
-      </w:pPr>
-      <w:hyperlink r:id="rId19" w:history="1">
-        <w:r>
-          <w:rPr>
-            <w:rStyle w:val="Hyperlink"/>
-          </w:rPr>
-          <w:t>https://assetstore.unity.com/packages/3d/props/medieval-gold-14162</w:t>
-        </w:r>
-      </w:hyperlink>
-    </w:p>
-    <w:p>
-      <w:pPr>
-        <w:pStyle w:val="ListParagraph"/>
-        <w:numPr>
-          <w:ilvl w:val="0"/>
-          <w:numId w:val="1"/>
-        </w:numPr>
-        <w:rPr>
-          <w:b/>
-          <w:bCs/>
-        </w:rPr>
-      </w:pPr>
-      <w:r>
-        <w:rPr>
-          <w:b/>
-          <w:bCs/>
-        </w:rPr>
-        <w:lastRenderedPageBreak/>
-        <w:t xml:space="preserve">Stylized </w:t>
-      </w:r>
-      <w:proofErr w:type="spellStart"/>
-      <w:r>
-        <w:rPr>
-          <w:b/>
-          <w:bCs/>
-        </w:rPr>
-        <w:t>Environnement</w:t>
-      </w:r>
-      <w:proofErr w:type="spellEnd"/>
-      <w:r>
-        <w:rPr>
-          <w:b/>
-          <w:bCs/>
-        </w:rPr>
-        <w:t xml:space="preserve"> - Free Pack</w:t>
+      <w:hyperlink r:id="rId21" w:history="1">
+        <w:r>
+          <w:rPr>
+            <w:rStyle w:val="Hyperlink"/>
+          </w:rPr>
+          <w:t>https://assetstore.unity.com/packages/3d/environments/stylized-hand-painted-dungeon-free-173934</w:t>
+        </w:r>
+      </w:hyperlink>
+    </w:p>
+    <w:p>
+      <w:pPr>
+        <w:pStyle w:val="ListParagraph"/>
+        <w:numPr>
+          <w:ilvl w:val="0"/>
+          <w:numId w:val="1"/>
+        </w:numPr>
+        <w:rPr>
+          <w:b/>
+          <w:bCs/>
+        </w:rPr>
+      </w:pPr>
+      <w:r>
+        <w:rPr>
+          <w:b/>
+          <w:bCs/>
+        </w:rPr>
+        <w:t>TGU Skybox Pack</w:t>
       </w:r>
       <w:r>
         <w:rPr>
@@ -985,33 +1024,73 @@
       <w:pPr>
         <w:pStyle w:val="ListParagraph"/>
       </w:pPr>
-      <w:hyperlink r:id="rId20" w:anchor="description" w:history="1">
-        <w:r>
-          <w:rPr>
-            <w:rStyle w:val="Hyperlink"/>
-          </w:rPr>
-          <w:t>https://assetstore.unity.com/packages/3d/environments/fantasy/stylized-environnement-free-pack-178090#description</w:t>
-        </w:r>
-      </w:hyperlink>
-    </w:p>
-    <w:p>
-      <w:pPr>
-        <w:pStyle w:val="ListParagraph"/>
-        <w:numPr>
-          <w:ilvl w:val="0"/>
-          <w:numId w:val="1"/>
-        </w:numPr>
-        <w:rPr>
-          <w:b/>
-          <w:bCs/>
-        </w:rPr>
-      </w:pPr>
-      <w:r>
-        <w:rPr>
-          <w:b/>
-          <w:bCs/>
-        </w:rPr>
-        <w:t>Stylized Hand Painted Dungeon (Free)</w:t>
+      <w:hyperlink r:id="rId22" w:history="1">
+        <w:r>
+          <w:rPr>
+            <w:rStyle w:val="Hyperlink"/>
+          </w:rPr>
+          <w:t>https://assetstore.unity.com/packages/2d/textures-materials/sky/tgu-skybox-pack-96433</w:t>
+        </w:r>
+      </w:hyperlink>
+    </w:p>
+    <w:p>
+      <w:pPr>
+        <w:pStyle w:val="ListParagraph"/>
+        <w:numPr>
+          <w:ilvl w:val="0"/>
+          <w:numId w:val="1"/>
+        </w:numPr>
+        <w:rPr>
+          <w:b/>
+          <w:bCs/>
+        </w:rPr>
+      </w:pPr>
+      <w:r>
+        <w:rPr>
+          <w:b/>
+          <w:bCs/>
+        </w:rPr>
+        <w:t>Toon Forest Free Set</w:t>
+      </w:r>
+      <w:r>
+        <w:rPr>
+          <w:b/>
+          <w:bCs/>
+        </w:rPr>
+        <w:t xml:space="preserve"> – </w:t>
+      </w:r>
+    </w:p>
+    <w:p>
+      <w:pPr>
+        <w:pStyle w:val="ListParagraph"/>
+      </w:pPr>
+      <w:hyperlink r:id="rId23" w:history="1">
+        <w:r>
+          <w:rPr>
+            <w:rStyle w:val="Hyperlink"/>
+          </w:rPr>
+          <w:t>https://assetstore.unity.com/packages/3d/vegetation/toon-forest-free-set-66124</w:t>
+        </w:r>
+      </w:hyperlink>
+    </w:p>
+    <w:p>
+      <w:pPr>
+        <w:pStyle w:val="ListParagraph"/>
+        <w:numPr>
+          <w:ilvl w:val="0"/>
+          <w:numId w:val="1"/>
+        </w:numPr>
+        <w:rPr>
+          <w:b/>
+          <w:bCs/>
+        </w:rPr>
+      </w:pPr>
+      <w:r>
+        <w:rPr>
+          <w:b/>
+          <w:bCs/>
+        </w:rPr>
+        <w:t>Handpainted Forest Pack Lite</w:t>
       </w:r>
       <w:r>
         <w:rPr>
@@ -1025,33 +1104,33 @@
       <w:pPr>
         <w:pStyle w:val="ListParagraph"/>
       </w:pPr>
-      <w:hyperlink r:id="rId21" w:history="1">
-        <w:r>
-          <w:rPr>
-            <w:rStyle w:val="Hyperlink"/>
-          </w:rPr>
-          <w:t>https://assetstore.unity.com/packages/3d/environments/stylized-hand-painted-dungeon-free-173934</w:t>
-        </w:r>
-      </w:hyperlink>
-    </w:p>
-    <w:p>
-      <w:pPr>
-        <w:pStyle w:val="ListParagraph"/>
-        <w:numPr>
-          <w:ilvl w:val="0"/>
-          <w:numId w:val="1"/>
-        </w:numPr>
-        <w:rPr>
-          <w:b/>
-          <w:bCs/>
-        </w:rPr>
-      </w:pPr>
-      <w:r>
-        <w:rPr>
-          <w:b/>
-          <w:bCs/>
-        </w:rPr>
-        <w:t>TGU Skybox Pack</w:t>
+      <w:hyperlink r:id="rId24" w:history="1">
+        <w:r>
+          <w:rPr>
+            <w:rStyle w:val="Hyperlink"/>
+          </w:rPr>
+          <w:t>https://assetstore.unity.com/packages/3d/environments/landscapes/handpainted-forest-pack-lite-176577</w:t>
+        </w:r>
+      </w:hyperlink>
+    </w:p>
+    <w:p>
+      <w:pPr>
+        <w:pStyle w:val="ListParagraph"/>
+        <w:numPr>
+          <w:ilvl w:val="0"/>
+          <w:numId w:val="1"/>
+        </w:numPr>
+        <w:rPr>
+          <w:b/>
+          <w:bCs/>
+        </w:rPr>
+      </w:pPr>
+      <w:r>
+        <w:rPr>
+          <w:b/>
+          <w:bCs/>
+        </w:rPr>
+        <w:t>Stylized Rocks with Magic Rune</w:t>
       </w:r>
       <w:r>
         <w:rPr>
@@ -1065,33 +1144,33 @@
       <w:pPr>
         <w:pStyle w:val="ListParagraph"/>
       </w:pPr>
-      <w:hyperlink r:id="rId22" w:history="1">
-        <w:r>
-          <w:rPr>
-            <w:rStyle w:val="Hyperlink"/>
-          </w:rPr>
-          <w:t>https://assetstore.unity.com/packages/2d/textures-materials/sky/tgu-skybox-pack-96433</w:t>
-        </w:r>
-      </w:hyperlink>
-    </w:p>
-    <w:p>
-      <w:pPr>
-        <w:pStyle w:val="ListParagraph"/>
-        <w:numPr>
-          <w:ilvl w:val="0"/>
-          <w:numId w:val="1"/>
-        </w:numPr>
-        <w:rPr>
-          <w:b/>
-          <w:bCs/>
-        </w:rPr>
-      </w:pPr>
-      <w:r>
-        <w:rPr>
-          <w:b/>
-          <w:bCs/>
-        </w:rPr>
-        <w:t>Toon Forest Free Set</w:t>
+      <w:hyperlink r:id="rId25" w:history="1">
+        <w:r>
+          <w:rPr>
+            <w:rStyle w:val="Hyperlink"/>
+          </w:rPr>
+          <w:t>https://assetstore.unity.com/packages/3d/props/stylized-rocks-with-magic-rune-192933</w:t>
+        </w:r>
+      </w:hyperlink>
+    </w:p>
+    <w:p>
+      <w:pPr>
+        <w:pStyle w:val="ListParagraph"/>
+        <w:numPr>
+          <w:ilvl w:val="0"/>
+          <w:numId w:val="1"/>
+        </w:numPr>
+        <w:rPr>
+          <w:b/>
+          <w:bCs/>
+        </w:rPr>
+      </w:pPr>
+      <w:r>
+        <w:rPr>
+          <w:b/>
+          <w:bCs/>
+        </w:rPr>
+        <w:t>Ancient Ruins and Plants</w:t>
       </w:r>
       <w:r>
         <w:rPr>
@@ -1105,82 +1184,33 @@
       <w:pPr>
         <w:pStyle w:val="ListParagraph"/>
       </w:pPr>
-      <w:hyperlink r:id="rId23" w:history="1">
-        <w:r>
-          <w:rPr>
-            <w:rStyle w:val="Hyperlink"/>
-          </w:rPr>
-          <w:t>https://assetstore.unity.com/packages/3d/vegetation/toon-forest-free-set-66124</w:t>
-        </w:r>
-      </w:hyperlink>
-    </w:p>
-    <w:p>
-      <w:pPr>
-        <w:pStyle w:val="ListParagraph"/>
-        <w:numPr>
-          <w:ilvl w:val="0"/>
-          <w:numId w:val="1"/>
-        </w:numPr>
-        <w:rPr>
-          <w:b/>
-          <w:bCs/>
-        </w:rPr>
-      </w:pPr>
-      <w:proofErr w:type="spellStart"/>
-      <w:r>
-        <w:rPr>
-          <w:b/>
-          <w:bCs/>
-        </w:rPr>
-        <w:t>Handpainted</w:t>
-      </w:r>
-      <w:proofErr w:type="spellEnd"/>
-      <w:r>
-        <w:rPr>
-          <w:b/>
-          <w:bCs/>
-        </w:rPr>
-        <w:t xml:space="preserve"> Forest Pack Lite</w:t>
-      </w:r>
-      <w:r>
-        <w:rPr>
-          <w:b/>
-          <w:bCs/>
-        </w:rPr>
-        <w:t xml:space="preserve"> –</w:t>
-      </w:r>
-    </w:p>
-    <w:p>
-      <w:pPr>
-        <w:pStyle w:val="ListParagraph"/>
-      </w:pPr>
-      <w:hyperlink r:id="rId24" w:history="1">
-        <w:r>
-          <w:rPr>
-            <w:rStyle w:val="Hyperlink"/>
-          </w:rPr>
-          <w:t>https://assetstore.unity.com/packages/3d/environments/landscapes/handpainted-forest-pack-lite-176577</w:t>
-        </w:r>
-      </w:hyperlink>
-    </w:p>
-    <w:p>
-      <w:pPr>
-        <w:pStyle w:val="ListParagraph"/>
-        <w:numPr>
-          <w:ilvl w:val="0"/>
-          <w:numId w:val="1"/>
-        </w:numPr>
-        <w:rPr>
-          <w:b/>
-          <w:bCs/>
-        </w:rPr>
-      </w:pPr>
-      <w:r>
-        <w:rPr>
-          <w:b/>
-          <w:bCs/>
-        </w:rPr>
-        <w:t>Stylized Rocks with Magic Rune</w:t>
+      <w:hyperlink r:id="rId26" w:history="1">
+        <w:r>
+          <w:rPr>
+            <w:rStyle w:val="Hyperlink"/>
+          </w:rPr>
+          <w:t>https://assetstore.unity.com/packages/3d/props/exterior/ancient-ruins-and-plants-201914</w:t>
+        </w:r>
+      </w:hyperlink>
+    </w:p>
+    <w:p>
+      <w:pPr>
+        <w:pStyle w:val="ListParagraph"/>
+        <w:numPr>
+          <w:ilvl w:val="0"/>
+          <w:numId w:val="1"/>
+        </w:numPr>
+        <w:rPr>
+          <w:b/>
+          <w:bCs/>
+        </w:rPr>
+      </w:pPr>
+      <w:r>
+        <w:rPr>
+          <w:b/>
+          <w:bCs/>
+        </w:rPr>
+        <w:t>Toon Crystals Pack</w:t>
       </w:r>
       <w:r>
         <w:rPr>
@@ -1194,86 +1224,6 @@
       <w:pPr>
         <w:pStyle w:val="ListParagraph"/>
       </w:pPr>
-      <w:hyperlink r:id="rId25" w:history="1">
-        <w:r>
-          <w:rPr>
-            <w:rStyle w:val="Hyperlink"/>
-          </w:rPr>
-          <w:t>https://assetstore.unity.com/packages/3d/props/stylized-rocks-with-magic-rune-192933</w:t>
-        </w:r>
-      </w:hyperlink>
-    </w:p>
-    <w:p>
-      <w:pPr>
-        <w:pStyle w:val="ListParagraph"/>
-        <w:numPr>
-          <w:ilvl w:val="0"/>
-          <w:numId w:val="1"/>
-        </w:numPr>
-        <w:rPr>
-          <w:b/>
-          <w:bCs/>
-        </w:rPr>
-      </w:pPr>
-      <w:r>
-        <w:rPr>
-          <w:b/>
-          <w:bCs/>
-        </w:rPr>
-        <w:t>Ancient Ruins and Plants</w:t>
-      </w:r>
-      <w:r>
-        <w:rPr>
-          <w:b/>
-          <w:bCs/>
-        </w:rPr>
-        <w:t xml:space="preserve"> – </w:t>
-      </w:r>
-    </w:p>
-    <w:p>
-      <w:pPr>
-        <w:pStyle w:val="ListParagraph"/>
-      </w:pPr>
-      <w:hyperlink r:id="rId26" w:history="1">
-        <w:r>
-          <w:rPr>
-            <w:rStyle w:val="Hyperlink"/>
-          </w:rPr>
-          <w:t>https://assetstore.unity.com/packages/3d/props/exterior/ancient-ruins-and-plants-201914</w:t>
-        </w:r>
-      </w:hyperlink>
-    </w:p>
-    <w:p>
-      <w:pPr>
-        <w:pStyle w:val="ListParagraph"/>
-        <w:numPr>
-          <w:ilvl w:val="0"/>
-          <w:numId w:val="1"/>
-        </w:numPr>
-        <w:rPr>
-          <w:b/>
-          <w:bCs/>
-        </w:rPr>
-      </w:pPr>
-      <w:r>
-        <w:rPr>
-          <w:b/>
-          <w:bCs/>
-        </w:rPr>
-        <w:t>Toon Crystals Pack</w:t>
-      </w:r>
-      <w:r>
-        <w:rPr>
-          <w:b/>
-          <w:bCs/>
-        </w:rPr>
-        <w:t xml:space="preserve"> – </w:t>
-      </w:r>
-    </w:p>
-    <w:p>
-      <w:pPr>
-        <w:pStyle w:val="ListParagraph"/>
-      </w:pPr>
       <w:hyperlink r:id="rId27" w:history="1">
         <w:r>
           <w:rPr>
@@ -1295,21 +1245,12 @@
           <w:bCs/>
         </w:rPr>
       </w:pPr>
-      <w:proofErr w:type="spellStart"/>
-      <w:r>
-        <w:rPr>
-          <w:b/>
-          <w:bCs/>
-        </w:rPr>
-        <w:t>Handpainted</w:t>
-      </w:r>
-      <w:proofErr w:type="spellEnd"/>
-      <w:r>
-        <w:rPr>
-          <w:b/>
-          <w:bCs/>
-        </w:rPr>
-        <w:t xml:space="preserve"> Turntable Platforms</w:t>
+      <w:r>
+        <w:rPr>
+          <w:b/>
+          <w:bCs/>
+        </w:rPr>
+        <w:t>Handpainted Turntable Platforms</w:t>
       </w:r>
       <w:r>
         <w:rPr>
@@ -1601,17 +1542,8 @@
           <w:b/>
           <w:bCs/>
         </w:rPr>
-        <w:t xml:space="preserve">Stylized Rock | Agustin </w:t>
-      </w:r>
-      <w:proofErr w:type="spellStart"/>
-      <w:r>
-        <w:rPr>
-          <w:b/>
-          <w:bCs/>
-        </w:rPr>
-        <w:t>Hönnun</w:t>
-      </w:r>
-      <w:proofErr w:type="spellEnd"/>
+        <w:t>Stylized Rock | Agustin Hönnun</w:t>
+      </w:r>
       <w:r>
         <w:rPr>
           <w:b/>
@@ -1624,55 +1556,7 @@
           <w:b/>
           <w:bCs/>
         </w:rPr>
-        <w:t xml:space="preserve">"Stylized Rock | Agustin </w:t>
-      </w:r>
-      <w:proofErr w:type="spellStart"/>
-      <w:r>
-        <w:rPr>
-          <w:b/>
-          <w:bCs/>
-        </w:rPr>
-        <w:t>Hönnun</w:t>
-      </w:r>
-      <w:proofErr w:type="spellEnd"/>
-      <w:r>
-        <w:rPr>
-          <w:b/>
-          <w:bCs/>
-        </w:rPr>
-        <w:t xml:space="preserve">" (https://skfb.ly/6Y8SV) by </w:t>
-      </w:r>
-      <w:proofErr w:type="spellStart"/>
-      <w:r>
-        <w:rPr>
-          <w:b/>
-          <w:bCs/>
-        </w:rPr>
-        <w:t>Agustín</w:t>
-      </w:r>
-      <w:proofErr w:type="spellEnd"/>
-      <w:r>
-        <w:rPr>
-          <w:b/>
-          <w:bCs/>
-        </w:rPr>
-        <w:t xml:space="preserve"> </w:t>
-      </w:r>
-      <w:proofErr w:type="spellStart"/>
-      <w:r>
-        <w:rPr>
-          <w:b/>
-          <w:bCs/>
-        </w:rPr>
-        <w:t>Hönnun</w:t>
-      </w:r>
-      <w:proofErr w:type="spellEnd"/>
-      <w:r>
-        <w:rPr>
-          <w:b/>
-          <w:bCs/>
-        </w:rPr>
-        <w:t xml:space="preserve"> is licensed under Creative Commons Attribution (</w:t>
+        <w:t>"Stylized Rock | Agustin Hönnun" (https://skfb.ly/6Y8SV) by Agustín Hönnun is licensed under Creative Commons Attribution (</w:t>
       </w:r>
       <w:hyperlink r:id="rId35" w:history="1">
         <w:r>
@@ -1736,17 +1620,8 @@
           <w:b/>
           <w:bCs/>
         </w:rPr>
-        <w:t xml:space="preserve">Stylized Character Pedestal | Agustin </w:t>
-      </w:r>
-      <w:proofErr w:type="spellStart"/>
-      <w:r>
-        <w:rPr>
-          <w:b/>
-          <w:bCs/>
-        </w:rPr>
-        <w:t>Honnun</w:t>
-      </w:r>
-      <w:proofErr w:type="spellEnd"/>
+        <w:t>Stylized Character Pedestal | Agustin Honnun</w:t>
+      </w:r>
       <w:r>
         <w:rPr>
           <w:b/>
@@ -1773,55 +1648,7 @@
           <w:b/>
           <w:bCs/>
         </w:rPr>
-        <w:t xml:space="preserve">"Stylized Character Pedestal | Agustin </w:t>
-      </w:r>
-      <w:proofErr w:type="spellStart"/>
-      <w:r>
-        <w:rPr>
-          <w:b/>
-          <w:bCs/>
-        </w:rPr>
-        <w:t>Honnun</w:t>
-      </w:r>
-      <w:proofErr w:type="spellEnd"/>
-      <w:r>
-        <w:rPr>
-          <w:b/>
-          <w:bCs/>
-        </w:rPr>
-        <w:t xml:space="preserve">" (https://skfb.ly/6UQpy) by </w:t>
-      </w:r>
-      <w:proofErr w:type="spellStart"/>
-      <w:r>
-        <w:rPr>
-          <w:b/>
-          <w:bCs/>
-        </w:rPr>
-        <w:t>Agustín</w:t>
-      </w:r>
-      <w:proofErr w:type="spellEnd"/>
-      <w:r>
-        <w:rPr>
-          <w:b/>
-          <w:bCs/>
-        </w:rPr>
-        <w:t xml:space="preserve"> </w:t>
-      </w:r>
-      <w:proofErr w:type="spellStart"/>
-      <w:r>
-        <w:rPr>
-          <w:b/>
-          <w:bCs/>
-        </w:rPr>
-        <w:t>Hönnun</w:t>
-      </w:r>
-      <w:proofErr w:type="spellEnd"/>
-      <w:r>
-        <w:rPr>
-          <w:b/>
-          <w:bCs/>
-        </w:rPr>
-        <w:t xml:space="preserve"> is licensed under Creative Commons Attribution (</w:t>
+        <w:t>"Stylized Character Pedestal | Agustin Honnun" (https://skfb.ly/6UQpy) by Agustín Hönnun is licensed under Creative Commons Attribution (</w:t>
       </w:r>
       <w:hyperlink r:id="rId37" w:history="1">
         <w:r>
@@ -1885,18 +1712,8 @@
           <w:b/>
           <w:bCs/>
         </w:rPr>
-        <w:lastRenderedPageBreak/>
-        <w:t xml:space="preserve">Stylized Fences Set | Agustin </w:t>
-      </w:r>
-      <w:proofErr w:type="spellStart"/>
-      <w:r>
-        <w:rPr>
-          <w:b/>
-          <w:bCs/>
-        </w:rPr>
-        <w:t>Honnun</w:t>
-      </w:r>
-      <w:proofErr w:type="spellEnd"/>
+        <w:t>Stylized Fences Set | Agustin Honnun</w:t>
+      </w:r>
       <w:r>
         <w:rPr>
           <w:b/>
@@ -1909,55 +1726,7 @@
           <w:b/>
           <w:bCs/>
         </w:rPr>
-        <w:t xml:space="preserve">"Stylized Fences Set | Agustin </w:t>
-      </w:r>
-      <w:proofErr w:type="spellStart"/>
-      <w:r>
-        <w:rPr>
-          <w:b/>
-          <w:bCs/>
-        </w:rPr>
-        <w:t>Honnun</w:t>
-      </w:r>
-      <w:proofErr w:type="spellEnd"/>
-      <w:r>
-        <w:rPr>
-          <w:b/>
-          <w:bCs/>
-        </w:rPr>
-        <w:t xml:space="preserve">" (https://skfb.ly/6WsVn) by </w:t>
-      </w:r>
-      <w:proofErr w:type="spellStart"/>
-      <w:r>
-        <w:rPr>
-          <w:b/>
-          <w:bCs/>
-        </w:rPr>
-        <w:t>Agustín</w:t>
-      </w:r>
-      <w:proofErr w:type="spellEnd"/>
-      <w:r>
-        <w:rPr>
-          <w:b/>
-          <w:bCs/>
-        </w:rPr>
-        <w:t xml:space="preserve"> </w:t>
-      </w:r>
-      <w:proofErr w:type="spellStart"/>
-      <w:r>
-        <w:rPr>
-          <w:b/>
-          <w:bCs/>
-        </w:rPr>
-        <w:t>Hönnun</w:t>
-      </w:r>
-      <w:proofErr w:type="spellEnd"/>
-      <w:r>
-        <w:rPr>
-          <w:b/>
-          <w:bCs/>
-        </w:rPr>
-        <w:t xml:space="preserve"> is licensed under Creative Commons Attribution (</w:t>
+        <w:t>"Stylized Fences Set | Agustin Honnun" (https://skfb.ly/6WsVn) by Agustín Hönnun is licensed under Creative Commons Attribution (</w:t>
       </w:r>
       <w:hyperlink r:id="rId39" w:history="1">
         <w:r>

--- a/References.docx
+++ b/References.docx
@@ -120,32 +120,51 @@
           <w:b/>
           <w:bCs/>
         </w:rPr>
+        <w:t xml:space="preserve">Post Processing </w:t>
+      </w:r>
+      <w:r>
+        <w:t>-</w:t>
+      </w:r>
+      <w:r>
+        <w:t xml:space="preserve"> Unity</w:t>
+      </w:r>
+    </w:p>
+    <w:p>
+      <w:pPr>
+        <w:pStyle w:val="ListParagraph"/>
+        <w:numPr>
+          <w:ilvl w:val="0"/>
+          <w:numId w:val="1"/>
+        </w:numPr>
+      </w:pPr>
+      <w:r>
+        <w:rPr>
+          <w:b/>
+          <w:bCs/>
+        </w:rPr>
+        <w:t>Cinemachine</w:t>
+      </w:r>
+      <w:r>
+        <w:t xml:space="preserve"> – Unity</w:t>
+      </w:r>
+    </w:p>
+    <w:p>
+      <w:pPr>
+        <w:pStyle w:val="ListParagraph"/>
+        <w:numPr>
+          <w:ilvl w:val="0"/>
+          <w:numId w:val="1"/>
+        </w:numPr>
+      </w:pPr>
+      <w:r>
+        <w:rPr>
+          <w:b/>
+          <w:bCs/>
+        </w:rPr>
         <w:t>ProGrids</w:t>
       </w:r>
       <w:r>
         <w:t xml:space="preserve"> – com.unity.progrids (Unity Package Manager)</w:t>
-      </w:r>
-    </w:p>
-    <w:p>
-      <w:pPr>
-        <w:pStyle w:val="ListParagraph"/>
-        <w:numPr>
-          <w:ilvl w:val="0"/>
-          <w:numId w:val="1"/>
-        </w:numPr>
-      </w:pPr>
-      <w:r>
-        <w:rPr>
-          <w:b/>
-          <w:bCs/>
-        </w:rPr>
-        <w:t xml:space="preserve">Post Processing </w:t>
-      </w:r>
-      <w:r>
-        <w:t>-</w:t>
-      </w:r>
-      <w:r>
-        <w:t xml:space="preserve"> Unity</w:t>
       </w:r>
     </w:p>
     <w:p>
@@ -883,6 +902,7 @@
           <w:b/>
           <w:bCs/>
         </w:rPr>
+        <w:lastRenderedPageBreak/>
         <w:t xml:space="preserve">Medieval Gold </w:t>
       </w:r>
       <w:r>

--- a/References.docx
+++ b/References.docx
@@ -19,27 +19,36 @@
           <w:sz w:val="44"/>
           <w:szCs w:val="44"/>
         </w:rPr>
-        <w:t>TEXT</w:t>
-      </w:r>
-    </w:p>
-    <w:p>
-      <w:pPr>
-        <w:pStyle w:val="ListParagraph"/>
-        <w:numPr>
-          <w:ilvl w:val="0"/>
-          <w:numId w:val="1"/>
-        </w:numPr>
-        <w:rPr>
-          <w:b/>
-          <w:bCs/>
-        </w:rPr>
-      </w:pPr>
-      <w:r>
-        <w:rPr>
-          <w:b/>
-          <w:bCs/>
-        </w:rPr>
-        <w:t xml:space="preserve">Kelt Caps Freehand Font – </w:t>
+        <w:t>FONT</w:t>
+      </w:r>
+    </w:p>
+    <w:p>
+      <w:pPr>
+        <w:pStyle w:val="ListParagraph"/>
+        <w:numPr>
+          <w:ilvl w:val="0"/>
+          <w:numId w:val="1"/>
+        </w:numPr>
+        <w:rPr>
+          <w:b/>
+          <w:bCs/>
+        </w:rPr>
+      </w:pPr>
+      <w:proofErr w:type="spellStart"/>
+      <w:r>
+        <w:rPr>
+          <w:b/>
+          <w:bCs/>
+        </w:rPr>
+        <w:t>Kelt</w:t>
+      </w:r>
+      <w:proofErr w:type="spellEnd"/>
+      <w:r>
+        <w:rPr>
+          <w:b/>
+          <w:bCs/>
+        </w:rPr>
+        <w:t xml:space="preserve"> Caps Freehand Font – </w:t>
       </w:r>
     </w:p>
     <w:p>
@@ -96,6 +105,7 @@
           <w:numId w:val="1"/>
         </w:numPr>
       </w:pPr>
+      <w:proofErr w:type="spellStart"/>
       <w:r>
         <w:rPr>
           <w:b/>
@@ -103,6 +113,7 @@
         </w:rPr>
         <w:t>ProBuilder</w:t>
       </w:r>
+      <w:proofErr w:type="spellEnd"/>
       <w:r>
         <w:t xml:space="preserve"> – Unity</w:t>
       </w:r>
@@ -137,6 +148,7 @@
           <w:numId w:val="1"/>
         </w:numPr>
       </w:pPr>
+      <w:proofErr w:type="spellStart"/>
       <w:r>
         <w:rPr>
           <w:b/>
@@ -144,6 +156,7 @@
         </w:rPr>
         <w:t>Cinemachine</w:t>
       </w:r>
+      <w:proofErr w:type="spellEnd"/>
       <w:r>
         <w:t xml:space="preserve"> – Unity</w:t>
       </w:r>
@@ -156,6 +169,7 @@
           <w:numId w:val="1"/>
         </w:numPr>
       </w:pPr>
+      <w:proofErr w:type="spellStart"/>
       <w:r>
         <w:rPr>
           <w:b/>
@@ -163,8 +177,22 @@
         </w:rPr>
         <w:t>ProGrids</w:t>
       </w:r>
-      <w:r>
-        <w:t xml:space="preserve"> – com.unity.progrids (Unity Package Manager)</w:t>
+      <w:proofErr w:type="spellEnd"/>
+      <w:r>
+        <w:t xml:space="preserve"> – </w:t>
+      </w:r>
+      <w:proofErr w:type="spellStart"/>
+      <w:proofErr w:type="gramStart"/>
+      <w:r>
+        <w:t>com.unity</w:t>
+      </w:r>
+      <w:proofErr w:type="gramEnd"/>
+      <w:r>
+        <w:t>.progrids</w:t>
+      </w:r>
+      <w:proofErr w:type="spellEnd"/>
+      <w:r>
+        <w:t xml:space="preserve"> (Unity Package Manager)</w:t>
       </w:r>
     </w:p>
     <w:p>
@@ -426,7 +454,23 @@
           <w:b/>
           <w:bCs/>
         </w:rPr>
-        <w:t xml:space="preserve"> (Props and Furntiures)</w:t>
+        <w:t xml:space="preserve"> (Props and </w:t>
+      </w:r>
+      <w:proofErr w:type="spellStart"/>
+      <w:r>
+        <w:rPr>
+          <w:b/>
+          <w:bCs/>
+        </w:rPr>
+        <w:t>Furntiures</w:t>
+      </w:r>
+      <w:proofErr w:type="spellEnd"/>
+      <w:r>
+        <w:rPr>
+          <w:b/>
+          <w:bCs/>
+        </w:rPr>
+        <w:t>)</w:t>
       </w:r>
       <w:r>
         <w:rPr>
@@ -801,12 +845,21 @@
           <w:bCs/>
         </w:rPr>
       </w:pPr>
-      <w:r>
-        <w:rPr>
-          <w:b/>
-          <w:bCs/>
-        </w:rPr>
-        <w:t>Lowpoly Wells</w:t>
+      <w:proofErr w:type="spellStart"/>
+      <w:r>
+        <w:rPr>
+          <w:b/>
+          <w:bCs/>
+        </w:rPr>
+        <w:t>Lowpoly</w:t>
+      </w:r>
+      <w:proofErr w:type="spellEnd"/>
+      <w:r>
+        <w:rPr>
+          <w:b/>
+          <w:bCs/>
+        </w:rPr>
+        <w:t xml:space="preserve"> Wells</w:t>
       </w:r>
       <w:r>
         <w:rPr>
@@ -950,7 +1003,23 @@
           <w:b/>
           <w:bCs/>
         </w:rPr>
-        <w:t>Stylized Environnement - Free Pack</w:t>
+        <w:t xml:space="preserve">Stylized </w:t>
+      </w:r>
+      <w:proofErr w:type="spellStart"/>
+      <w:r>
+        <w:rPr>
+          <w:b/>
+          <w:bCs/>
+        </w:rPr>
+        <w:t>Environnement</w:t>
+      </w:r>
+      <w:proofErr w:type="spellEnd"/>
+      <w:r>
+        <w:rPr>
+          <w:b/>
+          <w:bCs/>
+        </w:rPr>
+        <w:t xml:space="preserve"> - Free Pack</w:t>
       </w:r>
       <w:r>
         <w:rPr>
@@ -1105,12 +1174,21 @@
           <w:bCs/>
         </w:rPr>
       </w:pPr>
-      <w:r>
-        <w:rPr>
-          <w:b/>
-          <w:bCs/>
-        </w:rPr>
-        <w:t>Handpainted Forest Pack Lite</w:t>
+      <w:proofErr w:type="spellStart"/>
+      <w:r>
+        <w:rPr>
+          <w:b/>
+          <w:bCs/>
+        </w:rPr>
+        <w:t>Handpainted</w:t>
+      </w:r>
+      <w:proofErr w:type="spellEnd"/>
+      <w:r>
+        <w:rPr>
+          <w:b/>
+          <w:bCs/>
+        </w:rPr>
+        <w:t xml:space="preserve"> Forest Pack Lite</w:t>
       </w:r>
       <w:r>
         <w:rPr>
@@ -1265,12 +1343,21 @@
           <w:bCs/>
         </w:rPr>
       </w:pPr>
-      <w:r>
-        <w:rPr>
-          <w:b/>
-          <w:bCs/>
-        </w:rPr>
-        <w:t>Handpainted Turntable Platforms</w:t>
+      <w:proofErr w:type="spellStart"/>
+      <w:r>
+        <w:rPr>
+          <w:b/>
+          <w:bCs/>
+        </w:rPr>
+        <w:t>Handpainted</w:t>
+      </w:r>
+      <w:proofErr w:type="spellEnd"/>
+      <w:r>
+        <w:rPr>
+          <w:b/>
+          <w:bCs/>
+        </w:rPr>
+        <w:t xml:space="preserve"> Turntable Platforms</w:t>
       </w:r>
       <w:r>
         <w:rPr>
@@ -1562,8 +1649,17 @@
           <w:b/>
           <w:bCs/>
         </w:rPr>
-        <w:t>Stylized Rock | Agustin Hönnun</w:t>
-      </w:r>
+        <w:t xml:space="preserve">Stylized Rock | Agustin </w:t>
+      </w:r>
+      <w:proofErr w:type="spellStart"/>
+      <w:r>
+        <w:rPr>
+          <w:b/>
+          <w:bCs/>
+        </w:rPr>
+        <w:t>Hönnun</w:t>
+      </w:r>
+      <w:proofErr w:type="spellEnd"/>
       <w:r>
         <w:rPr>
           <w:b/>
@@ -1576,7 +1672,55 @@
           <w:b/>
           <w:bCs/>
         </w:rPr>
-        <w:t>"Stylized Rock | Agustin Hönnun" (https://skfb.ly/6Y8SV) by Agustín Hönnun is licensed under Creative Commons Attribution (</w:t>
+        <w:t xml:space="preserve">"Stylized Rock | Agustin </w:t>
+      </w:r>
+      <w:proofErr w:type="spellStart"/>
+      <w:r>
+        <w:rPr>
+          <w:b/>
+          <w:bCs/>
+        </w:rPr>
+        <w:t>Hönnun</w:t>
+      </w:r>
+      <w:proofErr w:type="spellEnd"/>
+      <w:r>
+        <w:rPr>
+          <w:b/>
+          <w:bCs/>
+        </w:rPr>
+        <w:t xml:space="preserve">" (https://skfb.ly/6Y8SV) by </w:t>
+      </w:r>
+      <w:proofErr w:type="spellStart"/>
+      <w:r>
+        <w:rPr>
+          <w:b/>
+          <w:bCs/>
+        </w:rPr>
+        <w:t>Agustín</w:t>
+      </w:r>
+      <w:proofErr w:type="spellEnd"/>
+      <w:r>
+        <w:rPr>
+          <w:b/>
+          <w:bCs/>
+        </w:rPr>
+        <w:t xml:space="preserve"> </w:t>
+      </w:r>
+      <w:proofErr w:type="spellStart"/>
+      <w:r>
+        <w:rPr>
+          <w:b/>
+          <w:bCs/>
+        </w:rPr>
+        <w:t>Hönnun</w:t>
+      </w:r>
+      <w:proofErr w:type="spellEnd"/>
+      <w:r>
+        <w:rPr>
+          <w:b/>
+          <w:bCs/>
+        </w:rPr>
+        <w:t xml:space="preserve"> is licensed under Creative Commons Attribution (</w:t>
       </w:r>
       <w:hyperlink r:id="rId35" w:history="1">
         <w:r>
@@ -1593,14 +1737,30 @@
           <w:b/>
           <w:bCs/>
         </w:rPr>
-        <w:t>).</w:t>
-      </w:r>
-      <w:r>
-        <w:rPr>
-          <w:b/>
-          <w:bCs/>
-        </w:rPr>
-        <w:t xml:space="preserve"> ] </w:t>
+        <w:t>)</w:t>
+      </w:r>
+      <w:proofErr w:type="gramStart"/>
+      <w:r>
+        <w:rPr>
+          <w:b/>
+          <w:bCs/>
+        </w:rPr>
+        <w:t>.</w:t>
+      </w:r>
+      <w:r>
+        <w:rPr>
+          <w:b/>
+          <w:bCs/>
+        </w:rPr>
+        <w:t xml:space="preserve"> ]</w:t>
+      </w:r>
+      <w:proofErr w:type="gramEnd"/>
+      <w:r>
+        <w:rPr>
+          <w:b/>
+          <w:bCs/>
+        </w:rPr>
+        <w:t xml:space="preserve"> </w:t>
       </w:r>
       <w:r>
         <w:rPr>
@@ -1640,8 +1800,17 @@
           <w:b/>
           <w:bCs/>
         </w:rPr>
-        <w:t>Stylized Character Pedestal | Agustin Honnun</w:t>
-      </w:r>
+        <w:t xml:space="preserve">Stylized Character Pedestal | Agustin </w:t>
+      </w:r>
+      <w:proofErr w:type="spellStart"/>
+      <w:r>
+        <w:rPr>
+          <w:b/>
+          <w:bCs/>
+        </w:rPr>
+        <w:t>Honnun</w:t>
+      </w:r>
+      <w:proofErr w:type="spellEnd"/>
       <w:r>
         <w:rPr>
           <w:b/>
@@ -1668,7 +1837,55 @@
           <w:b/>
           <w:bCs/>
         </w:rPr>
-        <w:t>"Stylized Character Pedestal | Agustin Honnun" (https://skfb.ly/6UQpy) by Agustín Hönnun is licensed under Creative Commons Attribution (</w:t>
+        <w:t xml:space="preserve">"Stylized Character Pedestal | Agustin </w:t>
+      </w:r>
+      <w:proofErr w:type="spellStart"/>
+      <w:r>
+        <w:rPr>
+          <w:b/>
+          <w:bCs/>
+        </w:rPr>
+        <w:t>Honnun</w:t>
+      </w:r>
+      <w:proofErr w:type="spellEnd"/>
+      <w:r>
+        <w:rPr>
+          <w:b/>
+          <w:bCs/>
+        </w:rPr>
+        <w:t xml:space="preserve">" (https://skfb.ly/6UQpy) by </w:t>
+      </w:r>
+      <w:proofErr w:type="spellStart"/>
+      <w:r>
+        <w:rPr>
+          <w:b/>
+          <w:bCs/>
+        </w:rPr>
+        <w:t>Agustín</w:t>
+      </w:r>
+      <w:proofErr w:type="spellEnd"/>
+      <w:r>
+        <w:rPr>
+          <w:b/>
+          <w:bCs/>
+        </w:rPr>
+        <w:t xml:space="preserve"> </w:t>
+      </w:r>
+      <w:proofErr w:type="spellStart"/>
+      <w:r>
+        <w:rPr>
+          <w:b/>
+          <w:bCs/>
+        </w:rPr>
+        <w:t>Hönnun</w:t>
+      </w:r>
+      <w:proofErr w:type="spellEnd"/>
+      <w:r>
+        <w:rPr>
+          <w:b/>
+          <w:bCs/>
+        </w:rPr>
+        <w:t xml:space="preserve"> is licensed under Creative Commons Attribution (</w:t>
       </w:r>
       <w:hyperlink r:id="rId37" w:history="1">
         <w:r>
@@ -1685,14 +1902,30 @@
           <w:b/>
           <w:bCs/>
         </w:rPr>
-        <w:t>).</w:t>
-      </w:r>
-      <w:r>
-        <w:rPr>
-          <w:b/>
-          <w:bCs/>
-        </w:rPr>
-        <w:t xml:space="preserve"> ] </w:t>
+        <w:t>)</w:t>
+      </w:r>
+      <w:proofErr w:type="gramStart"/>
+      <w:r>
+        <w:rPr>
+          <w:b/>
+          <w:bCs/>
+        </w:rPr>
+        <w:t>.</w:t>
+      </w:r>
+      <w:r>
+        <w:rPr>
+          <w:b/>
+          <w:bCs/>
+        </w:rPr>
+        <w:t xml:space="preserve"> ]</w:t>
+      </w:r>
+      <w:proofErr w:type="gramEnd"/>
+      <w:r>
+        <w:rPr>
+          <w:b/>
+          <w:bCs/>
+        </w:rPr>
+        <w:t xml:space="preserve"> </w:t>
       </w:r>
       <w:r>
         <w:rPr>
@@ -1732,8 +1965,17 @@
           <w:b/>
           <w:bCs/>
         </w:rPr>
-        <w:t>Stylized Fences Set | Agustin Honnun</w:t>
-      </w:r>
+        <w:t xml:space="preserve">Stylized Fences Set | Agustin </w:t>
+      </w:r>
+      <w:proofErr w:type="spellStart"/>
+      <w:r>
+        <w:rPr>
+          <w:b/>
+          <w:bCs/>
+        </w:rPr>
+        <w:t>Honnun</w:t>
+      </w:r>
+      <w:proofErr w:type="spellEnd"/>
       <w:r>
         <w:rPr>
           <w:b/>
@@ -1746,7 +1988,55 @@
           <w:b/>
           <w:bCs/>
         </w:rPr>
-        <w:t>"Stylized Fences Set | Agustin Honnun" (https://skfb.ly/6WsVn) by Agustín Hönnun is licensed under Creative Commons Attribution (</w:t>
+        <w:t xml:space="preserve">"Stylized Fences Set | Agustin </w:t>
+      </w:r>
+      <w:proofErr w:type="spellStart"/>
+      <w:r>
+        <w:rPr>
+          <w:b/>
+          <w:bCs/>
+        </w:rPr>
+        <w:t>Honnun</w:t>
+      </w:r>
+      <w:proofErr w:type="spellEnd"/>
+      <w:r>
+        <w:rPr>
+          <w:b/>
+          <w:bCs/>
+        </w:rPr>
+        <w:t xml:space="preserve">" (https://skfb.ly/6WsVn) by </w:t>
+      </w:r>
+      <w:proofErr w:type="spellStart"/>
+      <w:r>
+        <w:rPr>
+          <w:b/>
+          <w:bCs/>
+        </w:rPr>
+        <w:t>Agustín</w:t>
+      </w:r>
+      <w:proofErr w:type="spellEnd"/>
+      <w:r>
+        <w:rPr>
+          <w:b/>
+          <w:bCs/>
+        </w:rPr>
+        <w:t xml:space="preserve"> </w:t>
+      </w:r>
+      <w:proofErr w:type="spellStart"/>
+      <w:r>
+        <w:rPr>
+          <w:b/>
+          <w:bCs/>
+        </w:rPr>
+        <w:t>Hönnun</w:t>
+      </w:r>
+      <w:proofErr w:type="spellEnd"/>
+      <w:r>
+        <w:rPr>
+          <w:b/>
+          <w:bCs/>
+        </w:rPr>
+        <w:t xml:space="preserve"> is licensed under Creative Commons Attribution (</w:t>
       </w:r>
       <w:hyperlink r:id="rId39" w:history="1">
         <w:r>
@@ -1763,14 +2053,30 @@
           <w:b/>
           <w:bCs/>
         </w:rPr>
-        <w:t>).</w:t>
-      </w:r>
-      <w:r>
-        <w:rPr>
-          <w:b/>
-          <w:bCs/>
-        </w:rPr>
-        <w:t xml:space="preserve"> ] – </w:t>
+        <w:t>)</w:t>
+      </w:r>
+      <w:proofErr w:type="gramStart"/>
+      <w:r>
+        <w:rPr>
+          <w:b/>
+          <w:bCs/>
+        </w:rPr>
+        <w:t>.</w:t>
+      </w:r>
+      <w:r>
+        <w:rPr>
+          <w:b/>
+          <w:bCs/>
+        </w:rPr>
+        <w:t xml:space="preserve"> ]</w:t>
+      </w:r>
+      <w:proofErr w:type="gramEnd"/>
+      <w:r>
+        <w:rPr>
+          <w:b/>
+          <w:bCs/>
+        </w:rPr>
+        <w:t xml:space="preserve"> – </w:t>
       </w:r>
     </w:p>
     <w:p>

--- a/References.docx
+++ b/References.docx
@@ -2030,6 +2030,9 @@
     <w:p>
       <w:pPr>
         <w:pStyle w:val="ListParagraph"/>
+        <w:rPr>
+          <w:rStyle w:val="Hyperlink"/>
+        </w:rPr>
       </w:pPr>
       <w:hyperlink r:id="rId46" w:history="1">
         <w:r>
@@ -2039,6 +2042,80 @@
           <w:t>https://sketchfab.com/3d-models/stylized-fences-set-agustin-honnun-de8a95edea634ff5bed2c2c6c7c5d1ae</w:t>
         </w:r>
       </w:hyperlink>
+    </w:p>
+    <w:p>
+      <w:pPr>
+        <w:pStyle w:val="ListParagraph"/>
+        <w:numPr>
+          <w:ilvl w:val="0"/>
+          <w:numId w:val="1"/>
+        </w:numPr>
+        <w:rPr>
+          <w:b/>
+          <w:bCs/>
+        </w:rPr>
+      </w:pPr>
+      <w:r>
+        <w:rPr>
+          <w:b/>
+          <w:bCs/>
+        </w:rPr>
+        <w:t>Lowpoly Hand Painted Wizard Free low-poly 3D model</w:t>
+      </w:r>
+      <w:r>
+        <w:rPr>
+          <w:b/>
+          <w:bCs/>
+        </w:rPr>
+        <w:t xml:space="preserve"> –</w:t>
+      </w:r>
+    </w:p>
+    <w:p>
+      <w:pPr>
+        <w:pStyle w:val="ListParagraph"/>
+      </w:pPr>
+      <w:hyperlink r:id="rId47" w:history="1">
+        <w:r>
+          <w:rPr>
+            <w:rStyle w:val="Hyperlink"/>
+          </w:rPr>
+          <w:t>https://www.cgtrader.com/free-3d-models/character/fantasy-character/lowpoly-hand-painted-wizard</w:t>
+        </w:r>
+      </w:hyperlink>
+    </w:p>
+    <w:p>
+      <w:pPr>
+        <w:pStyle w:val="ListParagraph"/>
+        <w:numPr>
+          <w:ilvl w:val="0"/>
+          <w:numId w:val="1"/>
+        </w:numPr>
+      </w:pPr>
+      <w:r>
+        <w:rPr>
+          <w:b/>
+          <w:bCs/>
+        </w:rPr>
+        <w:t>Peasant Man &amp; Girl –</w:t>
+      </w:r>
+    </w:p>
+    <w:p>
+      <w:pPr>
+        <w:pStyle w:val="ListParagraph"/>
+      </w:pPr>
+      <w:hyperlink r:id="rId48" w:history="1">
+        <w:r>
+          <w:rPr>
+            <w:rStyle w:val="Hyperlink"/>
+          </w:rPr>
+          <w:t>https://www.mixamo.com/#/?page=1&amp;query=peasant&amp;type=Character</w:t>
+        </w:r>
+      </w:hyperlink>
+    </w:p>
+    <w:p>
+      <w:pPr>
+        <w:pStyle w:val="ListParagraph"/>
+      </w:pPr>
     </w:p>
     <w:p>
       <w:pPr>
@@ -2065,7 +2142,7 @@
   <w:abstractNum w:abstractNumId="0" w15:restartNumberingAfterBreak="0">
     <w:nsid w:val="6F2A7A11"/>
     <w:multiLevelType w:val="hybridMultilevel"/>
-    <w:tmpl w:val="FD289B78"/>
+    <w:tmpl w:val="BC2088BE"/>
     <w:lvl w:ilvl="0" w:tplc="08090001">
       <w:start w:val="1"/>
       <w:numFmt w:val="bullet"/>

--- a/References.docx
+++ b/References.docx
@@ -34,12 +34,21 @@
           <w:bCs/>
         </w:rPr>
       </w:pPr>
-      <w:r>
-        <w:rPr>
-          <w:b/>
-          <w:bCs/>
-        </w:rPr>
-        <w:t xml:space="preserve">Kelt Caps Freehand Font – </w:t>
+      <w:proofErr w:type="spellStart"/>
+      <w:r>
+        <w:rPr>
+          <w:b/>
+          <w:bCs/>
+        </w:rPr>
+        <w:t>Kelt</w:t>
+      </w:r>
+      <w:proofErr w:type="spellEnd"/>
+      <w:r>
+        <w:rPr>
+          <w:b/>
+          <w:bCs/>
+        </w:rPr>
+        <w:t xml:space="preserve"> Caps Freehand Font – </w:t>
       </w:r>
     </w:p>
     <w:p>
@@ -146,12 +155,21 @@
           <w:bCs/>
         </w:rPr>
       </w:pPr>
-      <w:r>
-        <w:rPr>
-          <w:b/>
-          <w:bCs/>
-        </w:rPr>
-        <w:t>Resouces Pack #1</w:t>
+      <w:proofErr w:type="spellStart"/>
+      <w:r>
+        <w:rPr>
+          <w:b/>
+          <w:bCs/>
+        </w:rPr>
+        <w:t>Resouces</w:t>
+      </w:r>
+      <w:proofErr w:type="spellEnd"/>
+      <w:r>
+        <w:rPr>
+          <w:b/>
+          <w:bCs/>
+        </w:rPr>
+        <w:t xml:space="preserve"> Pack #1</w:t>
       </w:r>
       <w:r>
         <w:rPr>
@@ -280,8 +298,17 @@
           <w:b/>
           <w:bCs/>
         </w:rPr>
-        <w:t>Attack Icons Wesnoth</w:t>
-      </w:r>
+        <w:t xml:space="preserve">Attack Icons </w:t>
+      </w:r>
+      <w:proofErr w:type="spellStart"/>
+      <w:r>
+        <w:rPr>
+          <w:b/>
+          <w:bCs/>
+        </w:rPr>
+        <w:t>Wesnoth</w:t>
+      </w:r>
+      <w:proofErr w:type="spellEnd"/>
       <w:r>
         <w:rPr>
           <w:b/>
@@ -375,6 +402,7 @@
           <w:numId w:val="1"/>
         </w:numPr>
       </w:pPr>
+      <w:proofErr w:type="spellStart"/>
       <w:r>
         <w:rPr>
           <w:b/>
@@ -382,6 +410,7 @@
         </w:rPr>
         <w:t>ProBuilder</w:t>
       </w:r>
+      <w:proofErr w:type="spellEnd"/>
       <w:r>
         <w:t xml:space="preserve"> – Unity</w:t>
       </w:r>
@@ -416,6 +445,7 @@
           <w:numId w:val="1"/>
         </w:numPr>
       </w:pPr>
+      <w:proofErr w:type="spellStart"/>
       <w:r>
         <w:rPr>
           <w:b/>
@@ -423,6 +453,7 @@
         </w:rPr>
         <w:t>Cinemachine</w:t>
       </w:r>
+      <w:proofErr w:type="spellEnd"/>
       <w:r>
         <w:t xml:space="preserve"> – Unity</w:t>
       </w:r>
@@ -435,6 +466,7 @@
           <w:numId w:val="1"/>
         </w:numPr>
       </w:pPr>
+      <w:proofErr w:type="spellStart"/>
       <w:r>
         <w:rPr>
           <w:b/>
@@ -442,8 +474,17 @@
         </w:rPr>
         <w:t>ProGrids</w:t>
       </w:r>
-      <w:r>
-        <w:t xml:space="preserve"> – com.unity.progrids (Unity Package Manager)</w:t>
+      <w:proofErr w:type="spellEnd"/>
+      <w:r>
+        <w:t xml:space="preserve"> – </w:t>
+      </w:r>
+      <w:proofErr w:type="spellStart"/>
+      <w:r>
+        <w:t>com.unity.progrids</w:t>
+      </w:r>
+      <w:proofErr w:type="spellEnd"/>
+      <w:r>
+        <w:t xml:space="preserve"> (Unity Package Manager)</w:t>
       </w:r>
     </w:p>
     <w:p>
@@ -680,7 +721,23 @@
           <w:b/>
           <w:bCs/>
         </w:rPr>
-        <w:t xml:space="preserve"> (Props and Furntiures)</w:t>
+        <w:t xml:space="preserve"> (Props and </w:t>
+      </w:r>
+      <w:proofErr w:type="spellStart"/>
+      <w:r>
+        <w:rPr>
+          <w:b/>
+          <w:bCs/>
+        </w:rPr>
+        <w:t>Furntiures</w:t>
+      </w:r>
+      <w:proofErr w:type="spellEnd"/>
+      <w:r>
+        <w:rPr>
+          <w:b/>
+          <w:bCs/>
+        </w:rPr>
+        <w:t>)</w:t>
       </w:r>
       <w:r>
         <w:rPr>
@@ -1056,12 +1113,21 @@
           <w:bCs/>
         </w:rPr>
       </w:pPr>
-      <w:r>
-        <w:rPr>
-          <w:b/>
-          <w:bCs/>
-        </w:rPr>
-        <w:t>Lowpoly Wells</w:t>
+      <w:proofErr w:type="spellStart"/>
+      <w:r>
+        <w:rPr>
+          <w:b/>
+          <w:bCs/>
+        </w:rPr>
+        <w:t>Lowpoly</w:t>
+      </w:r>
+      <w:proofErr w:type="spellEnd"/>
+      <w:r>
+        <w:rPr>
+          <w:b/>
+          <w:bCs/>
+        </w:rPr>
+        <w:t xml:space="preserve"> Wells</w:t>
       </w:r>
       <w:r>
         <w:rPr>
@@ -1204,7 +1270,23 @@
           <w:b/>
           <w:bCs/>
         </w:rPr>
-        <w:t>Stylized Environnement - Free Pack</w:t>
+        <w:t xml:space="preserve">Stylized </w:t>
+      </w:r>
+      <w:proofErr w:type="spellStart"/>
+      <w:r>
+        <w:rPr>
+          <w:b/>
+          <w:bCs/>
+        </w:rPr>
+        <w:t>Environnement</w:t>
+      </w:r>
+      <w:proofErr w:type="spellEnd"/>
+      <w:r>
+        <w:rPr>
+          <w:b/>
+          <w:bCs/>
+        </w:rPr>
+        <w:t xml:space="preserve"> - Free Pack</w:t>
       </w:r>
       <w:r>
         <w:rPr>
@@ -1359,12 +1441,21 @@
           <w:bCs/>
         </w:rPr>
       </w:pPr>
-      <w:r>
-        <w:rPr>
-          <w:b/>
-          <w:bCs/>
-        </w:rPr>
-        <w:t>Handpainted Forest Pack Lite</w:t>
+      <w:proofErr w:type="spellStart"/>
+      <w:r>
+        <w:rPr>
+          <w:b/>
+          <w:bCs/>
+        </w:rPr>
+        <w:t>Handpainted</w:t>
+      </w:r>
+      <w:proofErr w:type="spellEnd"/>
+      <w:r>
+        <w:rPr>
+          <w:b/>
+          <w:bCs/>
+        </w:rPr>
+        <w:t xml:space="preserve"> Forest Pack Lite</w:t>
       </w:r>
       <w:r>
         <w:rPr>
@@ -1519,12 +1610,21 @@
           <w:bCs/>
         </w:rPr>
       </w:pPr>
-      <w:r>
-        <w:rPr>
-          <w:b/>
-          <w:bCs/>
-        </w:rPr>
-        <w:t>Handpainted Turntable Platforms</w:t>
+      <w:proofErr w:type="spellStart"/>
+      <w:r>
+        <w:rPr>
+          <w:b/>
+          <w:bCs/>
+        </w:rPr>
+        <w:t>Handpainted</w:t>
+      </w:r>
+      <w:proofErr w:type="spellEnd"/>
+      <w:r>
+        <w:rPr>
+          <w:b/>
+          <w:bCs/>
+        </w:rPr>
+        <w:t xml:space="preserve"> Turntable Platforms</w:t>
       </w:r>
       <w:r>
         <w:rPr>
@@ -1816,8 +1916,17 @@
           <w:b/>
           <w:bCs/>
         </w:rPr>
-        <w:t>Stylized Rock | Agustin Hönnun</w:t>
-      </w:r>
+        <w:t xml:space="preserve">Stylized Rock | Agustin </w:t>
+      </w:r>
+      <w:proofErr w:type="spellStart"/>
+      <w:r>
+        <w:rPr>
+          <w:b/>
+          <w:bCs/>
+        </w:rPr>
+        <w:t>Hönnun</w:t>
+      </w:r>
+      <w:proofErr w:type="spellEnd"/>
       <w:r>
         <w:rPr>
           <w:b/>
@@ -1830,7 +1939,55 @@
           <w:b/>
           <w:bCs/>
         </w:rPr>
-        <w:t>"Stylized Rock | Agustin Hönnun" (https://skfb.ly/6Y8SV) by Agustín Hönnun is licensed under Creative Commons Attribution (</w:t>
+        <w:t xml:space="preserve">"Stylized Rock | Agustin </w:t>
+      </w:r>
+      <w:proofErr w:type="spellStart"/>
+      <w:r>
+        <w:rPr>
+          <w:b/>
+          <w:bCs/>
+        </w:rPr>
+        <w:t>Hönnun</w:t>
+      </w:r>
+      <w:proofErr w:type="spellEnd"/>
+      <w:r>
+        <w:rPr>
+          <w:b/>
+          <w:bCs/>
+        </w:rPr>
+        <w:t xml:space="preserve">" (https://skfb.ly/6Y8SV) by </w:t>
+      </w:r>
+      <w:proofErr w:type="spellStart"/>
+      <w:r>
+        <w:rPr>
+          <w:b/>
+          <w:bCs/>
+        </w:rPr>
+        <w:t>Agustín</w:t>
+      </w:r>
+      <w:proofErr w:type="spellEnd"/>
+      <w:r>
+        <w:rPr>
+          <w:b/>
+          <w:bCs/>
+        </w:rPr>
+        <w:t xml:space="preserve"> </w:t>
+      </w:r>
+      <w:proofErr w:type="spellStart"/>
+      <w:r>
+        <w:rPr>
+          <w:b/>
+          <w:bCs/>
+        </w:rPr>
+        <w:t>Hönnun</w:t>
+      </w:r>
+      <w:proofErr w:type="spellEnd"/>
+      <w:r>
+        <w:rPr>
+          <w:b/>
+          <w:bCs/>
+        </w:rPr>
+        <w:t xml:space="preserve"> is licensed under Creative Commons Attribution (</w:t>
       </w:r>
       <w:hyperlink r:id="rId41" w:history="1">
         <w:r>
@@ -1894,8 +2051,17 @@
           <w:b/>
           <w:bCs/>
         </w:rPr>
-        <w:t>Stylized Character Pedestal | Agustin Honnun</w:t>
-      </w:r>
+        <w:t xml:space="preserve">Stylized Character Pedestal | Agustin </w:t>
+      </w:r>
+      <w:proofErr w:type="spellStart"/>
+      <w:r>
+        <w:rPr>
+          <w:b/>
+          <w:bCs/>
+        </w:rPr>
+        <w:t>Honnun</w:t>
+      </w:r>
+      <w:proofErr w:type="spellEnd"/>
       <w:r>
         <w:rPr>
           <w:b/>
@@ -1922,7 +2088,55 @@
           <w:b/>
           <w:bCs/>
         </w:rPr>
-        <w:t>"Stylized Character Pedestal | Agustin Honnun" (https://skfb.ly/6UQpy) by Agustín Hönnun is licensed under Creative Commons Attribution (</w:t>
+        <w:t xml:space="preserve">"Stylized Character Pedestal | Agustin </w:t>
+      </w:r>
+      <w:proofErr w:type="spellStart"/>
+      <w:r>
+        <w:rPr>
+          <w:b/>
+          <w:bCs/>
+        </w:rPr>
+        <w:t>Honnun</w:t>
+      </w:r>
+      <w:proofErr w:type="spellEnd"/>
+      <w:r>
+        <w:rPr>
+          <w:b/>
+          <w:bCs/>
+        </w:rPr>
+        <w:t xml:space="preserve">" (https://skfb.ly/6UQpy) by </w:t>
+      </w:r>
+      <w:proofErr w:type="spellStart"/>
+      <w:r>
+        <w:rPr>
+          <w:b/>
+          <w:bCs/>
+        </w:rPr>
+        <w:t>Agustín</w:t>
+      </w:r>
+      <w:proofErr w:type="spellEnd"/>
+      <w:r>
+        <w:rPr>
+          <w:b/>
+          <w:bCs/>
+        </w:rPr>
+        <w:t xml:space="preserve"> </w:t>
+      </w:r>
+      <w:proofErr w:type="spellStart"/>
+      <w:r>
+        <w:rPr>
+          <w:b/>
+          <w:bCs/>
+        </w:rPr>
+        <w:t>Hönnun</w:t>
+      </w:r>
+      <w:proofErr w:type="spellEnd"/>
+      <w:r>
+        <w:rPr>
+          <w:b/>
+          <w:bCs/>
+        </w:rPr>
+        <w:t xml:space="preserve"> is licensed under Creative Commons Attribution (</w:t>
       </w:r>
       <w:hyperlink r:id="rId43" w:history="1">
         <w:r>
@@ -1986,8 +2200,17 @@
           <w:b/>
           <w:bCs/>
         </w:rPr>
-        <w:t>Stylized Fences Set | Agustin Honnun</w:t>
-      </w:r>
+        <w:t xml:space="preserve">Stylized Fences Set | Agustin </w:t>
+      </w:r>
+      <w:proofErr w:type="spellStart"/>
+      <w:r>
+        <w:rPr>
+          <w:b/>
+          <w:bCs/>
+        </w:rPr>
+        <w:t>Honnun</w:t>
+      </w:r>
+      <w:proofErr w:type="spellEnd"/>
       <w:r>
         <w:rPr>
           <w:b/>
@@ -2000,7 +2223,55 @@
           <w:b/>
           <w:bCs/>
         </w:rPr>
-        <w:t>"Stylized Fences Set | Agustin Honnun" (https://skfb.ly/6WsVn) by Agustín Hönnun is licensed under Creative Commons Attribution (</w:t>
+        <w:t xml:space="preserve">"Stylized Fences Set | Agustin </w:t>
+      </w:r>
+      <w:proofErr w:type="spellStart"/>
+      <w:r>
+        <w:rPr>
+          <w:b/>
+          <w:bCs/>
+        </w:rPr>
+        <w:t>Honnun</w:t>
+      </w:r>
+      <w:proofErr w:type="spellEnd"/>
+      <w:r>
+        <w:rPr>
+          <w:b/>
+          <w:bCs/>
+        </w:rPr>
+        <w:t xml:space="preserve">" (https://skfb.ly/6WsVn) by </w:t>
+      </w:r>
+      <w:proofErr w:type="spellStart"/>
+      <w:r>
+        <w:rPr>
+          <w:b/>
+          <w:bCs/>
+        </w:rPr>
+        <w:t>Agustín</w:t>
+      </w:r>
+      <w:proofErr w:type="spellEnd"/>
+      <w:r>
+        <w:rPr>
+          <w:b/>
+          <w:bCs/>
+        </w:rPr>
+        <w:t xml:space="preserve"> </w:t>
+      </w:r>
+      <w:proofErr w:type="spellStart"/>
+      <w:r>
+        <w:rPr>
+          <w:b/>
+          <w:bCs/>
+        </w:rPr>
+        <w:t>Hönnun</w:t>
+      </w:r>
+      <w:proofErr w:type="spellEnd"/>
+      <w:r>
+        <w:rPr>
+          <w:b/>
+          <w:bCs/>
+        </w:rPr>
+        <w:t xml:space="preserve"> is licensed under Creative Commons Attribution (</w:t>
       </w:r>
       <w:hyperlink r:id="rId45" w:history="1">
         <w:r>
@@ -2055,12 +2326,21 @@
           <w:bCs/>
         </w:rPr>
       </w:pPr>
-      <w:r>
-        <w:rPr>
-          <w:b/>
-          <w:bCs/>
-        </w:rPr>
-        <w:t>Lowpoly Hand Painted Wizard Free low-poly 3D model</w:t>
+      <w:proofErr w:type="spellStart"/>
+      <w:r>
+        <w:rPr>
+          <w:b/>
+          <w:bCs/>
+        </w:rPr>
+        <w:t>Lowpoly</w:t>
+      </w:r>
+      <w:proofErr w:type="spellEnd"/>
+      <w:r>
+        <w:rPr>
+          <w:b/>
+          <w:bCs/>
+        </w:rPr>
+        <w:t xml:space="preserve"> Hand Painted Wizard Free low-poly 3D model</w:t>
       </w:r>
       <w:r>
         <w:rPr>
@@ -2102,8 +2382,11 @@
     <w:p>
       <w:pPr>
         <w:pStyle w:val="ListParagraph"/>
-      </w:pPr>
-      <w:hyperlink r:id="rId48" w:history="1">
+        <w:rPr>
+          <w:rStyle w:val="Hyperlink"/>
+        </w:rPr>
+      </w:pPr>
+      <w:hyperlink r:id="rId48" w:anchor="/?page=1&amp;query=peasant&amp;type=Character" w:history="1">
         <w:r>
           <w:rPr>
             <w:rStyle w:val="Hyperlink"/>
@@ -2111,6 +2394,51 @@
           <w:t>https://www.mixamo.com/#/?page=1&amp;query=peasant&amp;type=Character</w:t>
         </w:r>
       </w:hyperlink>
+    </w:p>
+    <w:p>
+      <w:pPr>
+        <w:pStyle w:val="ListParagraph"/>
+        <w:numPr>
+          <w:ilvl w:val="0"/>
+          <w:numId w:val="1"/>
+        </w:numPr>
+        <w:rPr>
+          <w:b/>
+          <w:bCs/>
+        </w:rPr>
+      </w:pPr>
+      <w:r>
+        <w:rPr>
+          <w:b/>
+          <w:bCs/>
+        </w:rPr>
+        <w:t>Chat Conversation PNG Icon</w:t>
+      </w:r>
+      <w:r>
+        <w:rPr>
+          <w:b/>
+          <w:bCs/>
+        </w:rPr>
+        <w:t xml:space="preserve"> –</w:t>
+      </w:r>
+    </w:p>
+    <w:p>
+      <w:pPr>
+        <w:pStyle w:val="ListParagraph"/>
+      </w:pPr>
+      <w:hyperlink r:id="rId49" w:history="1">
+        <w:r>
+          <w:rPr>
+            <w:rStyle w:val="Hyperlink"/>
+          </w:rPr>
+          <w:t>https://www.pngrepo.com/svg/239395/chat-conversation</w:t>
+        </w:r>
+      </w:hyperlink>
+    </w:p>
+    <w:p>
+      <w:pPr>
+        <w:pStyle w:val="ListParagraph"/>
+      </w:pPr>
     </w:p>
     <w:p>
       <w:pPr>
@@ -2142,7 +2470,7 @@
   <w:abstractNum w:abstractNumId="0" w15:restartNumberingAfterBreak="0">
     <w:nsid w:val="6F2A7A11"/>
     <w:multiLevelType w:val="hybridMultilevel"/>
-    <w:tmpl w:val="BC2088BE"/>
+    <w:tmpl w:val="5B52E422"/>
     <w:lvl w:ilvl="0" w:tplc="08090001">
       <w:start w:val="1"/>
       <w:numFmt w:val="bullet"/>

--- a/References.docx
+++ b/References.docx
@@ -2444,6 +2444,169 @@
       <w:pPr>
         <w:pStyle w:val="ListParagraph"/>
       </w:pPr>
+    </w:p>
+    <w:p>
+      <w:pPr>
+        <w:jc w:val="center"/>
+        <w:rPr>
+          <w:b/>
+          <w:bCs/>
+          <w:sz w:val="44"/>
+          <w:szCs w:val="44"/>
+        </w:rPr>
+      </w:pPr>
+      <w:r>
+        <w:rPr>
+          <w:b/>
+          <w:bCs/>
+          <w:sz w:val="44"/>
+          <w:szCs w:val="44"/>
+        </w:rPr>
+        <w:t>MUSIC</w:t>
+      </w:r>
+    </w:p>
+    <w:p>
+      <w:pPr>
+        <w:pStyle w:val="ListParagraph"/>
+        <w:numPr>
+          <w:ilvl w:val="0"/>
+          <w:numId w:val="1"/>
+        </w:numPr>
+      </w:pPr>
+      <w:r>
+        <w:rPr>
+          <w:b/>
+          <w:bCs/>
+        </w:rPr>
+        <w:t>Fantasy Music Lite</w:t>
+      </w:r>
+      <w:r>
+        <w:rPr>
+          <w:b/>
+          <w:bCs/>
+        </w:rPr>
+        <w:t xml:space="preserve"> –</w:t>
+      </w:r>
+    </w:p>
+    <w:p>
+      <w:pPr>
+        <w:pStyle w:val="ListParagraph"/>
+      </w:pPr>
+      <w:hyperlink r:id="rId50" w:history="1">
+        <w:r>
+          <w:rPr>
+            <w:rStyle w:val="Hyperlink"/>
+          </w:rPr>
+          <w:t>https://assetstore.unity.com/packages/audio/music/orchestral/fantasy-music-lite-72931</w:t>
+        </w:r>
+      </w:hyperlink>
+    </w:p>
+    <w:p>
+      <w:pPr>
+        <w:pStyle w:val="ListParagraph"/>
+        <w:numPr>
+          <w:ilvl w:val="0"/>
+          <w:numId w:val="1"/>
+        </w:numPr>
+        <w:rPr>
+          <w:b/>
+          <w:bCs/>
+        </w:rPr>
+      </w:pPr>
+      <w:r>
+        <w:rPr>
+          <w:b/>
+          <w:bCs/>
+        </w:rPr>
+        <w:t xml:space="preserve">Fantasy </w:t>
+      </w:r>
+      <w:proofErr w:type="spellStart"/>
+      <w:r>
+        <w:rPr>
+          <w:b/>
+          <w:bCs/>
+        </w:rPr>
+        <w:t>Sfx</w:t>
+      </w:r>
+      <w:proofErr w:type="spellEnd"/>
+      <w:r>
+        <w:rPr>
+          <w:b/>
+          <w:bCs/>
+        </w:rPr>
+        <w:t xml:space="preserve"> – </w:t>
+      </w:r>
+    </w:p>
+    <w:p>
+      <w:pPr>
+        <w:pStyle w:val="ListParagraph"/>
+      </w:pPr>
+      <w:hyperlink r:id="rId51" w:history="1">
+        <w:r>
+          <w:rPr>
+            <w:rStyle w:val="Hyperlink"/>
+          </w:rPr>
+          <w:t>https://assetstore.unity.com/packages/audio/sound-fx/fantasy-sfx-32833</w:t>
+        </w:r>
+      </w:hyperlink>
+    </w:p>
+    <w:p>
+      <w:pPr>
+        <w:pStyle w:val="ListParagraph"/>
+        <w:numPr>
+          <w:ilvl w:val="0"/>
+          <w:numId w:val="1"/>
+        </w:numPr>
+        <w:rPr>
+          <w:b/>
+          <w:bCs/>
+        </w:rPr>
+      </w:pPr>
+      <w:r>
+        <w:rPr>
+          <w:b/>
+          <w:bCs/>
+        </w:rPr>
+        <w:t xml:space="preserve">Monster SFX </w:t>
+      </w:r>
+      <w:r>
+        <w:rPr>
+          <w:b/>
+          <w:bCs/>
+        </w:rPr>
+        <w:t>–</w:t>
+      </w:r>
+      <w:r>
+        <w:rPr>
+          <w:b/>
+          <w:bCs/>
+        </w:rPr>
+        <w:t xml:space="preserve"> 111518</w:t>
+      </w:r>
+      <w:r>
+        <w:rPr>
+          <w:b/>
+          <w:bCs/>
+        </w:rPr>
+        <w:t xml:space="preserve"> – </w:t>
+      </w:r>
+    </w:p>
+    <w:p>
+      <w:pPr>
+        <w:pStyle w:val="ListParagraph"/>
+        <w:rPr>
+          <w:b/>
+          <w:bCs/>
+        </w:rPr>
+      </w:pPr>
+      <w:hyperlink r:id="rId52" w:history="1">
+        <w:r>
+          <w:rPr>
+            <w:rStyle w:val="Hyperlink"/>
+          </w:rPr>
+          <w:t>https://assetstore.unity.com/packages/audio/sound-fx/monster-sfx-111518-132868</w:t>
+        </w:r>
+      </w:hyperlink>
     </w:p>
     <w:p>
       <w:pPr>
@@ -2470,7 +2633,7 @@
   <w:abstractNum w:abstractNumId="0" w15:restartNumberingAfterBreak="0">
     <w:nsid w:val="6F2A7A11"/>
     <w:multiLevelType w:val="hybridMultilevel"/>
-    <w:tmpl w:val="5B52E422"/>
+    <w:tmpl w:val="4DA2A92A"/>
     <w:lvl w:ilvl="0" w:tplc="08090001">
       <w:start w:val="1"/>
       <w:numFmt w:val="bullet"/>

--- a/References.docx
+++ b/References.docx
@@ -56,18 +56,14 @@
         <w:pStyle w:val="ListParagraph"/>
         <w:rPr>
           <w:rStyle w:val="Hyperlink"/>
-          <w:rFonts w:ascii="Roboto" w:hAnsi="Roboto"/>
-          <w:sz w:val="21"/>
-          <w:szCs w:val="21"/>
+          <w:rFonts w:cstheme="minorHAnsi"/>
         </w:rPr>
       </w:pPr>
       <w:hyperlink r:id="rId5" w:history="1">
         <w:r>
           <w:rPr>
             <w:rStyle w:val="Hyperlink"/>
-            <w:rFonts w:ascii="Roboto" w:hAnsi="Roboto"/>
-            <w:sz w:val="21"/>
-            <w:szCs w:val="21"/>
+            <w:rFonts w:cstheme="minorHAnsi"/>
           </w:rPr>
           <w:t>https://www.1001fonts.com/kelt-caps-freehand-font.html</w:t>
         </w:r>
@@ -384,13 +380,24 @@
           <w:szCs w:val="44"/>
         </w:rPr>
       </w:pPr>
-      <w:r>
+    </w:p>
+    <w:p>
+      <w:pPr>
+        <w:jc w:val="center"/>
         <w:rPr>
           <w:b/>
           <w:bCs/>
           <w:sz w:val="44"/>
           <w:szCs w:val="44"/>
         </w:rPr>
+      </w:pPr>
+      <w:r>
+        <w:rPr>
+          <w:b/>
+          <w:bCs/>
+          <w:sz w:val="44"/>
+          <w:szCs w:val="44"/>
+        </w:rPr>
         <w:t>UI</w:t>
       </w:r>
     </w:p>
@@ -479,8 +486,13 @@
         <w:t xml:space="preserve"> – </w:t>
       </w:r>
       <w:proofErr w:type="spellStart"/>
-      <w:r>
-        <w:t>com.unity.progrids</w:t>
+      <w:proofErr w:type="gramStart"/>
+      <w:r>
+        <w:t>com.unity</w:t>
+      </w:r>
+      <w:proofErr w:type="gramEnd"/>
+      <w:r>
+        <w:t>.progrids</w:t>
       </w:r>
       <w:proofErr w:type="spellEnd"/>
       <w:r>
@@ -965,6 +977,7 @@
         <w:pStyle w:val="ListParagraph"/>
       </w:pPr>
       <w:r>
+        <w:lastRenderedPageBreak/>
         <w:t xml:space="preserve"> </w:t>
       </w:r>
       <w:hyperlink r:id="rId19" w:history="1">
@@ -993,7 +1006,6 @@
           <w:b/>
           <w:bCs/>
         </w:rPr>
-        <w:lastRenderedPageBreak/>
         <w:t>Fantasy Forest Environment - Free Demo</w:t>
       </w:r>
       <w:r>
@@ -2004,14 +2016,30 @@
           <w:b/>
           <w:bCs/>
         </w:rPr>
-        <w:t>).</w:t>
-      </w:r>
-      <w:r>
-        <w:rPr>
-          <w:b/>
-          <w:bCs/>
-        </w:rPr>
-        <w:t xml:space="preserve"> ] </w:t>
+        <w:t>)</w:t>
+      </w:r>
+      <w:proofErr w:type="gramStart"/>
+      <w:r>
+        <w:rPr>
+          <w:b/>
+          <w:bCs/>
+        </w:rPr>
+        <w:t>.</w:t>
+      </w:r>
+      <w:r>
+        <w:rPr>
+          <w:b/>
+          <w:bCs/>
+        </w:rPr>
+        <w:t xml:space="preserve"> ]</w:t>
+      </w:r>
+      <w:proofErr w:type="gramEnd"/>
+      <w:r>
+        <w:rPr>
+          <w:b/>
+          <w:bCs/>
+        </w:rPr>
+        <w:t xml:space="preserve"> </w:t>
       </w:r>
       <w:r>
         <w:rPr>
@@ -2153,14 +2181,30 @@
           <w:b/>
           <w:bCs/>
         </w:rPr>
-        <w:t>).</w:t>
-      </w:r>
-      <w:r>
-        <w:rPr>
-          <w:b/>
-          <w:bCs/>
-        </w:rPr>
-        <w:t xml:space="preserve"> ] </w:t>
+        <w:t>)</w:t>
+      </w:r>
+      <w:proofErr w:type="gramStart"/>
+      <w:r>
+        <w:rPr>
+          <w:b/>
+          <w:bCs/>
+        </w:rPr>
+        <w:t>.</w:t>
+      </w:r>
+      <w:r>
+        <w:rPr>
+          <w:b/>
+          <w:bCs/>
+        </w:rPr>
+        <w:t xml:space="preserve"> ]</w:t>
+      </w:r>
+      <w:proofErr w:type="gramEnd"/>
+      <w:r>
+        <w:rPr>
+          <w:b/>
+          <w:bCs/>
+        </w:rPr>
+        <w:t xml:space="preserve"> </w:t>
       </w:r>
       <w:r>
         <w:rPr>
@@ -2288,14 +2332,30 @@
           <w:b/>
           <w:bCs/>
         </w:rPr>
-        <w:t>).</w:t>
-      </w:r>
-      <w:r>
-        <w:rPr>
-          <w:b/>
-          <w:bCs/>
-        </w:rPr>
-        <w:t xml:space="preserve"> ] – </w:t>
+        <w:t>)</w:t>
+      </w:r>
+      <w:proofErr w:type="gramStart"/>
+      <w:r>
+        <w:rPr>
+          <w:b/>
+          <w:bCs/>
+        </w:rPr>
+        <w:t>.</w:t>
+      </w:r>
+      <w:r>
+        <w:rPr>
+          <w:b/>
+          <w:bCs/>
+        </w:rPr>
+        <w:t xml:space="preserve"> ]</w:t>
+      </w:r>
+      <w:proofErr w:type="gramEnd"/>
+      <w:r>
+        <w:rPr>
+          <w:b/>
+          <w:bCs/>
+        </w:rPr>
+        <w:t xml:space="preserve"> – </w:t>
       </w:r>
     </w:p>
     <w:p>
@@ -2425,6 +2485,9 @@
     <w:p>
       <w:pPr>
         <w:pStyle w:val="ListParagraph"/>
+        <w:rPr>
+          <w:rStyle w:val="Hyperlink"/>
+        </w:rPr>
       </w:pPr>
       <w:hyperlink r:id="rId49" w:history="1">
         <w:r>
@@ -2438,13 +2501,215 @@
     <w:p>
       <w:pPr>
         <w:pStyle w:val="ListParagraph"/>
-      </w:pPr>
-    </w:p>
-    <w:p>
-      <w:pPr>
-        <w:pStyle w:val="ListParagraph"/>
-      </w:pPr>
-    </w:p>
+        <w:numPr>
+          <w:ilvl w:val="0"/>
+          <w:numId w:val="1"/>
+        </w:numPr>
+        <w:rPr>
+          <w:b/>
+          <w:bCs/>
+        </w:rPr>
+      </w:pPr>
+      <w:r>
+        <w:rPr>
+          <w:b/>
+          <w:bCs/>
+        </w:rPr>
+        <w:t>Effect textures and prefabs</w:t>
+      </w:r>
+      <w:r>
+        <w:rPr>
+          <w:b/>
+          <w:bCs/>
+        </w:rPr>
+        <w:t xml:space="preserve"> –</w:t>
+      </w:r>
+    </w:p>
+    <w:p>
+      <w:pPr>
+        <w:pStyle w:val="ListParagraph"/>
+      </w:pPr>
+      <w:hyperlink r:id="rId50" w:history="1">
+        <w:r>
+          <w:rPr>
+            <w:rStyle w:val="Hyperlink"/>
+          </w:rPr>
+          <w:t>https://assetstore.unity.com/packages/vfx/particles/effect-textures-and-prefabs-109031</w:t>
+        </w:r>
+      </w:hyperlink>
+    </w:p>
+    <w:p>
+      <w:pPr>
+        <w:pStyle w:val="ListParagraph"/>
+        <w:numPr>
+          <w:ilvl w:val="0"/>
+          <w:numId w:val="1"/>
+        </w:numPr>
+        <w:rPr>
+          <w:b/>
+          <w:bCs/>
+        </w:rPr>
+      </w:pPr>
+      <w:r>
+        <w:rPr>
+          <w:b/>
+          <w:bCs/>
+        </w:rPr>
+        <w:t>KTK Effect Sample Set</w:t>
+      </w:r>
+      <w:r>
+        <w:rPr>
+          <w:b/>
+          <w:bCs/>
+        </w:rPr>
+        <w:t xml:space="preserve"> –</w:t>
+      </w:r>
+    </w:p>
+    <w:p>
+      <w:pPr>
+        <w:pStyle w:val="ListParagraph"/>
+      </w:pPr>
+      <w:hyperlink r:id="rId51" w:history="1">
+        <w:r>
+          <w:rPr>
+            <w:rStyle w:val="Hyperlink"/>
+          </w:rPr>
+          <w:t>https://assetstore.unity.com/packages/vfx/particles/ktk-effect-sample-set-25081</w:t>
+        </w:r>
+      </w:hyperlink>
+    </w:p>
+    <w:p>
+      <w:pPr>
+        <w:pStyle w:val="ListParagraph"/>
+        <w:numPr>
+          <w:ilvl w:val="0"/>
+          <w:numId w:val="1"/>
+        </w:numPr>
+        <w:rPr>
+          <w:b/>
+          <w:bCs/>
+        </w:rPr>
+      </w:pPr>
+      <w:r>
+        <w:rPr>
+          <w:b/>
+          <w:bCs/>
+        </w:rPr>
+        <w:t>Quick Outline</w:t>
+      </w:r>
+      <w:r>
+        <w:rPr>
+          <w:b/>
+          <w:bCs/>
+        </w:rPr>
+        <w:t xml:space="preserve"> –</w:t>
+      </w:r>
+    </w:p>
+    <w:p>
+      <w:pPr>
+        <w:pStyle w:val="ListParagraph"/>
+      </w:pPr>
+      <w:hyperlink r:id="rId52" w:history="1">
+        <w:r>
+          <w:rPr>
+            <w:rStyle w:val="Hyperlink"/>
+          </w:rPr>
+          <w:t>https://assetstore.unity.com/packages/tools/particles-effects/quick-outline-115488</w:t>
+        </w:r>
+        <w:r>
+          <w:rPr>
+            <w:rStyle w:val="Hyperlink"/>
+          </w:rPr>
+          <w:t>v</w:t>
+        </w:r>
+      </w:hyperlink>
+    </w:p>
+    <w:p>
+      <w:pPr>
+        <w:pStyle w:val="ListParagraph"/>
+        <w:numPr>
+          <w:ilvl w:val="0"/>
+          <w:numId w:val="1"/>
+        </w:numPr>
+        <w:rPr>
+          <w:b/>
+          <w:bCs/>
+        </w:rPr>
+      </w:pPr>
+      <w:r>
+        <w:rPr>
+          <w:b/>
+          <w:bCs/>
+        </w:rPr>
+        <w:t>Inferno VFX</w:t>
+      </w:r>
+      <w:r>
+        <w:rPr>
+          <w:b/>
+          <w:bCs/>
+        </w:rPr>
+        <w:t xml:space="preserve"> –</w:t>
+      </w:r>
+    </w:p>
+    <w:p>
+      <w:pPr>
+        <w:pStyle w:val="ListParagraph"/>
+      </w:pPr>
+      <w:hyperlink r:id="rId53" w:history="1">
+        <w:r>
+          <w:rPr>
+            <w:rStyle w:val="Hyperlink"/>
+          </w:rPr>
+          <w:t>https://assetstore.unity.com/packages/vfx/particles/fire-explosions/inferno-vfx-50735</w:t>
+        </w:r>
+      </w:hyperlink>
+    </w:p>
+    <w:p>
+      <w:pPr>
+        <w:pStyle w:val="ListParagraph"/>
+        <w:numPr>
+          <w:ilvl w:val="0"/>
+          <w:numId w:val="1"/>
+        </w:numPr>
+        <w:rPr>
+          <w:b/>
+          <w:bCs/>
+        </w:rPr>
+      </w:pPr>
+      <w:r>
+        <w:rPr>
+          <w:b/>
+          <w:bCs/>
+        </w:rPr>
+        <w:t>Warrior Pack Bundle 1 FREE</w:t>
+      </w:r>
+      <w:r>
+        <w:rPr>
+          <w:b/>
+          <w:bCs/>
+        </w:rPr>
+        <w:t xml:space="preserve"> –</w:t>
+      </w:r>
+    </w:p>
+    <w:p>
+      <w:pPr>
+        <w:pStyle w:val="ListParagraph"/>
+      </w:pPr>
+      <w:hyperlink r:id="rId54" w:history="1">
+        <w:r>
+          <w:rPr>
+            <w:rStyle w:val="Hyperlink"/>
+          </w:rPr>
+          <w:t>https://assetstore.unity.com/packages/3d/animations/warrior-pack-bundle-1-free-36405</w:t>
+        </w:r>
+      </w:hyperlink>
+    </w:p>
+    <w:p/>
+    <w:p/>
+    <w:p/>
+    <w:p/>
+    <w:p/>
+    <w:p/>
     <w:p>
       <w:pPr>
         <w:jc w:val="center"/>
@@ -2462,6 +2727,7 @@
           <w:sz w:val="44"/>
           <w:szCs w:val="44"/>
         </w:rPr>
+        <w:lastRenderedPageBreak/>
         <w:t>MUSIC</w:t>
       </w:r>
     </w:p>
@@ -2492,7 +2758,7 @@
       <w:pPr>
         <w:pStyle w:val="ListParagraph"/>
       </w:pPr>
-      <w:hyperlink r:id="rId50" w:history="1">
+      <w:hyperlink r:id="rId55" w:history="1">
         <w:r>
           <w:rPr>
             <w:rStyle w:val="Hyperlink"/>
@@ -2541,7 +2807,7 @@
       <w:pPr>
         <w:pStyle w:val="ListParagraph"/>
       </w:pPr>
-      <w:hyperlink r:id="rId51" w:history="1">
+      <w:hyperlink r:id="rId56" w:history="1">
         <w:r>
           <w:rPr>
             <w:rStyle w:val="Hyperlink"/>
@@ -2599,7 +2865,7 @@
           <w:bCs/>
         </w:rPr>
       </w:pPr>
-      <w:hyperlink r:id="rId52" w:history="1">
+      <w:hyperlink r:id="rId57" w:history="1">
         <w:r>
           <w:rPr>
             <w:rStyle w:val="Hyperlink"/>
@@ -2633,7 +2899,7 @@
   <w:abstractNum w:abstractNumId="0" w15:restartNumberingAfterBreak="0">
     <w:nsid w:val="6F2A7A11"/>
     <w:multiLevelType w:val="hybridMultilevel"/>
-    <w:tmpl w:val="4DA2A92A"/>
+    <w:tmpl w:val="D48449E2"/>
     <w:lvl w:ilvl="0" w:tplc="08090001">
       <w:start w:val="1"/>
       <w:numFmt w:val="bullet"/>

--- a/References.docx
+++ b/References.docx
@@ -2614,13 +2614,7 @@
           <w:rPr>
             <w:rStyle w:val="Hyperlink"/>
           </w:rPr>
-          <w:t>https://assetstore.unity.com/packages/tools/particles-effects/quick-outline-115488</w:t>
-        </w:r>
-        <w:r>
-          <w:rPr>
-            <w:rStyle w:val="Hyperlink"/>
-          </w:rPr>
-          <w:t>v</w:t>
+          <w:t>https://assetstore.unity.com/packages/tools/particles-effects/quick-outline-115488v</w:t>
         </w:r>
       </w:hyperlink>
     </w:p>
@@ -2694,6 +2688,9 @@
     <w:p>
       <w:pPr>
         <w:pStyle w:val="ListParagraph"/>
+        <w:rPr>
+          <w:rStyle w:val="Hyperlink"/>
+        </w:rPr>
       </w:pPr>
       <w:hyperlink r:id="rId54" w:history="1">
         <w:r>
@@ -2703,13 +2700,102 @@
           <w:t>https://assetstore.unity.com/packages/3d/animations/warrior-pack-bundle-1-free-36405</w:t>
         </w:r>
       </w:hyperlink>
+    </w:p>
+    <w:p>
+      <w:pPr>
+        <w:pStyle w:val="ListParagraph"/>
+        <w:numPr>
+          <w:ilvl w:val="0"/>
+          <w:numId w:val="1"/>
+        </w:numPr>
+        <w:rPr>
+          <w:b/>
+          <w:bCs/>
+        </w:rPr>
+      </w:pPr>
+      <w:r>
+        <w:rPr>
+          <w:b/>
+          <w:bCs/>
+        </w:rPr>
+        <w:t>FREE - RPG Weapons</w:t>
+      </w:r>
+      <w:r>
+        <w:rPr>
+          <w:b/>
+          <w:bCs/>
+        </w:rPr>
+        <w:t xml:space="preserve"> –</w:t>
+      </w:r>
+    </w:p>
+    <w:p>
+      <w:pPr>
+        <w:pStyle w:val="ListParagraph"/>
+      </w:pPr>
+      <w:hyperlink r:id="rId55" w:history="1">
+        <w:r>
+          <w:rPr>
+            <w:rStyle w:val="Hyperlink"/>
+          </w:rPr>
+          <w:t>https://assetstore.unity.com/packages/3d/props/weapons/free-rpg-weapons-199738</w:t>
+        </w:r>
+      </w:hyperlink>
+    </w:p>
+    <w:p>
+      <w:pPr>
+        <w:pStyle w:val="ListParagraph"/>
+        <w:numPr>
+          <w:ilvl w:val="0"/>
+          <w:numId w:val="1"/>
+        </w:numPr>
+        <w:rPr>
+          <w:b/>
+          <w:bCs/>
+        </w:rPr>
+      </w:pPr>
+      <w:r>
+        <w:rPr>
+          <w:b/>
+          <w:bCs/>
+        </w:rPr>
+        <w:t>Melee Weapon Trail</w:t>
+      </w:r>
+      <w:r>
+        <w:rPr>
+          <w:b/>
+          <w:bCs/>
+        </w:rPr>
+        <w:t xml:space="preserve"> </w:t>
+      </w:r>
+      <w:r>
+        <w:rPr>
+          <w:b/>
+          <w:bCs/>
+        </w:rPr>
+        <w:t>–</w:t>
+      </w:r>
+    </w:p>
+    <w:p>
+      <w:pPr>
+        <w:pStyle w:val="ListParagraph"/>
+      </w:pPr>
+      <w:hyperlink r:id="rId56" w:history="1">
+        <w:r>
+          <w:rPr>
+            <w:rStyle w:val="Hyperlink"/>
+          </w:rPr>
+          <w:t>https://assetstore.unity.com/packages/tools/particles-effects/melee-weapon-trail-1728</w:t>
+        </w:r>
+      </w:hyperlink>
+    </w:p>
+    <w:p>
+      <w:pPr>
+        <w:pStyle w:val="ListParagraph"/>
+      </w:pPr>
     </w:p>
     <w:p/>
     <w:p/>
     <w:p/>
-    <w:p/>
-    <w:p/>
-    <w:p/>
     <w:p>
       <w:pPr>
         <w:jc w:val="center"/>
@@ -2758,7 +2844,7 @@
       <w:pPr>
         <w:pStyle w:val="ListParagraph"/>
       </w:pPr>
-      <w:hyperlink r:id="rId55" w:history="1">
+      <w:hyperlink r:id="rId57" w:history="1">
         <w:r>
           <w:rPr>
             <w:rStyle w:val="Hyperlink"/>
@@ -2807,7 +2893,7 @@
       <w:pPr>
         <w:pStyle w:val="ListParagraph"/>
       </w:pPr>
-      <w:hyperlink r:id="rId56" w:history="1">
+      <w:hyperlink r:id="rId58" w:history="1">
         <w:r>
           <w:rPr>
             <w:rStyle w:val="Hyperlink"/>
@@ -2861,11 +2947,10 @@
       <w:pPr>
         <w:pStyle w:val="ListParagraph"/>
         <w:rPr>
-          <w:b/>
-          <w:bCs/>
-        </w:rPr>
-      </w:pPr>
-      <w:hyperlink r:id="rId57" w:history="1">
+          <w:rStyle w:val="Hyperlink"/>
+        </w:rPr>
+      </w:pPr>
+      <w:hyperlink r:id="rId59" w:history="1">
         <w:r>
           <w:rPr>
             <w:rStyle w:val="Hyperlink"/>
@@ -2873,6 +2958,107 @@
           <w:t>https://assetstore.unity.com/packages/audio/sound-fx/monster-sfx-111518-132868</w:t>
         </w:r>
       </w:hyperlink>
+    </w:p>
+    <w:p>
+      <w:pPr>
+        <w:pStyle w:val="ListParagraph"/>
+        <w:numPr>
+          <w:ilvl w:val="0"/>
+          <w:numId w:val="1"/>
+        </w:numPr>
+        <w:rPr>
+          <w:b/>
+          <w:bCs/>
+        </w:rPr>
+      </w:pPr>
+      <w:r>
+        <w:rPr>
+          <w:b/>
+          <w:bCs/>
+        </w:rPr>
+        <w:t>Fantasy Tavern Music Pack</w:t>
+      </w:r>
+      <w:r>
+        <w:rPr>
+          <w:b/>
+          <w:bCs/>
+        </w:rPr>
+        <w:t xml:space="preserve"> </w:t>
+      </w:r>
+      <w:r>
+        <w:rPr>
+          <w:b/>
+          <w:bCs/>
+        </w:rPr>
+        <w:t>–</w:t>
+      </w:r>
+    </w:p>
+    <w:p>
+      <w:pPr>
+        <w:pStyle w:val="ListParagraph"/>
+      </w:pPr>
+      <w:hyperlink r:id="rId60" w:history="1">
+        <w:r>
+          <w:rPr>
+            <w:rStyle w:val="Hyperlink"/>
+          </w:rPr>
+          <w:t>https://assetstore.unity.com/packages/audio/music/fantasy-tavern-music-pack-201168</w:t>
+        </w:r>
+      </w:hyperlink>
+    </w:p>
+    <w:p>
+      <w:pPr>
+        <w:pStyle w:val="ListParagraph"/>
+        <w:numPr>
+          <w:ilvl w:val="0"/>
+          <w:numId w:val="1"/>
+        </w:numPr>
+        <w:rPr>
+          <w:b/>
+          <w:bCs/>
+        </w:rPr>
+      </w:pPr>
+      <w:r>
+        <w:rPr>
+          <w:b/>
+          <w:bCs/>
+        </w:rPr>
+        <w:t>Bow and Hammer Sound Effects</w:t>
+      </w:r>
+      <w:r>
+        <w:rPr>
+          <w:b/>
+          <w:bCs/>
+        </w:rPr>
+        <w:t xml:space="preserve"> –</w:t>
+      </w:r>
+    </w:p>
+    <w:p>
+      <w:pPr>
+        <w:pStyle w:val="ListParagraph"/>
+      </w:pPr>
+      <w:hyperlink r:id="rId61" w:history="1">
+        <w:r>
+          <w:rPr>
+            <w:rStyle w:val="Hyperlink"/>
+          </w:rPr>
+          <w:t>https://assetstore.unity.com/packages/audio/sound-fx/weapons/bow-and-hammer-sound-effects-163948</w:t>
+        </w:r>
+      </w:hyperlink>
+    </w:p>
+    <w:p>
+      <w:pPr>
+        <w:pStyle w:val="ListParagraph"/>
+      </w:pPr>
+    </w:p>
+    <w:p>
+      <w:pPr>
+        <w:pStyle w:val="ListParagraph"/>
+        <w:rPr>
+          <w:b/>
+          <w:bCs/>
+        </w:rPr>
+      </w:pPr>
     </w:p>
     <w:p>
       <w:pPr>
@@ -2899,7 +3085,7 @@
   <w:abstractNum w:abstractNumId="0" w15:restartNumberingAfterBreak="0">
     <w:nsid w:val="6F2A7A11"/>
     <w:multiLevelType w:val="hybridMultilevel"/>
-    <w:tmpl w:val="D48449E2"/>
+    <w:tmpl w:val="D94CE520"/>
     <w:lvl w:ilvl="0" w:tplc="08090001">
       <w:start w:val="1"/>
       <w:numFmt w:val="bullet"/>

--- a/References.docx
+++ b/References.docx
@@ -2758,14 +2758,7 @@
           <w:b/>
           <w:bCs/>
         </w:rPr>
-        <w:t>Melee Weapon Trail</w:t>
-      </w:r>
-      <w:r>
-        <w:rPr>
-          <w:b/>
-          <w:bCs/>
-        </w:rPr>
-        <w:t xml:space="preserve"> </w:t>
+        <w:t xml:space="preserve">Melee Weapon Trail </w:t>
       </w:r>
       <w:r>
         <w:rPr>
@@ -3057,6 +3050,185 @@
         <w:rPr>
           <w:b/>
           <w:bCs/>
+        </w:rPr>
+      </w:pPr>
+    </w:p>
+    <w:p>
+      <w:pPr>
+        <w:jc w:val="center"/>
+        <w:rPr>
+          <w:b/>
+          <w:bCs/>
+          <w:sz w:val="44"/>
+          <w:szCs w:val="44"/>
+        </w:rPr>
+      </w:pPr>
+      <w:r>
+        <w:rPr>
+          <w:b/>
+          <w:bCs/>
+          <w:sz w:val="44"/>
+          <w:szCs w:val="44"/>
+        </w:rPr>
+        <w:t>ANIMATION</w:t>
+      </w:r>
+    </w:p>
+    <w:p>
+      <w:pPr>
+        <w:pStyle w:val="ListParagraph"/>
+        <w:numPr>
+          <w:ilvl w:val="0"/>
+          <w:numId w:val="1"/>
+        </w:numPr>
+        <w:rPr>
+          <w:b/>
+          <w:bCs/>
+        </w:rPr>
+      </w:pPr>
+      <w:r>
+        <w:rPr>
+          <w:b/>
+          <w:bCs/>
+        </w:rPr>
+        <w:t xml:space="preserve">RPG Character </w:t>
+      </w:r>
+      <w:proofErr w:type="spellStart"/>
+      <w:r>
+        <w:rPr>
+          <w:b/>
+          <w:bCs/>
+        </w:rPr>
+        <w:t>Mecanim</w:t>
+      </w:r>
+      <w:proofErr w:type="spellEnd"/>
+      <w:r>
+        <w:rPr>
+          <w:b/>
+          <w:bCs/>
+        </w:rPr>
+        <w:t xml:space="preserve"> Animation Pack FREE</w:t>
+      </w:r>
+      <w:r>
+        <w:rPr>
+          <w:b/>
+          <w:bCs/>
+        </w:rPr>
+        <w:t xml:space="preserve"> </w:t>
+      </w:r>
+      <w:r>
+        <w:rPr>
+          <w:b/>
+          <w:bCs/>
+        </w:rPr>
+        <w:t>–</w:t>
+      </w:r>
+    </w:p>
+    <w:p>
+      <w:pPr>
+        <w:pStyle w:val="ListParagraph"/>
+      </w:pPr>
+      <w:hyperlink r:id="rId62" w:history="1">
+        <w:r>
+          <w:rPr>
+            <w:rStyle w:val="Hyperlink"/>
+          </w:rPr>
+          <w:t>https://assetstore.unity.com/packages/3d/animations/rpg-character-mecanim-animation-pack-free-65284</w:t>
+        </w:r>
+      </w:hyperlink>
+    </w:p>
+    <w:p>
+      <w:pPr>
+        <w:pStyle w:val="ListParagraph"/>
+        <w:numPr>
+          <w:ilvl w:val="0"/>
+          <w:numId w:val="1"/>
+        </w:numPr>
+        <w:rPr>
+          <w:b/>
+          <w:bCs/>
+        </w:rPr>
+      </w:pPr>
+      <w:r>
+        <w:rPr>
+          <w:b/>
+          <w:bCs/>
+        </w:rPr>
+        <w:t>Warrior Pack Bundle 2 FREE</w:t>
+      </w:r>
+      <w:r>
+        <w:rPr>
+          <w:b/>
+          <w:bCs/>
+        </w:rPr>
+        <w:t xml:space="preserve"> –</w:t>
+      </w:r>
+    </w:p>
+    <w:p>
+      <w:pPr>
+        <w:pStyle w:val="ListParagraph"/>
+      </w:pPr>
+      <w:hyperlink r:id="rId63" w:history="1">
+        <w:r>
+          <w:rPr>
+            <w:rStyle w:val="Hyperlink"/>
+          </w:rPr>
+          <w:t>https://assetstore.unity.com/packages/3d/animations/warrior-pack-bundle-2-free-42454</w:t>
+        </w:r>
+      </w:hyperlink>
+    </w:p>
+    <w:p>
+      <w:pPr>
+        <w:pStyle w:val="ListParagraph"/>
+        <w:numPr>
+          <w:ilvl w:val="0"/>
+          <w:numId w:val="1"/>
+        </w:numPr>
+        <w:rPr>
+          <w:b/>
+          <w:bCs/>
+        </w:rPr>
+      </w:pPr>
+      <w:r>
+        <w:rPr>
+          <w:b/>
+          <w:bCs/>
+        </w:rPr>
+        <w:t>Warrior Pack Bundle 3 FREE</w:t>
+      </w:r>
+      <w:r>
+        <w:rPr>
+          <w:b/>
+          <w:bCs/>
+        </w:rPr>
+        <w:t xml:space="preserve"> –</w:t>
+      </w:r>
+    </w:p>
+    <w:p>
+      <w:pPr>
+        <w:pStyle w:val="ListParagraph"/>
+      </w:pPr>
+      <w:hyperlink r:id="rId64" w:history="1">
+        <w:r>
+          <w:rPr>
+            <w:rStyle w:val="Hyperlink"/>
+          </w:rPr>
+          <w:t>https://assetstore.unity.com/packages/3d/animations/warrior-pack-bundle-3-free-47320</w:t>
+        </w:r>
+      </w:hyperlink>
+    </w:p>
+    <w:p>
+      <w:pPr>
+        <w:pStyle w:val="ListParagraph"/>
+      </w:pPr>
+    </w:p>
+    <w:p>
+      <w:pPr>
+        <w:jc w:val="center"/>
+        <w:rPr>
+          <w:b/>
+          <w:bCs/>
+          <w:sz w:val="44"/>
+          <w:szCs w:val="44"/>
         </w:rPr>
       </w:pPr>
     </w:p>
@@ -3085,7 +3257,7 @@
   <w:abstractNum w:abstractNumId="0" w15:restartNumberingAfterBreak="0">
     <w:nsid w:val="6F2A7A11"/>
     <w:multiLevelType w:val="hybridMultilevel"/>
-    <w:tmpl w:val="D94CE520"/>
+    <w:tmpl w:val="85E877D0"/>
     <w:lvl w:ilvl="0" w:tplc="08090001">
       <w:start w:val="1"/>
       <w:numFmt w:val="bullet"/>

--- a/References.docx
+++ b/References.docx
@@ -34,21 +34,12 @@
           <w:bCs/>
         </w:rPr>
       </w:pPr>
-      <w:proofErr w:type="spellStart"/>
-      <w:r>
-        <w:rPr>
-          <w:b/>
-          <w:bCs/>
-        </w:rPr>
-        <w:t>Kelt</w:t>
-      </w:r>
-      <w:proofErr w:type="spellEnd"/>
-      <w:r>
-        <w:rPr>
-          <w:b/>
-          <w:bCs/>
-        </w:rPr>
-        <w:t xml:space="preserve"> Caps Freehand Font – </w:t>
+      <w:r>
+        <w:rPr>
+          <w:b/>
+          <w:bCs/>
+        </w:rPr>
+        <w:t xml:space="preserve">Kelt Caps Freehand Font – </w:t>
       </w:r>
     </w:p>
     <w:p>
@@ -151,21 +142,12 @@
           <w:bCs/>
         </w:rPr>
       </w:pPr>
-      <w:proofErr w:type="spellStart"/>
-      <w:r>
-        <w:rPr>
-          <w:b/>
-          <w:bCs/>
-        </w:rPr>
-        <w:t>Resouces</w:t>
-      </w:r>
-      <w:proofErr w:type="spellEnd"/>
-      <w:r>
-        <w:rPr>
-          <w:b/>
-          <w:bCs/>
-        </w:rPr>
-        <w:t xml:space="preserve"> Pack #1</w:t>
+      <w:r>
+        <w:rPr>
+          <w:b/>
+          <w:bCs/>
+        </w:rPr>
+        <w:t>Resouces Pack #1</w:t>
       </w:r>
       <w:r>
         <w:rPr>
@@ -294,17 +276,8 @@
           <w:b/>
           <w:bCs/>
         </w:rPr>
-        <w:t xml:space="preserve">Attack Icons </w:t>
-      </w:r>
-      <w:proofErr w:type="spellStart"/>
-      <w:r>
-        <w:rPr>
-          <w:b/>
-          <w:bCs/>
-        </w:rPr>
-        <w:t>Wesnoth</w:t>
-      </w:r>
-      <w:proofErr w:type="spellEnd"/>
+        <w:t>Attack Icons Wesnoth</w:t>
+      </w:r>
       <w:r>
         <w:rPr>
           <w:b/>
@@ -400,16 +373,24 @@
         </w:rPr>
         <w:t>UI</w:t>
       </w:r>
-    </w:p>
-    <w:p>
-      <w:pPr>
-        <w:pStyle w:val="ListParagraph"/>
-        <w:numPr>
-          <w:ilvl w:val="0"/>
-          <w:numId w:val="1"/>
-        </w:numPr>
-      </w:pPr>
-      <w:proofErr w:type="spellStart"/>
+      <w:r>
+        <w:rPr>
+          <w:b/>
+          <w:bCs/>
+          <w:sz w:val="44"/>
+          <w:szCs w:val="44"/>
+        </w:rPr>
+        <w:t xml:space="preserve"> &amp; PLAYER</w:t>
+      </w:r>
+    </w:p>
+    <w:p>
+      <w:pPr>
+        <w:pStyle w:val="ListParagraph"/>
+        <w:numPr>
+          <w:ilvl w:val="0"/>
+          <w:numId w:val="1"/>
+        </w:numPr>
+      </w:pPr>
       <w:r>
         <w:rPr>
           <w:b/>
@@ -417,7 +398,6 @@
         </w:rPr>
         <w:t>ProBuilder</w:t>
       </w:r>
-      <w:proofErr w:type="spellEnd"/>
       <w:r>
         <w:t xml:space="preserve"> – Unity</w:t>
       </w:r>
@@ -452,7 +432,6 @@
           <w:numId w:val="1"/>
         </w:numPr>
       </w:pPr>
-      <w:proofErr w:type="spellStart"/>
       <w:r>
         <w:rPr>
           <w:b/>
@@ -460,7 +439,6 @@
         </w:rPr>
         <w:t>Cinemachine</w:t>
       </w:r>
-      <w:proofErr w:type="spellEnd"/>
       <w:r>
         <w:t xml:space="preserve"> – Unity</w:t>
       </w:r>
@@ -473,7 +451,6 @@
           <w:numId w:val="1"/>
         </w:numPr>
       </w:pPr>
-      <w:proofErr w:type="spellStart"/>
       <w:r>
         <w:rPr>
           <w:b/>
@@ -481,22 +458,8 @@
         </w:rPr>
         <w:t>ProGrids</w:t>
       </w:r>
-      <w:proofErr w:type="spellEnd"/>
-      <w:r>
-        <w:t xml:space="preserve"> – </w:t>
-      </w:r>
-      <w:proofErr w:type="spellStart"/>
-      <w:proofErr w:type="gramStart"/>
-      <w:r>
-        <w:t>com.unity</w:t>
-      </w:r>
-      <w:proofErr w:type="gramEnd"/>
-      <w:r>
-        <w:t>.progrids</w:t>
-      </w:r>
-      <w:proofErr w:type="spellEnd"/>
-      <w:r>
-        <w:t xml:space="preserve"> (Unity Package Manager)</w:t>
+      <w:r>
+        <w:t xml:space="preserve"> – com.unity.progrids (Unity Package Manager)</w:t>
       </w:r>
     </w:p>
     <w:p>
@@ -733,23 +696,7 @@
           <w:b/>
           <w:bCs/>
         </w:rPr>
-        <w:t xml:space="preserve"> (Props and </w:t>
-      </w:r>
-      <w:proofErr w:type="spellStart"/>
-      <w:r>
-        <w:rPr>
-          <w:b/>
-          <w:bCs/>
-        </w:rPr>
-        <w:t>Furntiures</w:t>
-      </w:r>
-      <w:proofErr w:type="spellEnd"/>
-      <w:r>
-        <w:rPr>
-          <w:b/>
-          <w:bCs/>
-        </w:rPr>
-        <w:t>)</w:t>
+        <w:t xml:space="preserve"> (Props and Furntiures)</w:t>
       </w:r>
       <w:r>
         <w:rPr>
@@ -1125,21 +1072,12 @@
           <w:bCs/>
         </w:rPr>
       </w:pPr>
-      <w:proofErr w:type="spellStart"/>
-      <w:r>
-        <w:rPr>
-          <w:b/>
-          <w:bCs/>
-        </w:rPr>
-        <w:t>Lowpoly</w:t>
-      </w:r>
-      <w:proofErr w:type="spellEnd"/>
-      <w:r>
-        <w:rPr>
-          <w:b/>
-          <w:bCs/>
-        </w:rPr>
-        <w:t xml:space="preserve"> Wells</w:t>
+      <w:r>
+        <w:rPr>
+          <w:b/>
+          <w:bCs/>
+        </w:rPr>
+        <w:t>Lowpoly Wells</w:t>
       </w:r>
       <w:r>
         <w:rPr>
@@ -1282,23 +1220,7 @@
           <w:b/>
           <w:bCs/>
         </w:rPr>
-        <w:t xml:space="preserve">Stylized </w:t>
-      </w:r>
-      <w:proofErr w:type="spellStart"/>
-      <w:r>
-        <w:rPr>
-          <w:b/>
-          <w:bCs/>
-        </w:rPr>
-        <w:t>Environnement</w:t>
-      </w:r>
-      <w:proofErr w:type="spellEnd"/>
-      <w:r>
-        <w:rPr>
-          <w:b/>
-          <w:bCs/>
-        </w:rPr>
-        <w:t xml:space="preserve"> - Free Pack</w:t>
+        <w:t>Stylized Environnement - Free Pack</w:t>
       </w:r>
       <w:r>
         <w:rPr>
@@ -1453,21 +1375,12 @@
           <w:bCs/>
         </w:rPr>
       </w:pPr>
-      <w:proofErr w:type="spellStart"/>
-      <w:r>
-        <w:rPr>
-          <w:b/>
-          <w:bCs/>
-        </w:rPr>
-        <w:t>Handpainted</w:t>
-      </w:r>
-      <w:proofErr w:type="spellEnd"/>
-      <w:r>
-        <w:rPr>
-          <w:b/>
-          <w:bCs/>
-        </w:rPr>
-        <w:t xml:space="preserve"> Forest Pack Lite</w:t>
+      <w:r>
+        <w:rPr>
+          <w:b/>
+          <w:bCs/>
+        </w:rPr>
+        <w:t>Handpainted Forest Pack Lite</w:t>
       </w:r>
       <w:r>
         <w:rPr>
@@ -1622,21 +1535,12 @@
           <w:bCs/>
         </w:rPr>
       </w:pPr>
-      <w:proofErr w:type="spellStart"/>
-      <w:r>
-        <w:rPr>
-          <w:b/>
-          <w:bCs/>
-        </w:rPr>
-        <w:t>Handpainted</w:t>
-      </w:r>
-      <w:proofErr w:type="spellEnd"/>
-      <w:r>
-        <w:rPr>
-          <w:b/>
-          <w:bCs/>
-        </w:rPr>
-        <w:t xml:space="preserve"> Turntable Platforms</w:t>
+      <w:r>
+        <w:rPr>
+          <w:b/>
+          <w:bCs/>
+        </w:rPr>
+        <w:t>Handpainted Turntable Platforms</w:t>
       </w:r>
       <w:r>
         <w:rPr>
@@ -1928,17 +1832,8 @@
           <w:b/>
           <w:bCs/>
         </w:rPr>
-        <w:t xml:space="preserve">Stylized Rock | Agustin </w:t>
-      </w:r>
-      <w:proofErr w:type="spellStart"/>
-      <w:r>
-        <w:rPr>
-          <w:b/>
-          <w:bCs/>
-        </w:rPr>
-        <w:t>Hönnun</w:t>
-      </w:r>
-      <w:proofErr w:type="spellEnd"/>
+        <w:t>Stylized Rock | Agustin Hönnun</w:t>
+      </w:r>
       <w:r>
         <w:rPr>
           <w:b/>
@@ -1951,55 +1846,7 @@
           <w:b/>
           <w:bCs/>
         </w:rPr>
-        <w:t xml:space="preserve">"Stylized Rock | Agustin </w:t>
-      </w:r>
-      <w:proofErr w:type="spellStart"/>
-      <w:r>
-        <w:rPr>
-          <w:b/>
-          <w:bCs/>
-        </w:rPr>
-        <w:t>Hönnun</w:t>
-      </w:r>
-      <w:proofErr w:type="spellEnd"/>
-      <w:r>
-        <w:rPr>
-          <w:b/>
-          <w:bCs/>
-        </w:rPr>
-        <w:t xml:space="preserve">" (https://skfb.ly/6Y8SV) by </w:t>
-      </w:r>
-      <w:proofErr w:type="spellStart"/>
-      <w:r>
-        <w:rPr>
-          <w:b/>
-          <w:bCs/>
-        </w:rPr>
-        <w:t>Agustín</w:t>
-      </w:r>
-      <w:proofErr w:type="spellEnd"/>
-      <w:r>
-        <w:rPr>
-          <w:b/>
-          <w:bCs/>
-        </w:rPr>
-        <w:t xml:space="preserve"> </w:t>
-      </w:r>
-      <w:proofErr w:type="spellStart"/>
-      <w:r>
-        <w:rPr>
-          <w:b/>
-          <w:bCs/>
-        </w:rPr>
-        <w:t>Hönnun</w:t>
-      </w:r>
-      <w:proofErr w:type="spellEnd"/>
-      <w:r>
-        <w:rPr>
-          <w:b/>
-          <w:bCs/>
-        </w:rPr>
-        <w:t xml:space="preserve"> is licensed under Creative Commons Attribution (</w:t>
+        <w:t>"Stylized Rock | Agustin Hönnun" (https://skfb.ly/6Y8SV) by Agustín Hönnun is licensed under Creative Commons Attribution (</w:t>
       </w:r>
       <w:hyperlink r:id="rId41" w:history="1">
         <w:r>
@@ -2016,24 +1863,55 @@
           <w:b/>
           <w:bCs/>
         </w:rPr>
-        <w:t>)</w:t>
-      </w:r>
-      <w:proofErr w:type="gramStart"/>
-      <w:r>
-        <w:rPr>
-          <w:b/>
-          <w:bCs/>
-        </w:rPr>
-        <w:t>.</w:t>
-      </w:r>
-      <w:r>
-        <w:rPr>
-          <w:b/>
-          <w:bCs/>
-        </w:rPr>
-        <w:t xml:space="preserve"> ]</w:t>
-      </w:r>
-      <w:proofErr w:type="gramEnd"/>
+        <w:t>).</w:t>
+      </w:r>
+      <w:r>
+        <w:rPr>
+          <w:b/>
+          <w:bCs/>
+        </w:rPr>
+        <w:t xml:space="preserve"> ] </w:t>
+      </w:r>
+      <w:r>
+        <w:rPr>
+          <w:b/>
+          <w:bCs/>
+        </w:rPr>
+        <w:t>–</w:t>
+      </w:r>
+    </w:p>
+    <w:p>
+      <w:pPr>
+        <w:pStyle w:val="ListParagraph"/>
+      </w:pPr>
+      <w:hyperlink r:id="rId42" w:history="1">
+        <w:r>
+          <w:rPr>
+            <w:rStyle w:val="Hyperlink"/>
+          </w:rPr>
+          <w:t>https://sketchfab.com/3d-models/stylized-rock-agustin-honnun-ae21c3d47cb14323a3bb06ccb562e368</w:t>
+        </w:r>
+      </w:hyperlink>
+    </w:p>
+    <w:p>
+      <w:pPr>
+        <w:pStyle w:val="ListParagraph"/>
+        <w:numPr>
+          <w:ilvl w:val="0"/>
+          <w:numId w:val="1"/>
+        </w:numPr>
+        <w:rPr>
+          <w:b/>
+          <w:bCs/>
+        </w:rPr>
+      </w:pPr>
+      <w:r>
+        <w:rPr>
+          <w:b/>
+          <w:bCs/>
+        </w:rPr>
+        <w:t>Stylized Character Pedestal | Agustin Honnun</w:t>
+      </w:r>
       <w:r>
         <w:rPr>
           <w:b/>
@@ -2046,62 +1924,6 @@
           <w:b/>
           <w:bCs/>
         </w:rPr>
-        <w:t>–</w:t>
-      </w:r>
-    </w:p>
-    <w:p>
-      <w:pPr>
-        <w:pStyle w:val="ListParagraph"/>
-      </w:pPr>
-      <w:hyperlink r:id="rId42" w:history="1">
-        <w:r>
-          <w:rPr>
-            <w:rStyle w:val="Hyperlink"/>
-          </w:rPr>
-          <w:t>https://sketchfab.com/3d-models/stylized-rock-agustin-honnun-ae21c3d47cb14323a3bb06ccb562e368</w:t>
-        </w:r>
-      </w:hyperlink>
-    </w:p>
-    <w:p>
-      <w:pPr>
-        <w:pStyle w:val="ListParagraph"/>
-        <w:numPr>
-          <w:ilvl w:val="0"/>
-          <w:numId w:val="1"/>
-        </w:numPr>
-        <w:rPr>
-          <w:b/>
-          <w:bCs/>
-        </w:rPr>
-      </w:pPr>
-      <w:r>
-        <w:rPr>
-          <w:b/>
-          <w:bCs/>
-        </w:rPr>
-        <w:t xml:space="preserve">Stylized Character Pedestal | Agustin </w:t>
-      </w:r>
-      <w:proofErr w:type="spellStart"/>
-      <w:r>
-        <w:rPr>
-          <w:b/>
-          <w:bCs/>
-        </w:rPr>
-        <w:t>Honnun</w:t>
-      </w:r>
-      <w:proofErr w:type="spellEnd"/>
-      <w:r>
-        <w:rPr>
-          <w:b/>
-          <w:bCs/>
-        </w:rPr>
-        <w:t xml:space="preserve"> </w:t>
-      </w:r>
-      <w:r>
-        <w:rPr>
-          <w:b/>
-          <w:bCs/>
-        </w:rPr>
         <w:t>[</w:t>
       </w:r>
       <w:r>
@@ -2116,55 +1938,7 @@
           <w:b/>
           <w:bCs/>
         </w:rPr>
-        <w:t xml:space="preserve">"Stylized Character Pedestal | Agustin </w:t>
-      </w:r>
-      <w:proofErr w:type="spellStart"/>
-      <w:r>
-        <w:rPr>
-          <w:b/>
-          <w:bCs/>
-        </w:rPr>
-        <w:t>Honnun</w:t>
-      </w:r>
-      <w:proofErr w:type="spellEnd"/>
-      <w:r>
-        <w:rPr>
-          <w:b/>
-          <w:bCs/>
-        </w:rPr>
-        <w:t xml:space="preserve">" (https://skfb.ly/6UQpy) by </w:t>
-      </w:r>
-      <w:proofErr w:type="spellStart"/>
-      <w:r>
-        <w:rPr>
-          <w:b/>
-          <w:bCs/>
-        </w:rPr>
-        <w:t>Agustín</w:t>
-      </w:r>
-      <w:proofErr w:type="spellEnd"/>
-      <w:r>
-        <w:rPr>
-          <w:b/>
-          <w:bCs/>
-        </w:rPr>
-        <w:t xml:space="preserve"> </w:t>
-      </w:r>
-      <w:proofErr w:type="spellStart"/>
-      <w:r>
-        <w:rPr>
-          <w:b/>
-          <w:bCs/>
-        </w:rPr>
-        <w:t>Hönnun</w:t>
-      </w:r>
-      <w:proofErr w:type="spellEnd"/>
-      <w:r>
-        <w:rPr>
-          <w:b/>
-          <w:bCs/>
-        </w:rPr>
-        <w:t xml:space="preserve"> is licensed under Creative Commons Attribution (</w:t>
+        <w:t>"Stylized Character Pedestal | Agustin Honnun" (https://skfb.ly/6UQpy) by Agustín Hönnun is licensed under Creative Commons Attribution (</w:t>
       </w:r>
       <w:hyperlink r:id="rId43" w:history="1">
         <w:r>
@@ -2181,30 +1955,14 @@
           <w:b/>
           <w:bCs/>
         </w:rPr>
-        <w:t>)</w:t>
-      </w:r>
-      <w:proofErr w:type="gramStart"/>
-      <w:r>
-        <w:rPr>
-          <w:b/>
-          <w:bCs/>
-        </w:rPr>
-        <w:t>.</w:t>
-      </w:r>
-      <w:r>
-        <w:rPr>
-          <w:b/>
-          <w:bCs/>
-        </w:rPr>
-        <w:t xml:space="preserve"> ]</w:t>
-      </w:r>
-      <w:proofErr w:type="gramEnd"/>
-      <w:r>
-        <w:rPr>
-          <w:b/>
-          <w:bCs/>
-        </w:rPr>
-        <w:t xml:space="preserve"> </w:t>
+        <w:t>).</w:t>
+      </w:r>
+      <w:r>
+        <w:rPr>
+          <w:b/>
+          <w:bCs/>
+        </w:rPr>
+        <w:t xml:space="preserve"> ] </w:t>
       </w:r>
       <w:r>
         <w:rPr>
@@ -2244,17 +2002,8 @@
           <w:b/>
           <w:bCs/>
         </w:rPr>
-        <w:t xml:space="preserve">Stylized Fences Set | Agustin </w:t>
-      </w:r>
-      <w:proofErr w:type="spellStart"/>
-      <w:r>
-        <w:rPr>
-          <w:b/>
-          <w:bCs/>
-        </w:rPr>
-        <w:t>Honnun</w:t>
-      </w:r>
-      <w:proofErr w:type="spellEnd"/>
+        <w:t>Stylized Fences Set | Agustin Honnun</w:t>
+      </w:r>
       <w:r>
         <w:rPr>
           <w:b/>
@@ -2267,55 +2016,7 @@
           <w:b/>
           <w:bCs/>
         </w:rPr>
-        <w:t xml:space="preserve">"Stylized Fences Set | Agustin </w:t>
-      </w:r>
-      <w:proofErr w:type="spellStart"/>
-      <w:r>
-        <w:rPr>
-          <w:b/>
-          <w:bCs/>
-        </w:rPr>
-        <w:t>Honnun</w:t>
-      </w:r>
-      <w:proofErr w:type="spellEnd"/>
-      <w:r>
-        <w:rPr>
-          <w:b/>
-          <w:bCs/>
-        </w:rPr>
-        <w:t xml:space="preserve">" (https://skfb.ly/6WsVn) by </w:t>
-      </w:r>
-      <w:proofErr w:type="spellStart"/>
-      <w:r>
-        <w:rPr>
-          <w:b/>
-          <w:bCs/>
-        </w:rPr>
-        <w:t>Agustín</w:t>
-      </w:r>
-      <w:proofErr w:type="spellEnd"/>
-      <w:r>
-        <w:rPr>
-          <w:b/>
-          <w:bCs/>
-        </w:rPr>
-        <w:t xml:space="preserve"> </w:t>
-      </w:r>
-      <w:proofErr w:type="spellStart"/>
-      <w:r>
-        <w:rPr>
-          <w:b/>
-          <w:bCs/>
-        </w:rPr>
-        <w:t>Hönnun</w:t>
-      </w:r>
-      <w:proofErr w:type="spellEnd"/>
-      <w:r>
-        <w:rPr>
-          <w:b/>
-          <w:bCs/>
-        </w:rPr>
-        <w:t xml:space="preserve"> is licensed under Creative Commons Attribution (</w:t>
+        <w:t>"Stylized Fences Set | Agustin Honnun" (https://skfb.ly/6WsVn) by Agustín Hönnun is licensed under Creative Commons Attribution (</w:t>
       </w:r>
       <w:hyperlink r:id="rId45" w:history="1">
         <w:r>
@@ -2332,30 +2033,14 @@
           <w:b/>
           <w:bCs/>
         </w:rPr>
-        <w:t>)</w:t>
-      </w:r>
-      <w:proofErr w:type="gramStart"/>
-      <w:r>
-        <w:rPr>
-          <w:b/>
-          <w:bCs/>
-        </w:rPr>
-        <w:t>.</w:t>
-      </w:r>
-      <w:r>
-        <w:rPr>
-          <w:b/>
-          <w:bCs/>
-        </w:rPr>
-        <w:t xml:space="preserve"> ]</w:t>
-      </w:r>
-      <w:proofErr w:type="gramEnd"/>
-      <w:r>
-        <w:rPr>
-          <w:b/>
-          <w:bCs/>
-        </w:rPr>
-        <w:t xml:space="preserve"> – </w:t>
+        <w:t>).</w:t>
+      </w:r>
+      <w:r>
+        <w:rPr>
+          <w:b/>
+          <w:bCs/>
+        </w:rPr>
+        <w:t xml:space="preserve"> ] – </w:t>
       </w:r>
     </w:p>
     <w:p>
@@ -2386,21 +2071,12 @@
           <w:bCs/>
         </w:rPr>
       </w:pPr>
-      <w:proofErr w:type="spellStart"/>
-      <w:r>
-        <w:rPr>
-          <w:b/>
-          <w:bCs/>
-        </w:rPr>
-        <w:t>Lowpoly</w:t>
-      </w:r>
-      <w:proofErr w:type="spellEnd"/>
-      <w:r>
-        <w:rPr>
-          <w:b/>
-          <w:bCs/>
-        </w:rPr>
-        <w:t xml:space="preserve"> Hand Painted Wizard Free low-poly 3D model</w:t>
+      <w:r>
+        <w:rPr>
+          <w:b/>
+          <w:bCs/>
+        </w:rPr>
+        <w:t>Lowpoly Hand Painted Wizard Free low-poly 3D model</w:t>
       </w:r>
       <w:r>
         <w:rPr>
@@ -2863,17 +2539,8 @@
           <w:b/>
           <w:bCs/>
         </w:rPr>
-        <w:t xml:space="preserve">Fantasy </w:t>
-      </w:r>
-      <w:proofErr w:type="spellStart"/>
-      <w:r>
-        <w:rPr>
-          <w:b/>
-          <w:bCs/>
-        </w:rPr>
-        <w:t>Sfx</w:t>
-      </w:r>
-      <w:proofErr w:type="spellEnd"/>
+        <w:t>Fantasy Sfx</w:t>
+      </w:r>
       <w:r>
         <w:rPr>
           <w:b/>
@@ -3090,23 +2757,152 @@
           <w:b/>
           <w:bCs/>
         </w:rPr>
-        <w:t xml:space="preserve">RPG Character </w:t>
-      </w:r>
-      <w:proofErr w:type="spellStart"/>
-      <w:r>
-        <w:rPr>
-          <w:b/>
-          <w:bCs/>
-        </w:rPr>
-        <w:t>Mecanim</w:t>
-      </w:r>
-      <w:proofErr w:type="spellEnd"/>
-      <w:r>
-        <w:rPr>
-          <w:b/>
-          <w:bCs/>
-        </w:rPr>
-        <w:t xml:space="preserve"> Animation Pack FREE</w:t>
+        <w:t>RPG Character Mecanim Animation Pack FREE</w:t>
+      </w:r>
+      <w:r>
+        <w:rPr>
+          <w:b/>
+          <w:bCs/>
+        </w:rPr>
+        <w:t xml:space="preserve"> –</w:t>
+      </w:r>
+    </w:p>
+    <w:p>
+      <w:pPr>
+        <w:pStyle w:val="ListParagraph"/>
+      </w:pPr>
+      <w:hyperlink r:id="rId62" w:history="1">
+        <w:r>
+          <w:rPr>
+            <w:rStyle w:val="Hyperlink"/>
+          </w:rPr>
+          <w:t>https://assetstore.unity.com/packages/3d/animations/rpg-character-mecanim-animation-pack-free-65284</w:t>
+        </w:r>
+      </w:hyperlink>
+    </w:p>
+    <w:p>
+      <w:pPr>
+        <w:pStyle w:val="ListParagraph"/>
+        <w:numPr>
+          <w:ilvl w:val="0"/>
+          <w:numId w:val="1"/>
+        </w:numPr>
+        <w:rPr>
+          <w:b/>
+          <w:bCs/>
+        </w:rPr>
+      </w:pPr>
+      <w:r>
+        <w:rPr>
+          <w:b/>
+          <w:bCs/>
+        </w:rPr>
+        <w:t>Warrior Pack Bundle 2 FREE</w:t>
+      </w:r>
+      <w:r>
+        <w:rPr>
+          <w:b/>
+          <w:bCs/>
+        </w:rPr>
+        <w:t xml:space="preserve"> –</w:t>
+      </w:r>
+    </w:p>
+    <w:p>
+      <w:pPr>
+        <w:pStyle w:val="ListParagraph"/>
+      </w:pPr>
+      <w:hyperlink r:id="rId63" w:history="1">
+        <w:r>
+          <w:rPr>
+            <w:rStyle w:val="Hyperlink"/>
+          </w:rPr>
+          <w:t>https://assetstore.unity.com/packages/3d/animations/warrior-pack-bundle-2-free-42454</w:t>
+        </w:r>
+      </w:hyperlink>
+    </w:p>
+    <w:p>
+      <w:pPr>
+        <w:pStyle w:val="ListParagraph"/>
+        <w:numPr>
+          <w:ilvl w:val="0"/>
+          <w:numId w:val="1"/>
+        </w:numPr>
+        <w:rPr>
+          <w:b/>
+          <w:bCs/>
+        </w:rPr>
+      </w:pPr>
+      <w:r>
+        <w:rPr>
+          <w:b/>
+          <w:bCs/>
+        </w:rPr>
+        <w:t>Warrior Pack Bundle 3 FREE</w:t>
+      </w:r>
+      <w:r>
+        <w:rPr>
+          <w:b/>
+          <w:bCs/>
+        </w:rPr>
+        <w:t xml:space="preserve"> –</w:t>
+      </w:r>
+    </w:p>
+    <w:p>
+      <w:pPr>
+        <w:pStyle w:val="ListParagraph"/>
+      </w:pPr>
+      <w:hyperlink r:id="rId64" w:history="1">
+        <w:r>
+          <w:rPr>
+            <w:rStyle w:val="Hyperlink"/>
+          </w:rPr>
+          <w:t>https://assetstore.unity.com/packages/3d/animations/warrior-pack-bundle-3-free-47320</w:t>
+        </w:r>
+      </w:hyperlink>
+    </w:p>
+    <w:p>
+      <w:pPr>
+        <w:pStyle w:val="ListParagraph"/>
+      </w:pPr>
+    </w:p>
+    <w:p>
+      <w:pPr>
+        <w:jc w:val="center"/>
+        <w:rPr>
+          <w:b/>
+          <w:bCs/>
+          <w:sz w:val="44"/>
+          <w:szCs w:val="44"/>
+        </w:rPr>
+      </w:pPr>
+      <w:r>
+        <w:rPr>
+          <w:b/>
+          <w:bCs/>
+          <w:sz w:val="44"/>
+          <w:szCs w:val="44"/>
+        </w:rPr>
+        <w:t>ENEMIES</w:t>
+      </w:r>
+    </w:p>
+    <w:p>
+      <w:pPr>
+        <w:pStyle w:val="ListParagraph"/>
+        <w:numPr>
+          <w:ilvl w:val="0"/>
+          <w:numId w:val="1"/>
+        </w:numPr>
+        <w:rPr>
+          <w:b/>
+          <w:bCs/>
+        </w:rPr>
+      </w:pPr>
+      <w:r>
+        <w:rPr>
+          <w:b/>
+          <w:bCs/>
+        </w:rPr>
+        <w:t>PBR_Orc-Pig</w:t>
       </w:r>
       <w:r>
         <w:rPr>
@@ -3127,33 +2923,33 @@
       <w:pPr>
         <w:pStyle w:val="ListParagraph"/>
       </w:pPr>
-      <w:hyperlink r:id="rId62" w:history="1">
-        <w:r>
-          <w:rPr>
-            <w:rStyle w:val="Hyperlink"/>
-          </w:rPr>
-          <w:t>https://assetstore.unity.com/packages/3d/animations/rpg-character-mecanim-animation-pack-free-65284</w:t>
-        </w:r>
-      </w:hyperlink>
-    </w:p>
-    <w:p>
-      <w:pPr>
-        <w:pStyle w:val="ListParagraph"/>
-        <w:numPr>
-          <w:ilvl w:val="0"/>
-          <w:numId w:val="1"/>
-        </w:numPr>
-        <w:rPr>
-          <w:b/>
-          <w:bCs/>
-        </w:rPr>
-      </w:pPr>
-      <w:r>
-        <w:rPr>
-          <w:b/>
-          <w:bCs/>
-        </w:rPr>
-        <w:t>Warrior Pack Bundle 2 FREE</w:t>
+      <w:hyperlink r:id="rId65" w:history="1">
+        <w:r>
+          <w:rPr>
+            <w:rStyle w:val="Hyperlink"/>
+          </w:rPr>
+          <w:t>https://assetstore.unity.com/packages/3d/characters/creatures/pbr-orc-pig-109248</w:t>
+        </w:r>
+      </w:hyperlink>
+    </w:p>
+    <w:p>
+      <w:pPr>
+        <w:pStyle w:val="ListParagraph"/>
+        <w:numPr>
+          <w:ilvl w:val="0"/>
+          <w:numId w:val="1"/>
+        </w:numPr>
+        <w:rPr>
+          <w:b/>
+          <w:bCs/>
+        </w:rPr>
+      </w:pPr>
+      <w:r>
+        <w:rPr>
+          <w:b/>
+          <w:bCs/>
+        </w:rPr>
+        <w:t>Spider Green</w:t>
       </w:r>
       <w:r>
         <w:rPr>
@@ -3167,33 +2963,73 @@
       <w:pPr>
         <w:pStyle w:val="ListParagraph"/>
       </w:pPr>
-      <w:hyperlink r:id="rId63" w:history="1">
-        <w:r>
-          <w:rPr>
-            <w:rStyle w:val="Hyperlink"/>
-          </w:rPr>
-          <w:t>https://assetstore.unity.com/packages/3d/animations/warrior-pack-bundle-2-free-42454</w:t>
-        </w:r>
-      </w:hyperlink>
-    </w:p>
-    <w:p>
-      <w:pPr>
-        <w:pStyle w:val="ListParagraph"/>
-        <w:numPr>
-          <w:ilvl w:val="0"/>
-          <w:numId w:val="1"/>
-        </w:numPr>
-        <w:rPr>
-          <w:b/>
-          <w:bCs/>
-        </w:rPr>
-      </w:pPr>
-      <w:r>
-        <w:rPr>
-          <w:b/>
-          <w:bCs/>
-        </w:rPr>
-        <w:t>Warrior Pack Bundle 3 FREE</w:t>
+      <w:hyperlink r:id="rId66" w:history="1">
+        <w:r>
+          <w:rPr>
+            <w:rStyle w:val="Hyperlink"/>
+          </w:rPr>
+          <w:t>https://assetstore.unity.com/packages/3d/characters/animals/insects/spider-green-11869</w:t>
+        </w:r>
+      </w:hyperlink>
+    </w:p>
+    <w:p>
+      <w:pPr>
+        <w:pStyle w:val="ListParagraph"/>
+        <w:numPr>
+          <w:ilvl w:val="0"/>
+          <w:numId w:val="1"/>
+        </w:numPr>
+        <w:rPr>
+          <w:b/>
+          <w:bCs/>
+        </w:rPr>
+      </w:pPr>
+      <w:r>
+        <w:rPr>
+          <w:b/>
+          <w:bCs/>
+        </w:rPr>
+        <w:t>Toon RTS Units - Orcs Demo</w:t>
+      </w:r>
+      <w:r>
+        <w:rPr>
+          <w:b/>
+          <w:bCs/>
+        </w:rPr>
+        <w:t xml:space="preserve"> – </w:t>
+      </w:r>
+    </w:p>
+    <w:p>
+      <w:pPr>
+        <w:pStyle w:val="ListParagraph"/>
+      </w:pPr>
+      <w:hyperlink r:id="rId67" w:history="1">
+        <w:r>
+          <w:rPr>
+            <w:rStyle w:val="Hyperlink"/>
+          </w:rPr>
+          <w:t>https://assetstore.unity.com/packages/3d/characters/humanoids/fantasy/toon-rts-units-orcs-demo-101359</w:t>
+        </w:r>
+      </w:hyperlink>
+    </w:p>
+    <w:p>
+      <w:pPr>
+        <w:pStyle w:val="ListParagraph"/>
+        <w:numPr>
+          <w:ilvl w:val="0"/>
+          <w:numId w:val="1"/>
+        </w:numPr>
+        <w:rPr>
+          <w:b/>
+          <w:bCs/>
+        </w:rPr>
+      </w:pPr>
+      <w:r>
+        <w:rPr>
+          <w:b/>
+          <w:bCs/>
+        </w:rPr>
+        <w:t>Dragon for Boss Monster : HP</w:t>
       </w:r>
       <w:r>
         <w:rPr>
@@ -3207,14 +3043,127 @@
       <w:pPr>
         <w:pStyle w:val="ListParagraph"/>
       </w:pPr>
-      <w:hyperlink r:id="rId64" w:history="1">
-        <w:r>
-          <w:rPr>
-            <w:rStyle w:val="Hyperlink"/>
-          </w:rPr>
-          <w:t>https://assetstore.unity.com/packages/3d/animations/warrior-pack-bundle-3-free-47320</w:t>
-        </w:r>
-      </w:hyperlink>
+      <w:hyperlink r:id="rId68" w:history="1">
+        <w:r>
+          <w:rPr>
+            <w:rStyle w:val="Hyperlink"/>
+          </w:rPr>
+          <w:t>https://assetstore.unity.com/packages/3d/characters/creatures/dragon-for-boss-monster-hp-79398</w:t>
+        </w:r>
+      </w:hyperlink>
+    </w:p>
+    <w:p>
+      <w:pPr>
+        <w:pStyle w:val="ListParagraph"/>
+        <w:numPr>
+          <w:ilvl w:val="0"/>
+          <w:numId w:val="1"/>
+        </w:numPr>
+        <w:rPr>
+          <w:b/>
+          <w:bCs/>
+        </w:rPr>
+      </w:pPr>
+      <w:r>
+        <w:rPr>
+          <w:b/>
+          <w:bCs/>
+        </w:rPr>
+        <w:t xml:space="preserve">RPG </w:t>
+      </w:r>
+      <w:r>
+        <w:rPr>
+          <w:b/>
+          <w:bCs/>
+        </w:rPr>
+        <w:t>–</w:t>
+      </w:r>
+      <w:r>
+        <w:rPr>
+          <w:b/>
+          <w:bCs/>
+        </w:rPr>
+        <w:t xml:space="preserve"> Skeleton</w:t>
+      </w:r>
+      <w:r>
+        <w:rPr>
+          <w:b/>
+          <w:bCs/>
+        </w:rPr>
+        <w:t xml:space="preserve"> –</w:t>
+      </w:r>
+    </w:p>
+    <w:p>
+      <w:pPr>
+        <w:pStyle w:val="ListParagraph"/>
+      </w:pPr>
+      <w:hyperlink r:id="rId69" w:history="1">
+        <w:r>
+          <w:rPr>
+            <w:rStyle w:val="Hyperlink"/>
+          </w:rPr>
+          <w:t>https://assetstore.unity.com/packages/3d/characters/humanoids/fantasy/rpg-skeleton-35463</w:t>
+        </w:r>
+      </w:hyperlink>
+    </w:p>
+    <w:p>
+      <w:pPr>
+        <w:pStyle w:val="ListParagraph"/>
+        <w:numPr>
+          <w:ilvl w:val="0"/>
+          <w:numId w:val="1"/>
+        </w:numPr>
+        <w:rPr>
+          <w:b/>
+          <w:bCs/>
+        </w:rPr>
+      </w:pPr>
+      <w:r>
+        <w:rPr>
+          <w:b/>
+          <w:bCs/>
+        </w:rPr>
+        <w:t xml:space="preserve">Fantasy Monster </w:t>
+      </w:r>
+      <w:r>
+        <w:rPr>
+          <w:b/>
+          <w:bCs/>
+        </w:rPr>
+        <w:t>–</w:t>
+      </w:r>
+      <w:r>
+        <w:rPr>
+          <w:b/>
+          <w:bCs/>
+        </w:rPr>
+        <w:t xml:space="preserve"> Skeleton</w:t>
+      </w:r>
+      <w:r>
+        <w:rPr>
+          <w:b/>
+          <w:bCs/>
+        </w:rPr>
+        <w:t xml:space="preserve"> –</w:t>
+      </w:r>
+    </w:p>
+    <w:p>
+      <w:pPr>
+        <w:pStyle w:val="ListParagraph"/>
+      </w:pPr>
+      <w:hyperlink r:id="rId70" w:history="1">
+        <w:r>
+          <w:rPr>
+            <w:rStyle w:val="Hyperlink"/>
+          </w:rPr>
+          <w:t>https://assetstore.unity.com/packages/3d/characters/humanoids/fantasy-monster-skeleton-35635</w:t>
+        </w:r>
+      </w:hyperlink>
+    </w:p>
+    <w:p>
+      <w:pPr>
+        <w:pStyle w:val="ListParagraph"/>
+      </w:pPr>
     </w:p>
     <w:p>
       <w:pPr>
@@ -3257,7 +3206,7 @@
   <w:abstractNum w:abstractNumId="0" w15:restartNumberingAfterBreak="0">
     <w:nsid w:val="6F2A7A11"/>
     <w:multiLevelType w:val="hybridMultilevel"/>
-    <w:tmpl w:val="85E877D0"/>
+    <w:tmpl w:val="16AAC45E"/>
     <w:lvl w:ilvl="0" w:tplc="08090001">
       <w:start w:val="1"/>
       <w:numFmt w:val="bullet"/>
